--- a/Buzzjuice Courses - Registration Orientation.docx
+++ b/Buzzjuice Courses - Registration Orientation.docx
@@ -555,7 +555,27 @@
           <w:szCs w:val="24"/>
           <w:lang w:eastAsia="en-GH"/>
         </w:rPr>
-        <w:t> (20 questions, 70% needed to pass, 3 attempts max).</w:t>
+        <w:t xml:space="preserve"> (20 questions, </w:t>
+      </w:r>
+      <w:r>
+        <w:rPr>
+          <w:rFonts w:ascii="Segoe UI" w:eastAsia="Times New Roman" w:hAnsi="Segoe UI" w:cs="Segoe UI"/>
+          <w:color w:val="1F2328"/>
+          <w:sz w:val="24"/>
+          <w:szCs w:val="24"/>
+          <w:lang w:val="en-US" w:eastAsia="en-GH"/>
+        </w:rPr>
+        <w:t>no passing grade required</w:t>
+      </w:r>
+      <w:r>
+        <w:rPr>
+          <w:rFonts w:ascii="Segoe UI" w:eastAsia="Times New Roman" w:hAnsi="Segoe UI" w:cs="Segoe UI"/>
+          <w:color w:val="1F2328"/>
+          <w:sz w:val="24"/>
+          <w:szCs w:val="24"/>
+          <w:lang w:eastAsia="en-GH"/>
+        </w:rPr>
+        <w:t>).</w:t>
       </w:r>
       <w:r>
         <w:rPr>
@@ -1103,29 +1123,7 @@
           <w:szCs w:val="24"/>
           <w:lang w:eastAsia="en-GH"/>
         </w:rPr>
-        <w:t xml:space="preserve">When </w:t>
-      </w:r>
-      <w:proofErr w:type="gramStart"/>
-      <w:r>
-        <w:rPr>
-          <w:rFonts w:ascii="Segoe UI" w:eastAsia="Times New Roman" w:hAnsi="Segoe UI" w:cs="Segoe UI"/>
-          <w:color w:val="1F2328"/>
-          <w:sz w:val="24"/>
-          <w:szCs w:val="24"/>
-          <w:lang w:eastAsia="en-GH"/>
-        </w:rPr>
-        <w:t>you</w:t>
-      </w:r>
-      <w:proofErr w:type="gramEnd"/>
-      <w:r>
-        <w:rPr>
-          <w:rFonts w:ascii="Segoe UI" w:eastAsia="Times New Roman" w:hAnsi="Segoe UI" w:cs="Segoe UI"/>
-          <w:color w:val="1F2328"/>
-          <w:sz w:val="24"/>
-          <w:szCs w:val="24"/>
-          <w:lang w:eastAsia="en-GH"/>
-        </w:rPr>
-        <w:t xml:space="preserve"> complete orientation and pass the quiz, you’ll:</w:t>
+        <w:t>When you complete orientation and pass the quiz, you’ll:</w:t>
       </w:r>
     </w:p>
     <w:p>
@@ -3193,29 +3191,7 @@
           <w:szCs w:val="24"/>
           <w:lang w:eastAsia="en-GH"/>
         </w:rPr>
-        <w:t xml:space="preserve">All your course, lesson, and quiz progress </w:t>
-      </w:r>
-      <w:proofErr w:type="gramStart"/>
-      <w:r>
-        <w:rPr>
-          <w:rFonts w:ascii="Segoe UI" w:eastAsia="Times New Roman" w:hAnsi="Segoe UI" w:cs="Segoe UI"/>
-          <w:color w:val="1F2328"/>
-          <w:sz w:val="24"/>
-          <w:szCs w:val="24"/>
-          <w:lang w:eastAsia="en-GH"/>
-        </w:rPr>
-        <w:t>is</w:t>
-      </w:r>
-      <w:proofErr w:type="gramEnd"/>
-      <w:r>
-        <w:rPr>
-          <w:rFonts w:ascii="Segoe UI" w:eastAsia="Times New Roman" w:hAnsi="Segoe UI" w:cs="Segoe UI"/>
-          <w:color w:val="1F2328"/>
-          <w:sz w:val="24"/>
-          <w:szCs w:val="24"/>
-          <w:lang w:eastAsia="en-GH"/>
-        </w:rPr>
-        <w:t xml:space="preserve"> automatically tracked on your dashboard.</w:t>
+        <w:t>All your course, lesson, and quiz progress is automatically tracked on your dashboard.</w:t>
       </w:r>
     </w:p>
     <w:p>
@@ -4493,23 +4469,7 @@
           <w:rFonts w:ascii="Segoe UI" w:hAnsi="Segoe UI" w:cs="Segoe UI"/>
           <w:color w:val="1F2328"/>
         </w:rPr>
-        <w:t xml:space="preserve"> Each course and lesson </w:t>
-      </w:r>
-      <w:proofErr w:type="gramStart"/>
-      <w:r>
-        <w:rPr>
-          <w:rFonts w:ascii="Segoe UI" w:hAnsi="Segoe UI" w:cs="Segoe UI"/>
-          <w:color w:val="1F2328"/>
-        </w:rPr>
-        <w:t>displays</w:t>
-      </w:r>
-      <w:proofErr w:type="gramEnd"/>
-      <w:r>
-        <w:rPr>
-          <w:rFonts w:ascii="Segoe UI" w:hAnsi="Segoe UI" w:cs="Segoe UI"/>
-          <w:color w:val="1F2328"/>
-        </w:rPr>
-        <w:t xml:space="preserve"> the percent you’ve completed</w:t>
+        <w:t> Each course and lesson displays the percent you’ve completed</w:t>
       </w:r>
     </w:p>
     <w:p>
@@ -4971,9 +4931,10 @@
     </w:p>
     <w:p>
       <w:pPr>
+        <w:pStyle w:val="ListParagraph"/>
         <w:numPr>
           <w:ilvl w:val="0"/>
-          <w:numId w:val="17"/>
+          <w:numId w:val="55"/>
         </w:numPr>
         <w:shd w:val="clear" w:color="auto" w:fill="FFFFFF"/>
         <w:spacing w:before="60" w:after="100" w:afterAutospacing="1" w:line="240" w:lineRule="auto"/>
@@ -4987,14 +4948,22 @@
           <w:rFonts w:ascii="Segoe UI" w:hAnsi="Segoe UI" w:cs="Segoe UI"/>
           <w:color w:val="1F2328"/>
         </w:rPr>
-        <w:t>If something is locked, double-check the previous steps or your dashboard for requirements</w:t>
-      </w:r>
-    </w:p>
-    <w:p>
-      <w:pPr>
+        <w:t xml:space="preserve">If </w:t>
+      </w:r>
+      <w:r>
+        <w:rPr>
+          <w:rFonts w:ascii="Segoe UI" w:hAnsi="Segoe UI" w:cs="Segoe UI"/>
+          <w:color w:val="1F2328"/>
+        </w:rPr>
+        <w:t>something is locked, double-check the previous steps or your dashboard for requirements such as an active subscription</w:t>
+      </w:r>
+    </w:p>
+    <w:p>
+      <w:pPr>
+        <w:pStyle w:val="ListParagraph"/>
         <w:numPr>
           <w:ilvl w:val="0"/>
-          <w:numId w:val="17"/>
+          <w:numId w:val="55"/>
         </w:numPr>
         <w:shd w:val="clear" w:color="auto" w:fill="FFFFFF"/>
         <w:spacing w:before="60" w:after="100" w:afterAutospacing="1" w:line="240" w:lineRule="auto"/>
@@ -5666,20 +5635,8 @@
           <w:szCs w:val="24"/>
           <w:lang w:eastAsia="en-GH"/>
         </w:rPr>
-        <w:t xml:space="preserve">Which plans are available &amp; how to </w:t>
-      </w:r>
-      <w:proofErr w:type="gramStart"/>
-      <w:r>
-        <w:rPr>
-          <w:rFonts w:ascii="Segoe UI" w:eastAsia="Times New Roman" w:hAnsi="Segoe UI" w:cs="Segoe UI"/>
-          <w:color w:val="1F2328"/>
-          <w:sz w:val="24"/>
-          <w:szCs w:val="24"/>
-          <w:lang w:eastAsia="en-GH"/>
-        </w:rPr>
-        <w:t>choose</w:t>
-      </w:r>
-      <w:proofErr w:type="gramEnd"/>
+        <w:t>Which plans are available &amp; how to choose</w:t>
+      </w:r>
     </w:p>
     <w:p>
       <w:pPr>
@@ -8101,29 +8058,27 @@
           <w:szCs w:val="24"/>
           <w:lang w:eastAsia="en-GH"/>
         </w:rPr>
-        <w:t> (</w:t>
-      </w:r>
-      <w:proofErr w:type="gramStart"/>
-      <w:r>
-        <w:rPr>
-          <w:rFonts w:ascii="Segoe UI" w:eastAsia="Times New Roman" w:hAnsi="Segoe UI" w:cs="Segoe UI"/>
-          <w:color w:val="1F2328"/>
-          <w:sz w:val="24"/>
-          <w:szCs w:val="24"/>
-          <w:lang w:eastAsia="en-GH"/>
-        </w:rPr>
-        <w:t>after</w:t>
-      </w:r>
-      <w:proofErr w:type="gramEnd"/>
-      <w:r>
-        <w:rPr>
-          <w:rFonts w:ascii="Segoe UI" w:eastAsia="Times New Roman" w:hAnsi="Segoe UI" w:cs="Segoe UI"/>
-          <w:color w:val="1F2328"/>
-          <w:sz w:val="24"/>
-          <w:szCs w:val="24"/>
-          <w:lang w:eastAsia="en-GH"/>
-        </w:rPr>
-        <w:t xml:space="preserve"> 152 days): You’ll be required to redo the Orientation to regain full access.</w:t>
+        <w:t> (after 1</w:t>
+      </w:r>
+      <w:r>
+        <w:rPr>
+          <w:rFonts w:ascii="Segoe UI" w:eastAsia="Times New Roman" w:hAnsi="Segoe UI" w:cs="Segoe UI"/>
+          <w:color w:val="1F2328"/>
+          <w:sz w:val="24"/>
+          <w:szCs w:val="24"/>
+          <w:lang w:val="en-US" w:eastAsia="en-GH"/>
+        </w:rPr>
+        <w:t>000</w:t>
+      </w:r>
+      <w:r>
+        <w:rPr>
+          <w:rFonts w:ascii="Segoe UI" w:eastAsia="Times New Roman" w:hAnsi="Segoe UI" w:cs="Segoe UI"/>
+          <w:color w:val="1F2328"/>
+          <w:sz w:val="24"/>
+          <w:szCs w:val="24"/>
+          <w:lang w:eastAsia="en-GH"/>
+        </w:rPr>
+        <w:t xml:space="preserve"> days): You’ll be required to redo the Orientation to regain full access.</w:t>
       </w:r>
     </w:p>
     <w:p>
@@ -11042,7 +10997,17 @@
           <w:rFonts w:ascii="Segoe UI" w:hAnsi="Segoe UI" w:cs="Segoe UI"/>
           <w:color w:val="1F2328"/>
         </w:rPr>
-        <w:t>20 questions, 20 minutes, 70% to pass, up to 3 attempts</w:t>
+        <w:t xml:space="preserve">20 questions, 20 minutes, </w:t>
+      </w:r>
+      <w:r>
+        <w:rPr>
+          <w:rFonts w:ascii="Segoe UI" w:eastAsia="Times New Roman" w:hAnsi="Segoe UI" w:cs="Segoe UI"/>
+          <w:color w:val="1F2328"/>
+          <w:sz w:val="24"/>
+          <w:szCs w:val="24"/>
+          <w:lang w:val="en-US" w:eastAsia="en-GH"/>
+        </w:rPr>
+        <w:t>no passing grade required</w:t>
       </w:r>
     </w:p>
     <w:p>
@@ -11135,7 +11100,22 @@
           <w:rFonts w:ascii="Segoe UI" w:hAnsi="Segoe UI" w:cs="Segoe UI"/>
           <w:color w:val="1F2328"/>
         </w:rPr>
-        <w:t> Passing orientation earns you the Oriented role, certificate, and a badge (valid 152 days)</w:t>
+        <w:t> Passing orientation earns you the Oriented role, certificate, and a badge (valid 1</w:t>
+      </w:r>
+      <w:r>
+        <w:rPr>
+          <w:rFonts w:ascii="Segoe UI" w:hAnsi="Segoe UI" w:cs="Segoe UI"/>
+          <w:color w:val="1F2328"/>
+          <w:lang w:val="en-US"/>
+        </w:rPr>
+        <w:t>000</w:t>
+      </w:r>
+      <w:r>
+        <w:rPr>
+          <w:rFonts w:ascii="Segoe UI" w:hAnsi="Segoe UI" w:cs="Segoe UI"/>
+          <w:color w:val="1F2328"/>
+        </w:rPr>
+        <w:t xml:space="preserve"> days)</w:t>
       </w:r>
     </w:p>
     <w:p>
@@ -11462,17 +11442,8 @@
           <w:rFonts w:ascii="Segoe UI" w:hAnsi="Segoe UI" w:cs="Segoe UI"/>
           <w:color w:val="1F2328"/>
         </w:rPr>
-        <w:t xml:space="preserve">What responsible participation looks </w:t>
-      </w:r>
-      <w:proofErr w:type="gramStart"/>
-      <w:r>
-        <w:rPr>
-          <w:rFonts w:ascii="Segoe UI" w:hAnsi="Segoe UI" w:cs="Segoe UI"/>
-          <w:color w:val="1F2328"/>
-        </w:rPr>
-        <w:t>like</w:t>
-      </w:r>
-      <w:proofErr w:type="gramEnd"/>
+        <w:t>What responsible participation looks like</w:t>
+      </w:r>
     </w:p>
     <w:p>
       <w:pPr>
@@ -11561,7 +11532,30 @@
           <w:color w:val="1F2328"/>
         </w:rPr>
         <w:br/>
-        <w:t>You must acknowledge—electronically or on-screen—that you have read and understood these bylaws, conduct rules, and assessment policies </w:t>
+      </w:r>
+      <w:r>
+        <w:rPr>
+          <w:rFonts w:ascii="Segoe UI" w:hAnsi="Segoe UI" w:cs="Segoe UI"/>
+          <w:color w:val="1F2328"/>
+          <w:lang w:val="en-US"/>
+        </w:rPr>
+        <w:t>Marking this lesson as complete by tapping on the ‘Mark Complete’ button, y</w:t>
+      </w:r>
+      <w:proofErr w:type="spellStart"/>
+      <w:r>
+        <w:rPr>
+          <w:rFonts w:ascii="Segoe UI" w:hAnsi="Segoe UI" w:cs="Segoe UI"/>
+          <w:color w:val="1F2328"/>
+        </w:rPr>
+        <w:t>ou</w:t>
+      </w:r>
+      <w:proofErr w:type="spellEnd"/>
+      <w:r>
+        <w:rPr>
+          <w:rFonts w:ascii="Segoe UI" w:hAnsi="Segoe UI" w:cs="Segoe UI"/>
+          <w:color w:val="1F2328"/>
+        </w:rPr>
+        <w:t xml:space="preserve"> acknowledge—electronically or on-screen—that you have read and understood these bylaws, conduct rules, and assessment policies </w:t>
       </w:r>
       <w:r>
         <w:rPr>
@@ -13790,7 +13784,14 @@
           <w:rFonts w:ascii="Segoe UI" w:hAnsi="Segoe UI" w:cs="Segoe UI"/>
           <w:color w:val="1F2328"/>
         </w:rPr>
-        <w:t> 70% (14/20 correct)</w:t>
+        <w:t> </w:t>
+      </w:r>
+      <w:r>
+        <w:rPr>
+          <w:rFonts w:ascii="Segoe UI" w:hAnsi="Segoe UI" w:cs="Segoe UI"/>
+          <w:color w:val="1F2328"/>
+        </w:rPr>
+        <w:t>no passing grade required</w:t>
       </w:r>
     </w:p>
     <w:p>
@@ -13819,7 +13820,15 @@
           <w:rFonts w:ascii="Segoe UI" w:hAnsi="Segoe UI" w:cs="Segoe UI"/>
           <w:color w:val="1F2328"/>
         </w:rPr>
-        <w:t> Up to 3 allowed</w:t>
+        <w:t> </w:t>
+      </w:r>
+      <w:r>
+        <w:rPr>
+          <w:rFonts w:ascii="Segoe UI" w:hAnsi="Segoe UI" w:cs="Segoe UI"/>
+          <w:color w:val="1F2328"/>
+          <w:lang w:val="en-US"/>
+        </w:rPr>
+        <w:t>unlimited</w:t>
       </w:r>
     </w:p>
     <w:p>
@@ -13839,8 +13848,25 @@
         <w:rPr>
           <w:rFonts w:ascii="Segoe UI" w:hAnsi="Segoe UI" w:cs="Segoe UI"/>
           <w:color w:val="1F2328"/>
-        </w:rPr>
-        <w:t>If you don’t pass after 3 tries, contact </w:t>
+          <w:lang w:val="en-US"/>
+        </w:rPr>
+        <w:t>C</w:t>
+      </w:r>
+      <w:proofErr w:type="spellStart"/>
+      <w:r>
+        <w:rPr>
+          <w:rFonts w:ascii="Segoe UI" w:hAnsi="Segoe UI" w:cs="Segoe UI"/>
+          <w:color w:val="1F2328"/>
+        </w:rPr>
+        <w:t>ontact</w:t>
+      </w:r>
+      <w:proofErr w:type="spellEnd"/>
+      <w:r>
+        <w:rPr>
+          <w:rFonts w:ascii="Segoe UI" w:hAnsi="Segoe UI" w:cs="Segoe UI"/>
+          <w:color w:val="1F2328"/>
+        </w:rPr>
+        <w:t> </w:t>
       </w:r>
       <w:hyperlink r:id="rId9" w:tgtFrame="_blank" w:history="1">
         <w:r>
@@ -13857,7 +13883,22 @@
           <w:rFonts w:ascii="Segoe UI" w:hAnsi="Segoe UI" w:cs="Segoe UI"/>
           <w:color w:val="1F2328"/>
         </w:rPr>
-        <w:t> for review and help.</w:t>
+        <w:t> for review and help</w:t>
+      </w:r>
+      <w:r>
+        <w:rPr>
+          <w:rFonts w:ascii="Segoe UI" w:hAnsi="Segoe UI" w:cs="Segoe UI"/>
+          <w:color w:val="1F2328"/>
+          <w:lang w:val="en-US"/>
+        </w:rPr>
+        <w:t xml:space="preserve"> if you require assistance</w:t>
+      </w:r>
+      <w:r>
+        <w:rPr>
+          <w:rFonts w:ascii="Segoe UI" w:hAnsi="Segoe UI" w:cs="Segoe UI"/>
+          <w:color w:val="1F2328"/>
+        </w:rPr>
+        <w:t>.</w:t>
       </w:r>
     </w:p>
     <w:p>
@@ -14114,7 +14155,22 @@
           <w:rFonts w:ascii="Segoe UI" w:hAnsi="Segoe UI" w:cs="Segoe UI"/>
           <w:color w:val="1F2328"/>
         </w:rPr>
-        <w:t> Status lasts 152 days. Simply re-complete orientation to continue after that period, if needed.</w:t>
+        <w:t> Status lasts 1</w:t>
+      </w:r>
+      <w:r>
+        <w:rPr>
+          <w:rFonts w:ascii="Segoe UI" w:hAnsi="Segoe UI" w:cs="Segoe UI"/>
+          <w:color w:val="1F2328"/>
+          <w:lang w:val="en-US"/>
+        </w:rPr>
+        <w:t>000</w:t>
+      </w:r>
+      <w:r>
+        <w:rPr>
+          <w:rFonts w:ascii="Segoe UI" w:hAnsi="Segoe UI" w:cs="Segoe UI"/>
+          <w:color w:val="1F2328"/>
+        </w:rPr>
+        <w:t xml:space="preserve"> days. Simply re-complete orientation to continue after that period, if needed.</w:t>
       </w:r>
     </w:p>
     <w:p>
@@ -14593,7 +14649,21 @@
           <w:rFonts w:ascii="Segoe UI" w:hAnsi="Segoe UI" w:cs="Segoe UI"/>
           <w:color w:val="1F2328"/>
         </w:rPr>
-        <w:t>How to take and pass your Orientation Quiz (20 mins, 70%, 3 tries)</w:t>
+        <w:t xml:space="preserve">How to take and pass your Orientation Quiz (20 mins, </w:t>
+      </w:r>
+      <w:r>
+        <w:rPr>
+          <w:rFonts w:ascii="Segoe UI" w:hAnsi="Segoe UI" w:cs="Segoe UI"/>
+          <w:color w:val="1F2328"/>
+        </w:rPr>
+        <w:t>no passing grade required</w:t>
+      </w:r>
+      <w:r>
+        <w:rPr>
+          <w:rFonts w:ascii="Segoe UI" w:hAnsi="Segoe UI" w:cs="Segoe UI"/>
+          <w:color w:val="1F2328"/>
+        </w:rPr>
+        <w:t>)</w:t>
       </w:r>
     </w:p>
     <w:p>
@@ -14614,7 +14684,22 @@
           <w:rFonts w:ascii="Segoe UI" w:hAnsi="Segoe UI" w:cs="Segoe UI"/>
           <w:color w:val="1F2328"/>
         </w:rPr>
-        <w:t>That passing unlocks your Oriented role, badge, and certificate for 152 days</w:t>
+        <w:t>That passing unlocks your Oriented role, badge, and certificate for 1</w:t>
+      </w:r>
+      <w:r>
+        <w:rPr>
+          <w:rFonts w:ascii="Segoe UI" w:hAnsi="Segoe UI" w:cs="Segoe UI"/>
+          <w:color w:val="1F2328"/>
+          <w:lang w:val="en-US"/>
+        </w:rPr>
+        <w:t>000</w:t>
+      </w:r>
+      <w:r>
+        <w:rPr>
+          <w:rFonts w:ascii="Segoe UI" w:hAnsi="Segoe UI" w:cs="Segoe UI"/>
+          <w:color w:val="1F2328"/>
+        </w:rPr>
+        <w:t xml:space="preserve"> days</w:t>
       </w:r>
     </w:p>
     <w:p>
@@ -14683,7 +14768,23 @@
           <w:color w:val="1F2328"/>
         </w:rPr>
         <w:br/>
-        <w:t>To access advanced, gated content—including affiliate earning—maintain an active subscription and make sure your profile/KYC are always complete and up to date.</w:t>
+        <w:t>To access advanced, gated content—including affiliate earning—</w:t>
+      </w:r>
+      <w:r>
+        <w:rPr>
+          <w:rFonts w:ascii="Segoe UI" w:hAnsi="Segoe UI" w:cs="Segoe UI"/>
+          <w:i/>
+          <w:iCs/>
+          <w:color w:val="1F2328"/>
+        </w:rPr>
+        <w:t>maintain an active subscription</w:t>
+      </w:r>
+      <w:r>
+        <w:rPr>
+          <w:rFonts w:ascii="Segoe UI" w:hAnsi="Segoe UI" w:cs="Segoe UI"/>
+          <w:color w:val="1F2328"/>
+        </w:rPr>
+        <w:t xml:space="preserve"> and make sure your profile/KYC are always complete and up to date.</w:t>
       </w:r>
     </w:p>
     <w:p>
@@ -14929,6 +15030,7352 @@
           <w:lang w:val="en-US"/>
         </w:rPr>
       </w:pPr>
+    </w:p>
+    <w:p>
+      <w:pPr>
+        <w:spacing w:before="360" w:after="360"/>
+        <w:rPr>
+          <w:rFonts w:ascii="Times New Roman" w:hAnsi="Times New Roman" w:cs="Times New Roman"/>
+        </w:rPr>
+      </w:pPr>
+      <w:r>
+        <w:pict w14:anchorId="4672F44C">
+          <v:rect id="_x0000_i1186" style="width:0;height:3pt" o:hralign="center" o:hrstd="t" o:hr="t" fillcolor="#a0a0a0" stroked="f"/>
+        </w:pict>
+      </w:r>
+    </w:p>
+    <w:p>
+      <w:pPr>
+        <w:pStyle w:val="Heading1"/>
+        <w:shd w:val="clear" w:color="auto" w:fill="FFFFFF"/>
+        <w:spacing w:before="360" w:beforeAutospacing="0" w:after="240" w:afterAutospacing="0"/>
+        <w:rPr>
+          <w:rFonts w:ascii="Segoe UI" w:hAnsi="Segoe UI" w:cs="Segoe UI"/>
+          <w:color w:val="1F2328"/>
+          <w:lang w:val="en-US"/>
+        </w:rPr>
+      </w:pPr>
+      <w:r>
+        <w:rPr>
+          <w:rFonts w:ascii="Segoe UI Emoji" w:hAnsi="Segoe UI Emoji" w:cs="Segoe UI Emoji"/>
+          <w:color w:val="1F2328"/>
+        </w:rPr>
+        <w:t>🎓</w:t>
+      </w:r>
+      <w:r>
+        <w:rPr>
+          <w:rFonts w:ascii="Segoe UI" w:hAnsi="Segoe UI" w:cs="Segoe UI"/>
+          <w:color w:val="1F2328"/>
+        </w:rPr>
+        <w:t xml:space="preserve"> </w:t>
+      </w:r>
+      <w:bookmarkStart w:id="7" w:name="_Hlk225881092"/>
+      <w:r>
+        <w:rPr>
+          <w:rFonts w:ascii="Segoe UI" w:hAnsi="Segoe UI" w:cs="Segoe UI"/>
+          <w:color w:val="1F2328"/>
+          <w:lang w:val="en-US"/>
+        </w:rPr>
+        <w:t>Quiz: Registration &amp; Orientation Assessment</w:t>
+      </w:r>
+      <w:bookmarkEnd w:id="7"/>
+    </w:p>
+    <w:p>
+      <w:pPr>
+        <w:spacing w:before="360" w:after="360"/>
+        <w:rPr>
+          <w:rFonts w:ascii="Times New Roman" w:hAnsi="Times New Roman" w:cs="Times New Roman"/>
+        </w:rPr>
+      </w:pPr>
+      <w:r>
+        <w:rPr>
+          <w:rFonts w:ascii="Segoe UI" w:eastAsia="Times New Roman" w:hAnsi="Segoe UI" w:cs="Segoe UI"/>
+          <w:b/>
+          <w:bCs/>
+          <w:color w:val="1F2328"/>
+          <w:sz w:val="24"/>
+          <w:szCs w:val="24"/>
+          <w:lang w:val="en-US" w:eastAsia="en-GH"/>
+        </w:rPr>
+        <w:t>Quiz: Registration &amp; Orientation Assessment</w:t>
+      </w:r>
+      <w:r>
+        <w:rPr>
+          <w:rFonts w:ascii="Segoe UI" w:eastAsia="Times New Roman" w:hAnsi="Segoe UI" w:cs="Segoe UI"/>
+          <w:b/>
+          <w:bCs/>
+          <w:color w:val="1F2328"/>
+          <w:sz w:val="24"/>
+          <w:szCs w:val="24"/>
+          <w:lang w:eastAsia="en-GH"/>
+        </w:rPr>
+        <w:t xml:space="preserve"> </w:t>
+      </w:r>
+      <w:r>
+        <w:pict w14:anchorId="4312E379">
+          <v:rect id="_x0000_i1187" style="width:0;height:3pt" o:hralign="center" o:hrstd="t" o:hr="t" fillcolor="#a0a0a0" stroked="f"/>
+        </w:pict>
+      </w:r>
+    </w:p>
+    <w:p>
+      <w:r>
+        <w:t>&lt;?xml version="1.0" encoding="utf-8"?&gt;</w:t>
+      </w:r>
+    </w:p>
+    <w:p>
+      <w:r>
+        <w:t>&lt;</w:t>
+      </w:r>
+      <w:proofErr w:type="spellStart"/>
+      <w:r>
+        <w:t>wpProQuiz</w:t>
+      </w:r>
+      <w:proofErr w:type="spellEnd"/>
+      <w:r>
+        <w:t>&gt;</w:t>
+      </w:r>
+    </w:p>
+    <w:p>
+      <w:r>
+        <w:t xml:space="preserve">    &lt;header version="0.29" </w:t>
+      </w:r>
+      <w:proofErr w:type="spellStart"/>
+      <w:r>
+        <w:t>exportVersion</w:t>
+      </w:r>
+      <w:proofErr w:type="spellEnd"/>
+      <w:r>
+        <w:t xml:space="preserve">="1" </w:t>
+      </w:r>
+      <w:proofErr w:type="spellStart"/>
+      <w:r>
+        <w:t>ld_version</w:t>
+      </w:r>
+      <w:proofErr w:type="spellEnd"/>
+      <w:r>
+        <w:t>="5.0.1.1" LEARNDASH_SETTINGS_DB_VERSION="2.5"/&gt;</w:t>
+      </w:r>
+    </w:p>
+    <w:p>
+      <w:r>
+        <w:t xml:space="preserve">    &lt;data&gt;</w:t>
+      </w:r>
+    </w:p>
+    <w:p>
+      <w:r>
+        <w:t xml:space="preserve">        &lt;quiz&gt;</w:t>
+      </w:r>
+    </w:p>
+    <w:p>
+      <w:r>
+        <w:t xml:space="preserve">            &lt;title </w:t>
+      </w:r>
+      <w:proofErr w:type="spellStart"/>
+      <w:r>
+        <w:t>titleHidden</w:t>
+      </w:r>
+      <w:proofErr w:type="spellEnd"/>
+      <w:r>
+        <w:t>="true"&gt;&lt;![CDATA[Registration &amp; Orientation Assessment]]&gt;&lt;/title&gt;</w:t>
+      </w:r>
+    </w:p>
+    <w:p>
+      <w:r>
+        <w:t xml:space="preserve">            &lt;text&gt;&lt;![CDATA[Welcome to your Registration &amp; Orientation Assessment. This quiz tests your understanding of </w:t>
+      </w:r>
+      <w:proofErr w:type="spellStart"/>
+      <w:r>
+        <w:t>Buzzjuice</w:t>
+      </w:r>
+      <w:proofErr w:type="spellEnd"/>
+      <w:r>
+        <w:t xml:space="preserve"> platform basics, subscriptions, conduct, and the affiliate program pathway. You have 20 minutes to complete 20 questions. There is no minimum passing score—your goal is to demonstrate your comprehension of the material.]]&gt;&lt;/text&gt;</w:t>
+      </w:r>
+    </w:p>
+    <w:p>
+      <w:r>
+        <w:t xml:space="preserve">            &lt;</w:t>
+      </w:r>
+      <w:proofErr w:type="spellStart"/>
+      <w:r>
+        <w:t>resultText</w:t>
+      </w:r>
+      <w:proofErr w:type="spellEnd"/>
+      <w:r>
+        <w:t xml:space="preserve"> </w:t>
+      </w:r>
+      <w:proofErr w:type="spellStart"/>
+      <w:r>
+        <w:t>gradeEnabled</w:t>
+      </w:r>
+      <w:proofErr w:type="spellEnd"/>
+      <w:r>
+        <w:t>="true"&gt;</w:t>
+      </w:r>
+    </w:p>
+    <w:p>
+      <w:r>
+        <w:t xml:space="preserve">                &lt;text </w:t>
+      </w:r>
+      <w:proofErr w:type="spellStart"/>
+      <w:r>
+        <w:t>prozent</w:t>
+      </w:r>
+      <w:proofErr w:type="spellEnd"/>
+      <w:r>
+        <w:t>="0"&gt;&lt;![CDATA[Thank you for completing the Registration &amp; Orientation Assessment. Your responses have been recorded. Upon submission, you will receive your "Registered &amp; Oriented" role, certificate, and badge, unlocking full access to the Courses Landing Page and all BUS1300 Affiliate Management foundation lessons. Congratulations on completing your orientation!]]&gt;&lt;/text&gt;</w:t>
+      </w:r>
+    </w:p>
+    <w:p>
+      <w:r>
+        <w:t xml:space="preserve">            &lt;/</w:t>
+      </w:r>
+      <w:proofErr w:type="spellStart"/>
+      <w:r>
+        <w:t>resultText</w:t>
+      </w:r>
+      <w:proofErr w:type="spellEnd"/>
+      <w:r>
+        <w:t>&gt;</w:t>
+      </w:r>
+    </w:p>
+    <w:p>
+      <w:r>
+        <w:t xml:space="preserve">            &lt;</w:t>
+      </w:r>
+      <w:proofErr w:type="spellStart"/>
+      <w:r>
+        <w:t>btnRestartQuizHidden</w:t>
+      </w:r>
+      <w:proofErr w:type="spellEnd"/>
+      <w:r>
+        <w:t>&gt;false&lt;/</w:t>
+      </w:r>
+      <w:proofErr w:type="spellStart"/>
+      <w:r>
+        <w:t>btnRestartQuizHidden</w:t>
+      </w:r>
+      <w:proofErr w:type="spellEnd"/>
+      <w:r>
+        <w:t>&gt;</w:t>
+      </w:r>
+    </w:p>
+    <w:p>
+      <w:r>
+        <w:t xml:space="preserve">            &lt;</w:t>
+      </w:r>
+      <w:proofErr w:type="spellStart"/>
+      <w:r>
+        <w:t>btnViewQuestionHidden</w:t>
+      </w:r>
+      <w:proofErr w:type="spellEnd"/>
+      <w:r>
+        <w:t>&gt;false&lt;/</w:t>
+      </w:r>
+      <w:proofErr w:type="spellStart"/>
+      <w:r>
+        <w:t>btnViewQuestionHidden</w:t>
+      </w:r>
+      <w:proofErr w:type="spellEnd"/>
+      <w:r>
+        <w:t>&gt;</w:t>
+      </w:r>
+    </w:p>
+    <w:p>
+      <w:r>
+        <w:t xml:space="preserve">            &lt;</w:t>
+      </w:r>
+      <w:proofErr w:type="spellStart"/>
+      <w:r>
+        <w:t>questionRandom</w:t>
+      </w:r>
+      <w:proofErr w:type="spellEnd"/>
+      <w:r>
+        <w:t>&gt;true&lt;/</w:t>
+      </w:r>
+      <w:proofErr w:type="spellStart"/>
+      <w:r>
+        <w:t>questionRandom</w:t>
+      </w:r>
+      <w:proofErr w:type="spellEnd"/>
+      <w:r>
+        <w:t>&gt;</w:t>
+      </w:r>
+    </w:p>
+    <w:p>
+      <w:r>
+        <w:t xml:space="preserve">            &lt;</w:t>
+      </w:r>
+      <w:proofErr w:type="spellStart"/>
+      <w:r>
+        <w:t>answerRandom</w:t>
+      </w:r>
+      <w:proofErr w:type="spellEnd"/>
+      <w:r>
+        <w:t>&gt;true&lt;/</w:t>
+      </w:r>
+      <w:proofErr w:type="spellStart"/>
+      <w:r>
+        <w:t>answerRandom</w:t>
+      </w:r>
+      <w:proofErr w:type="spellEnd"/>
+      <w:r>
+        <w:t>&gt;</w:t>
+      </w:r>
+    </w:p>
+    <w:p>
+      <w:r>
+        <w:t xml:space="preserve">            &lt;</w:t>
+      </w:r>
+      <w:proofErr w:type="spellStart"/>
+      <w:r>
+        <w:t>timeLimit</w:t>
+      </w:r>
+      <w:proofErr w:type="spellEnd"/>
+      <w:r>
+        <w:t>&gt;1200&lt;/</w:t>
+      </w:r>
+      <w:proofErr w:type="spellStart"/>
+      <w:r>
+        <w:t>timeLimit</w:t>
+      </w:r>
+      <w:proofErr w:type="spellEnd"/>
+      <w:r>
+        <w:t>&gt;</w:t>
+      </w:r>
+    </w:p>
+    <w:p>
+      <w:r>
+        <w:t xml:space="preserve">            &lt;</w:t>
+      </w:r>
+      <w:proofErr w:type="spellStart"/>
+      <w:r>
+        <w:t>showPoints</w:t>
+      </w:r>
+      <w:proofErr w:type="spellEnd"/>
+      <w:r>
+        <w:t>&gt;true&lt;/</w:t>
+      </w:r>
+      <w:proofErr w:type="spellStart"/>
+      <w:r>
+        <w:t>showPoints</w:t>
+      </w:r>
+      <w:proofErr w:type="spellEnd"/>
+      <w:r>
+        <w:t>&gt;</w:t>
+      </w:r>
+    </w:p>
+    <w:p>
+      <w:r>
+        <w:t xml:space="preserve">            &lt;statistic activated="true" </w:t>
+      </w:r>
+      <w:proofErr w:type="spellStart"/>
+      <w:r>
+        <w:t>ipLock</w:t>
+      </w:r>
+      <w:proofErr w:type="spellEnd"/>
+      <w:r>
+        <w:t>="300"/&gt;</w:t>
+      </w:r>
+    </w:p>
+    <w:p>
+      <w:r>
+        <w:lastRenderedPageBreak/>
+        <w:t xml:space="preserve">            &lt;</w:t>
+      </w:r>
+      <w:proofErr w:type="spellStart"/>
+      <w:r>
+        <w:t>quizRunOnce</w:t>
+      </w:r>
+      <w:proofErr w:type="spellEnd"/>
+      <w:r>
+        <w:t xml:space="preserve"> type="0" cookie="false" time="0"&gt;false&lt;/</w:t>
+      </w:r>
+      <w:proofErr w:type="spellStart"/>
+      <w:r>
+        <w:t>quizRunOnce</w:t>
+      </w:r>
+      <w:proofErr w:type="spellEnd"/>
+      <w:r>
+        <w:t>&gt;</w:t>
+      </w:r>
+    </w:p>
+    <w:p>
+      <w:r>
+        <w:t xml:space="preserve">            &lt;</w:t>
+      </w:r>
+      <w:proofErr w:type="spellStart"/>
+      <w:r>
+        <w:t>numberedAnswer</w:t>
+      </w:r>
+      <w:proofErr w:type="spellEnd"/>
+      <w:r>
+        <w:t>&gt;false&lt;/</w:t>
+      </w:r>
+      <w:proofErr w:type="spellStart"/>
+      <w:r>
+        <w:t>numberedAnswer</w:t>
+      </w:r>
+      <w:proofErr w:type="spellEnd"/>
+      <w:r>
+        <w:t>&gt;</w:t>
+      </w:r>
+    </w:p>
+    <w:p>
+      <w:r>
+        <w:t xml:space="preserve">            &lt;</w:t>
+      </w:r>
+      <w:proofErr w:type="spellStart"/>
+      <w:r>
+        <w:t>hideAnswerMessageBox</w:t>
+      </w:r>
+      <w:proofErr w:type="spellEnd"/>
+      <w:r>
+        <w:t>&gt;false&lt;/</w:t>
+      </w:r>
+      <w:proofErr w:type="spellStart"/>
+      <w:r>
+        <w:t>hideAnswerMessageBox</w:t>
+      </w:r>
+      <w:proofErr w:type="spellEnd"/>
+      <w:r>
+        <w:t>&gt;</w:t>
+      </w:r>
+    </w:p>
+    <w:p>
+      <w:r>
+        <w:t xml:space="preserve">            &lt;</w:t>
+      </w:r>
+      <w:proofErr w:type="spellStart"/>
+      <w:r>
+        <w:t>disabledAnswerMark</w:t>
+      </w:r>
+      <w:proofErr w:type="spellEnd"/>
+      <w:r>
+        <w:t>&gt;false&lt;/</w:t>
+      </w:r>
+      <w:proofErr w:type="spellStart"/>
+      <w:r>
+        <w:t>disabledAnswerMark</w:t>
+      </w:r>
+      <w:proofErr w:type="spellEnd"/>
+      <w:r>
+        <w:t>&gt;</w:t>
+      </w:r>
+    </w:p>
+    <w:p>
+      <w:r>
+        <w:t xml:space="preserve">            &lt;</w:t>
+      </w:r>
+      <w:proofErr w:type="spellStart"/>
+      <w:r>
+        <w:t>showMaxQuestion</w:t>
+      </w:r>
+      <w:proofErr w:type="spellEnd"/>
+      <w:r>
+        <w:t xml:space="preserve"> </w:t>
+      </w:r>
+      <w:proofErr w:type="spellStart"/>
+      <w:r>
+        <w:t>showMaxQuestionValue</w:t>
+      </w:r>
+      <w:proofErr w:type="spellEnd"/>
+      <w:r>
+        <w:t xml:space="preserve">="0" </w:t>
+      </w:r>
+      <w:proofErr w:type="spellStart"/>
+      <w:r>
+        <w:t>showMaxQuestionPercent</w:t>
+      </w:r>
+      <w:proofErr w:type="spellEnd"/>
+      <w:r>
+        <w:t>="false"&gt;false&lt;/</w:t>
+      </w:r>
+      <w:proofErr w:type="spellStart"/>
+      <w:r>
+        <w:t>showMaxQuestion</w:t>
+      </w:r>
+      <w:proofErr w:type="spellEnd"/>
+      <w:r>
+        <w:t>&gt;</w:t>
+      </w:r>
+    </w:p>
+    <w:p>
+      <w:r>
+        <w:t xml:space="preserve">            &lt;</w:t>
+      </w:r>
+      <w:proofErr w:type="spellStart"/>
+      <w:r>
+        <w:t>toplist</w:t>
+      </w:r>
+      <w:proofErr w:type="spellEnd"/>
+      <w:r>
+        <w:t xml:space="preserve"> activated="true"&gt;</w:t>
+      </w:r>
+    </w:p>
+    <w:p>
+      <w:r>
+        <w:t xml:space="preserve">                &lt;</w:t>
+      </w:r>
+      <w:proofErr w:type="spellStart"/>
+      <w:r>
+        <w:t>toplistDataAddPermissions</w:t>
+      </w:r>
+      <w:proofErr w:type="spellEnd"/>
+      <w:r>
+        <w:t>&gt;2&lt;/</w:t>
+      </w:r>
+      <w:proofErr w:type="spellStart"/>
+      <w:r>
+        <w:t>toplistDataAddPermissions</w:t>
+      </w:r>
+      <w:proofErr w:type="spellEnd"/>
+      <w:r>
+        <w:t>&gt;</w:t>
+      </w:r>
+    </w:p>
+    <w:p>
+      <w:r>
+        <w:t xml:space="preserve">                &lt;</w:t>
+      </w:r>
+      <w:proofErr w:type="spellStart"/>
+      <w:r>
+        <w:t>toplistDataSort</w:t>
+      </w:r>
+      <w:proofErr w:type="spellEnd"/>
+      <w:r>
+        <w:t>&gt;1&lt;/</w:t>
+      </w:r>
+      <w:proofErr w:type="spellStart"/>
+      <w:r>
+        <w:t>toplistDataSort</w:t>
+      </w:r>
+      <w:proofErr w:type="spellEnd"/>
+      <w:r>
+        <w:t>&gt;</w:t>
+      </w:r>
+    </w:p>
+    <w:p>
+      <w:r>
+        <w:t xml:space="preserve">                &lt;</w:t>
+      </w:r>
+      <w:proofErr w:type="spellStart"/>
+      <w:r>
+        <w:t>toplistDataAddMultiple</w:t>
+      </w:r>
+      <w:proofErr w:type="spellEnd"/>
+      <w:r>
+        <w:t>&gt;false&lt;/</w:t>
+      </w:r>
+      <w:proofErr w:type="spellStart"/>
+      <w:r>
+        <w:t>toplistDataAddMultiple</w:t>
+      </w:r>
+      <w:proofErr w:type="spellEnd"/>
+      <w:r>
+        <w:t>&gt;</w:t>
+      </w:r>
+    </w:p>
+    <w:p>
+      <w:r>
+        <w:t xml:space="preserve">                &lt;</w:t>
+      </w:r>
+      <w:proofErr w:type="spellStart"/>
+      <w:r>
+        <w:t>toplistDataAddBlock</w:t>
+      </w:r>
+      <w:proofErr w:type="spellEnd"/>
+      <w:r>
+        <w:t>&gt;0&lt;/</w:t>
+      </w:r>
+      <w:proofErr w:type="spellStart"/>
+      <w:r>
+        <w:t>toplistDataAddBlock</w:t>
+      </w:r>
+      <w:proofErr w:type="spellEnd"/>
+      <w:r>
+        <w:t>&gt;</w:t>
+      </w:r>
+    </w:p>
+    <w:p>
+      <w:r>
+        <w:t xml:space="preserve">                &lt;</w:t>
+      </w:r>
+      <w:proofErr w:type="spellStart"/>
+      <w:r>
+        <w:t>toplistDataShowLimit</w:t>
+      </w:r>
+      <w:proofErr w:type="spellEnd"/>
+      <w:r>
+        <w:t>&gt;0&lt;/</w:t>
+      </w:r>
+      <w:proofErr w:type="spellStart"/>
+      <w:r>
+        <w:t>toplistDataShowLimit</w:t>
+      </w:r>
+      <w:proofErr w:type="spellEnd"/>
+      <w:r>
+        <w:t>&gt;</w:t>
+      </w:r>
+    </w:p>
+    <w:p>
+      <w:r>
+        <w:t xml:space="preserve">                &lt;</w:t>
+      </w:r>
+      <w:proofErr w:type="spellStart"/>
+      <w:r>
+        <w:t>toplistDataShowIn</w:t>
+      </w:r>
+      <w:proofErr w:type="spellEnd"/>
+      <w:r>
+        <w:t>&gt;2&lt;/</w:t>
+      </w:r>
+      <w:proofErr w:type="spellStart"/>
+      <w:r>
+        <w:t>toplistDataShowIn</w:t>
+      </w:r>
+      <w:proofErr w:type="spellEnd"/>
+      <w:r>
+        <w:t>&gt;</w:t>
+      </w:r>
+    </w:p>
+    <w:p>
+      <w:r>
+        <w:t xml:space="preserve">                &lt;</w:t>
+      </w:r>
+      <w:proofErr w:type="spellStart"/>
+      <w:r>
+        <w:t>toplistDataCaptcha</w:t>
+      </w:r>
+      <w:proofErr w:type="spellEnd"/>
+      <w:r>
+        <w:t>&gt;false&lt;/</w:t>
+      </w:r>
+      <w:proofErr w:type="spellStart"/>
+      <w:r>
+        <w:t>toplistDataCaptcha</w:t>
+      </w:r>
+      <w:proofErr w:type="spellEnd"/>
+      <w:r>
+        <w:t>&gt;</w:t>
+      </w:r>
+    </w:p>
+    <w:p>
+      <w:r>
+        <w:t xml:space="preserve">                &lt;</w:t>
+      </w:r>
+      <w:proofErr w:type="spellStart"/>
+      <w:r>
+        <w:t>toplistDataAddAutomatic</w:t>
+      </w:r>
+      <w:proofErr w:type="spellEnd"/>
+      <w:r>
+        <w:t>&gt;true&lt;/</w:t>
+      </w:r>
+      <w:proofErr w:type="spellStart"/>
+      <w:r>
+        <w:t>toplistDataAddAutomatic</w:t>
+      </w:r>
+      <w:proofErr w:type="spellEnd"/>
+      <w:r>
+        <w:t>&gt;</w:t>
+      </w:r>
+    </w:p>
+    <w:p>
+      <w:r>
+        <w:t xml:space="preserve">            &lt;/</w:t>
+      </w:r>
+      <w:proofErr w:type="spellStart"/>
+      <w:r>
+        <w:t>toplist</w:t>
+      </w:r>
+      <w:proofErr w:type="spellEnd"/>
+      <w:r>
+        <w:t>&gt;</w:t>
+      </w:r>
+    </w:p>
+    <w:p>
+      <w:r>
+        <w:t xml:space="preserve">            &lt;</w:t>
+      </w:r>
+      <w:proofErr w:type="spellStart"/>
+      <w:r>
+        <w:t>showAverageResult</w:t>
+      </w:r>
+      <w:proofErr w:type="spellEnd"/>
+      <w:r>
+        <w:t>&gt;true&lt;/</w:t>
+      </w:r>
+      <w:proofErr w:type="spellStart"/>
+      <w:r>
+        <w:t>showAverageResult</w:t>
+      </w:r>
+      <w:proofErr w:type="spellEnd"/>
+      <w:r>
+        <w:t>&gt;</w:t>
+      </w:r>
+    </w:p>
+    <w:p>
+      <w:r>
+        <w:t xml:space="preserve">            &lt;prerequisite&gt;false&lt;/prerequisite&gt;</w:t>
+      </w:r>
+    </w:p>
+    <w:p>
+      <w:r>
+        <w:t xml:space="preserve">            &lt;</w:t>
+      </w:r>
+      <w:proofErr w:type="spellStart"/>
+      <w:r>
+        <w:t>showReviewQuestion</w:t>
+      </w:r>
+      <w:proofErr w:type="spellEnd"/>
+      <w:r>
+        <w:t>&gt;true&lt;/</w:t>
+      </w:r>
+      <w:proofErr w:type="spellStart"/>
+      <w:r>
+        <w:t>showReviewQuestion</w:t>
+      </w:r>
+      <w:proofErr w:type="spellEnd"/>
+      <w:r>
+        <w:t>&gt;</w:t>
+      </w:r>
+    </w:p>
+    <w:p>
+      <w:r>
+        <w:t xml:space="preserve">            &lt;</w:t>
+      </w:r>
+      <w:proofErr w:type="spellStart"/>
+      <w:r>
+        <w:t>quizSummaryHide</w:t>
+      </w:r>
+      <w:proofErr w:type="spellEnd"/>
+      <w:r>
+        <w:t>&gt;false&lt;/</w:t>
+      </w:r>
+      <w:proofErr w:type="spellStart"/>
+      <w:r>
+        <w:t>quizSummaryHide</w:t>
+      </w:r>
+      <w:proofErr w:type="spellEnd"/>
+      <w:r>
+        <w:t>&gt;</w:t>
+      </w:r>
+    </w:p>
+    <w:p>
+      <w:r>
+        <w:t xml:space="preserve">            &lt;</w:t>
+      </w:r>
+      <w:proofErr w:type="spellStart"/>
+      <w:r>
+        <w:t>skipQuestionDisabled</w:t>
+      </w:r>
+      <w:proofErr w:type="spellEnd"/>
+      <w:r>
+        <w:t>&gt;false&lt;/</w:t>
+      </w:r>
+      <w:proofErr w:type="spellStart"/>
+      <w:r>
+        <w:t>skipQuestionDisabled</w:t>
+      </w:r>
+      <w:proofErr w:type="spellEnd"/>
+      <w:r>
+        <w:t>&gt;</w:t>
+      </w:r>
+    </w:p>
+    <w:p>
+      <w:r>
+        <w:t xml:space="preserve">            &lt;</w:t>
+      </w:r>
+      <w:proofErr w:type="spellStart"/>
+      <w:r>
+        <w:t>emailNotification</w:t>
+      </w:r>
+      <w:proofErr w:type="spellEnd"/>
+      <w:r>
+        <w:t>&gt;0&lt;/</w:t>
+      </w:r>
+      <w:proofErr w:type="spellStart"/>
+      <w:r>
+        <w:t>emailNotification</w:t>
+      </w:r>
+      <w:proofErr w:type="spellEnd"/>
+      <w:r>
+        <w:t>&gt;</w:t>
+      </w:r>
+    </w:p>
+    <w:p>
+      <w:r>
+        <w:t xml:space="preserve">            &lt;</w:t>
+      </w:r>
+      <w:proofErr w:type="spellStart"/>
+      <w:r>
+        <w:t>userEmailNotification</w:t>
+      </w:r>
+      <w:proofErr w:type="spellEnd"/>
+      <w:r>
+        <w:t>&gt;false&lt;/</w:t>
+      </w:r>
+      <w:proofErr w:type="spellStart"/>
+      <w:r>
+        <w:t>userEmailNotification</w:t>
+      </w:r>
+      <w:proofErr w:type="spellEnd"/>
+      <w:r>
+        <w:t>&gt;</w:t>
+      </w:r>
+    </w:p>
+    <w:p>
+      <w:r>
+        <w:t xml:space="preserve">            &lt;</w:t>
+      </w:r>
+      <w:proofErr w:type="spellStart"/>
+      <w:r>
+        <w:t>showCategoryScore</w:t>
+      </w:r>
+      <w:proofErr w:type="spellEnd"/>
+      <w:r>
+        <w:t>&gt;false&lt;/</w:t>
+      </w:r>
+      <w:proofErr w:type="spellStart"/>
+      <w:r>
+        <w:t>showCategoryScore</w:t>
+      </w:r>
+      <w:proofErr w:type="spellEnd"/>
+      <w:r>
+        <w:t>&gt;</w:t>
+      </w:r>
+    </w:p>
+    <w:p>
+      <w:r>
+        <w:t xml:space="preserve">            &lt;</w:t>
+      </w:r>
+      <w:proofErr w:type="spellStart"/>
+      <w:r>
+        <w:t>hideResultCorrectQuestion</w:t>
+      </w:r>
+      <w:proofErr w:type="spellEnd"/>
+      <w:r>
+        <w:t>&gt;false&lt;/</w:t>
+      </w:r>
+      <w:proofErr w:type="spellStart"/>
+      <w:r>
+        <w:t>hideResultCorrectQuestion</w:t>
+      </w:r>
+      <w:proofErr w:type="spellEnd"/>
+      <w:r>
+        <w:t>&gt;</w:t>
+      </w:r>
+    </w:p>
+    <w:p>
+      <w:r>
+        <w:t xml:space="preserve">            &lt;</w:t>
+      </w:r>
+      <w:proofErr w:type="spellStart"/>
+      <w:r>
+        <w:t>hideResultQuizTime</w:t>
+      </w:r>
+      <w:proofErr w:type="spellEnd"/>
+      <w:r>
+        <w:t>&gt;false&lt;/</w:t>
+      </w:r>
+      <w:proofErr w:type="spellStart"/>
+      <w:r>
+        <w:t>hideResultQuizTime</w:t>
+      </w:r>
+      <w:proofErr w:type="spellEnd"/>
+      <w:r>
+        <w:t>&gt;</w:t>
+      </w:r>
+    </w:p>
+    <w:p>
+      <w:r>
+        <w:t xml:space="preserve">            &lt;</w:t>
+      </w:r>
+      <w:proofErr w:type="spellStart"/>
+      <w:r>
+        <w:t>hideResultPoints</w:t>
+      </w:r>
+      <w:proofErr w:type="spellEnd"/>
+      <w:r>
+        <w:t>&gt;false&lt;/</w:t>
+      </w:r>
+      <w:proofErr w:type="spellStart"/>
+      <w:r>
+        <w:t>hideResultPoints</w:t>
+      </w:r>
+      <w:proofErr w:type="spellEnd"/>
+      <w:r>
+        <w:t>&gt;</w:t>
+      </w:r>
+    </w:p>
+    <w:p>
+      <w:r>
+        <w:t xml:space="preserve">            &lt;</w:t>
+      </w:r>
+      <w:proofErr w:type="spellStart"/>
+      <w:r>
+        <w:t>autostart</w:t>
+      </w:r>
+      <w:proofErr w:type="spellEnd"/>
+      <w:r>
+        <w:t>&gt;false&lt;/</w:t>
+      </w:r>
+      <w:proofErr w:type="spellStart"/>
+      <w:r>
+        <w:t>autostart</w:t>
+      </w:r>
+      <w:proofErr w:type="spellEnd"/>
+      <w:r>
+        <w:t>&gt;</w:t>
+      </w:r>
+    </w:p>
+    <w:p>
+      <w:r>
+        <w:t xml:space="preserve">            &lt;</w:t>
+      </w:r>
+      <w:proofErr w:type="spellStart"/>
+      <w:r>
+        <w:t>forcingQuestionSolve</w:t>
+      </w:r>
+      <w:proofErr w:type="spellEnd"/>
+      <w:r>
+        <w:t>&gt;false&lt;/</w:t>
+      </w:r>
+      <w:proofErr w:type="spellStart"/>
+      <w:r>
+        <w:t>forcingQuestionSolve</w:t>
+      </w:r>
+      <w:proofErr w:type="spellEnd"/>
+      <w:r>
+        <w:t>&gt;</w:t>
+      </w:r>
+    </w:p>
+    <w:p>
+      <w:r>
+        <w:t xml:space="preserve">            &lt;hideQuestionPositionOverview&gt;true&lt;/hideQuestionPositionOverview&gt;</w:t>
+      </w:r>
+    </w:p>
+    <w:p>
+      <w:r>
+        <w:t xml:space="preserve">            &lt;</w:t>
+      </w:r>
+      <w:proofErr w:type="spellStart"/>
+      <w:r>
+        <w:t>hideQuestionNumbering</w:t>
+      </w:r>
+      <w:proofErr w:type="spellEnd"/>
+      <w:r>
+        <w:t>&gt;true&lt;/</w:t>
+      </w:r>
+      <w:proofErr w:type="spellStart"/>
+      <w:r>
+        <w:t>hideQuestionNumbering</w:t>
+      </w:r>
+      <w:proofErr w:type="spellEnd"/>
+      <w:r>
+        <w:t>&gt;</w:t>
+      </w:r>
+    </w:p>
+    <w:p>
+      <w:r>
+        <w:lastRenderedPageBreak/>
+        <w:t xml:space="preserve">            &lt;</w:t>
+      </w:r>
+      <w:proofErr w:type="spellStart"/>
+      <w:r>
+        <w:t>sortCategories</w:t>
+      </w:r>
+      <w:proofErr w:type="spellEnd"/>
+      <w:r>
+        <w:t>&gt;false&lt;/</w:t>
+      </w:r>
+      <w:proofErr w:type="spellStart"/>
+      <w:r>
+        <w:t>sortCategories</w:t>
+      </w:r>
+      <w:proofErr w:type="spellEnd"/>
+      <w:r>
+        <w:t>&gt;</w:t>
+      </w:r>
+    </w:p>
+    <w:p>
+      <w:r>
+        <w:t xml:space="preserve">            &lt;</w:t>
+      </w:r>
+      <w:proofErr w:type="spellStart"/>
+      <w:r>
+        <w:t>showCategory</w:t>
+      </w:r>
+      <w:proofErr w:type="spellEnd"/>
+      <w:r>
+        <w:t>&gt;false&lt;/</w:t>
+      </w:r>
+      <w:proofErr w:type="spellStart"/>
+      <w:r>
+        <w:t>showCategory</w:t>
+      </w:r>
+      <w:proofErr w:type="spellEnd"/>
+      <w:r>
+        <w:t>&gt;</w:t>
+      </w:r>
+    </w:p>
+    <w:p>
+      <w:r>
+        <w:t xml:space="preserve">            &lt;</w:t>
+      </w:r>
+      <w:proofErr w:type="spellStart"/>
+      <w:r>
+        <w:t>quizModus</w:t>
+      </w:r>
+      <w:proofErr w:type="spellEnd"/>
+      <w:r>
+        <w:t xml:space="preserve"> </w:t>
+      </w:r>
+      <w:proofErr w:type="spellStart"/>
+      <w:r>
+        <w:t>questionsPerPage</w:t>
+      </w:r>
+      <w:proofErr w:type="spellEnd"/>
+      <w:r>
+        <w:t>="0"&gt;1&lt;/</w:t>
+      </w:r>
+      <w:proofErr w:type="spellStart"/>
+      <w:r>
+        <w:t>quizModus</w:t>
+      </w:r>
+      <w:proofErr w:type="spellEnd"/>
+      <w:r>
+        <w:t>&gt;</w:t>
+      </w:r>
+    </w:p>
+    <w:p>
+      <w:r>
+        <w:t xml:space="preserve">            &lt;</w:t>
+      </w:r>
+      <w:proofErr w:type="spellStart"/>
+      <w:r>
+        <w:t>startOnlyRegisteredUser</w:t>
+      </w:r>
+      <w:proofErr w:type="spellEnd"/>
+      <w:r>
+        <w:t>&gt;true&lt;/</w:t>
+      </w:r>
+      <w:proofErr w:type="spellStart"/>
+      <w:r>
+        <w:t>startOnlyRegisteredUser</w:t>
+      </w:r>
+      <w:proofErr w:type="spellEnd"/>
+      <w:r>
+        <w:t>&gt;</w:t>
+      </w:r>
+    </w:p>
+    <w:p>
+      <w:r>
+        <w:t xml:space="preserve">            &lt;forms activated="false" position="0"/&gt;</w:t>
+      </w:r>
+    </w:p>
+    <w:p/>
+    <w:p>
+      <w:r>
+        <w:t xml:space="preserve">            &lt;questions&gt;</w:t>
+      </w:r>
+    </w:p>
+    <w:p/>
+    <w:p>
+      <w:r>
+        <w:t xml:space="preserve">                &lt;!-- ===== SECTION 1: REGISTRATION &amp; PROFILE ===== --&gt;</w:t>
+      </w:r>
+    </w:p>
+    <w:p>
+      <w:r>
+        <w:t xml:space="preserve">                </w:t>
+      </w:r>
+    </w:p>
+    <w:p>
+      <w:r>
+        <w:t xml:space="preserve">                &lt;!-- Q1: Essay - Registration Benefits --&gt;</w:t>
+      </w:r>
+    </w:p>
+    <w:p>
+      <w:r>
+        <w:t xml:space="preserve">                &lt;question </w:t>
+      </w:r>
+      <w:proofErr w:type="spellStart"/>
+      <w:r>
+        <w:t>answerType</w:t>
+      </w:r>
+      <w:proofErr w:type="spellEnd"/>
+      <w:r>
+        <w:t>="essay"&gt;</w:t>
+      </w:r>
+    </w:p>
+    <w:p>
+      <w:r>
+        <w:t xml:space="preserve">                    &lt;title&gt;&lt;![CDATA[Explain how completing your registration profile improves your </w:t>
+      </w:r>
+      <w:proofErr w:type="spellStart"/>
+      <w:r>
+        <w:t>Buzzjuice</w:t>
+      </w:r>
+      <w:proofErr w:type="spellEnd"/>
+      <w:r>
+        <w:t xml:space="preserve"> experience]]&gt;&lt;/title&gt;</w:t>
+      </w:r>
+    </w:p>
+    <w:p>
+      <w:r>
+        <w:t xml:space="preserve">                    &lt;points&gt;1&lt;/points&gt;</w:t>
+      </w:r>
+    </w:p>
+    <w:p>
+      <w:r>
+        <w:t xml:space="preserve">                    &lt;</w:t>
+      </w:r>
+      <w:proofErr w:type="spellStart"/>
+      <w:r>
+        <w:t>questionText</w:t>
+      </w:r>
+      <w:proofErr w:type="spellEnd"/>
+      <w:r>
+        <w:t xml:space="preserve">&gt;&lt;![CDATA[In 2–3 sentences, explain how completing your registration profile with accurate information improves your experience on </w:t>
+      </w:r>
+      <w:proofErr w:type="spellStart"/>
+      <w:r>
+        <w:t>Buzzjuice</w:t>
+      </w:r>
+      <w:proofErr w:type="spellEnd"/>
+      <w:r>
+        <w:t xml:space="preserve"> Courses.]]&gt;&lt;/</w:t>
+      </w:r>
+      <w:proofErr w:type="spellStart"/>
+      <w:r>
+        <w:t>questionText</w:t>
+      </w:r>
+      <w:proofErr w:type="spellEnd"/>
+      <w:r>
+        <w:t>&gt;</w:t>
+      </w:r>
+    </w:p>
+    <w:p>
+      <w:r>
+        <w:t xml:space="preserve">                    &lt;</w:t>
+      </w:r>
+      <w:proofErr w:type="spellStart"/>
+      <w:r>
+        <w:t>correctMsg</w:t>
+      </w:r>
+      <w:proofErr w:type="spellEnd"/>
+      <w:r>
+        <w:t>&gt;&lt;![CDATA[Great response. Your completed profile is essential for accessing courses, earning certificates, and becoming eligible for affiliate opportunities.]]&gt;&lt;/</w:t>
+      </w:r>
+      <w:proofErr w:type="spellStart"/>
+      <w:r>
+        <w:t>correctMsg</w:t>
+      </w:r>
+      <w:proofErr w:type="spellEnd"/>
+      <w:r>
+        <w:t>&gt;</w:t>
+      </w:r>
+    </w:p>
+    <w:p>
+      <w:r>
+        <w:t xml:space="preserve">                    &lt;</w:t>
+      </w:r>
+      <w:proofErr w:type="spellStart"/>
+      <w:r>
+        <w:t>incorrectMsg</w:t>
+      </w:r>
+      <w:proofErr w:type="spellEnd"/>
+      <w:r>
+        <w:t>&gt;&lt;![CDATA[]]&gt;&lt;/</w:t>
+      </w:r>
+      <w:proofErr w:type="spellStart"/>
+      <w:r>
+        <w:t>incorrectMsg</w:t>
+      </w:r>
+      <w:proofErr w:type="spellEnd"/>
+      <w:r>
+        <w:t>&gt;</w:t>
+      </w:r>
+    </w:p>
+    <w:p>
+      <w:r>
+        <w:t xml:space="preserve">                    &lt;</w:t>
+      </w:r>
+      <w:proofErr w:type="spellStart"/>
+      <w:r>
+        <w:t>tipMsg</w:t>
+      </w:r>
+      <w:proofErr w:type="spellEnd"/>
+      <w:r>
+        <w:t xml:space="preserve"> enabled="false"&gt;&lt;![CDATA[]]&gt;&lt;/</w:t>
+      </w:r>
+      <w:proofErr w:type="spellStart"/>
+      <w:r>
+        <w:t>tipMsg</w:t>
+      </w:r>
+      <w:proofErr w:type="spellEnd"/>
+      <w:r>
+        <w:t>&gt;</w:t>
+      </w:r>
+    </w:p>
+    <w:p>
+      <w:r>
+        <w:t xml:space="preserve">                    &lt;category/&gt;</w:t>
+      </w:r>
+    </w:p>
+    <w:p>
+      <w:r>
+        <w:t xml:space="preserve">                    &lt;</w:t>
+      </w:r>
+      <w:proofErr w:type="spellStart"/>
+      <w:r>
+        <w:t>correctSameText</w:t>
+      </w:r>
+      <w:proofErr w:type="spellEnd"/>
+      <w:r>
+        <w:t>&gt;false&lt;/</w:t>
+      </w:r>
+      <w:proofErr w:type="spellStart"/>
+      <w:r>
+        <w:t>correctSameText</w:t>
+      </w:r>
+      <w:proofErr w:type="spellEnd"/>
+      <w:r>
+        <w:t>&gt;</w:t>
+      </w:r>
+    </w:p>
+    <w:p>
+      <w:r>
+        <w:t xml:space="preserve">                    &lt;</w:t>
+      </w:r>
+      <w:proofErr w:type="spellStart"/>
+      <w:r>
+        <w:t>showPointsInBox</w:t>
+      </w:r>
+      <w:proofErr w:type="spellEnd"/>
+      <w:r>
+        <w:t>&gt;false&lt;/</w:t>
+      </w:r>
+      <w:proofErr w:type="spellStart"/>
+      <w:r>
+        <w:t>showPointsInBox</w:t>
+      </w:r>
+      <w:proofErr w:type="spellEnd"/>
+      <w:r>
+        <w:t>&gt;</w:t>
+      </w:r>
+    </w:p>
+    <w:p>
+      <w:r>
+        <w:t xml:space="preserve">                    &lt;</w:t>
+      </w:r>
+      <w:proofErr w:type="spellStart"/>
+      <w:r>
+        <w:t>answerPointsActivated</w:t>
+      </w:r>
+      <w:proofErr w:type="spellEnd"/>
+      <w:r>
+        <w:t>&gt;false&lt;/</w:t>
+      </w:r>
+      <w:proofErr w:type="spellStart"/>
+      <w:r>
+        <w:t>answerPointsActivated</w:t>
+      </w:r>
+      <w:proofErr w:type="spellEnd"/>
+      <w:r>
+        <w:t>&gt;</w:t>
+      </w:r>
+    </w:p>
+    <w:p>
+      <w:r>
+        <w:t xml:space="preserve">                    &lt;answerPointsDiffModusActivated&gt;false&lt;/answerPointsDiffModusActivated&gt;</w:t>
+      </w:r>
+    </w:p>
+    <w:p>
+      <w:r>
+        <w:t xml:space="preserve">                    &lt;</w:t>
+      </w:r>
+      <w:proofErr w:type="spellStart"/>
+      <w:r>
+        <w:t>disableCorrect</w:t>
+      </w:r>
+      <w:proofErr w:type="spellEnd"/>
+      <w:r>
+        <w:t>&gt;false&lt;/</w:t>
+      </w:r>
+      <w:proofErr w:type="spellStart"/>
+      <w:r>
+        <w:t>disableCorrect</w:t>
+      </w:r>
+      <w:proofErr w:type="spellEnd"/>
+      <w:r>
+        <w:t>&gt;</w:t>
+      </w:r>
+    </w:p>
+    <w:p>
+      <w:r>
+        <w:t xml:space="preserve">                    &lt;answers&gt;</w:t>
+      </w:r>
+    </w:p>
+    <w:p>
+      <w:r>
+        <w:t xml:space="preserve">                        &lt;answer points="1" correct="false" </w:t>
+      </w:r>
+      <w:proofErr w:type="spellStart"/>
+      <w:r>
+        <w:t>gradingProgression</w:t>
+      </w:r>
+      <w:proofErr w:type="spellEnd"/>
+      <w:r>
+        <w:t xml:space="preserve">="graded-full" </w:t>
+      </w:r>
+      <w:proofErr w:type="spellStart"/>
+      <w:r>
+        <w:t>gradedType</w:t>
+      </w:r>
+      <w:proofErr w:type="spellEnd"/>
+      <w:r>
+        <w:t>="text"&gt;&lt;</w:t>
+      </w:r>
+      <w:proofErr w:type="spellStart"/>
+      <w:r>
+        <w:t>answerText</w:t>
+      </w:r>
+      <w:proofErr w:type="spellEnd"/>
+      <w:r>
+        <w:t>&gt;&lt;![CDATA[]]&gt;&lt;/</w:t>
+      </w:r>
+      <w:proofErr w:type="spellStart"/>
+      <w:r>
+        <w:t>answerText</w:t>
+      </w:r>
+      <w:proofErr w:type="spellEnd"/>
+      <w:r>
+        <w:t>&gt;&lt;/answer&gt;</w:t>
+      </w:r>
+    </w:p>
+    <w:p>
+      <w:r>
+        <w:t xml:space="preserve">                    &lt;/answers&gt;</w:t>
+      </w:r>
+    </w:p>
+    <w:p>
+      <w:r>
+        <w:t xml:space="preserve">                &lt;/question&gt;</w:t>
+      </w:r>
+    </w:p>
+    <w:p/>
+    <w:p>
+      <w:r>
+        <w:t xml:space="preserve">                &lt;!-- Q2: Single Choice - Profile Requirements --&gt;</w:t>
+      </w:r>
+    </w:p>
+    <w:p>
+      <w:r>
+        <w:t xml:space="preserve">                &lt;question </w:t>
+      </w:r>
+      <w:proofErr w:type="spellStart"/>
+      <w:r>
+        <w:t>answerType</w:t>
+      </w:r>
+      <w:proofErr w:type="spellEnd"/>
+      <w:r>
+        <w:t>="single"&gt;</w:t>
+      </w:r>
+    </w:p>
+    <w:p>
+      <w:r>
+        <w:t xml:space="preserve">                    &lt;title&gt;&lt;![CDATA[Which of the following is a required field in your </w:t>
+      </w:r>
+      <w:proofErr w:type="spellStart"/>
+      <w:r>
+        <w:t>Buzzjuice</w:t>
+      </w:r>
+      <w:proofErr w:type="spellEnd"/>
+      <w:r>
+        <w:t xml:space="preserve"> profile?]]&gt;&lt;/title&gt;</w:t>
+      </w:r>
+    </w:p>
+    <w:p>
+      <w:r>
+        <w:t xml:space="preserve">                    &lt;points&gt;1&lt;/points&gt;</w:t>
+      </w:r>
+    </w:p>
+    <w:p>
+      <w:r>
+        <w:t xml:space="preserve">                    &lt;</w:t>
+      </w:r>
+      <w:proofErr w:type="spellStart"/>
+      <w:r>
+        <w:t>questionText</w:t>
+      </w:r>
+      <w:proofErr w:type="spellEnd"/>
+      <w:r>
+        <w:t xml:space="preserve">&gt;&lt;![CDATA[Which of the following is a required field when completing your </w:t>
+      </w:r>
+      <w:proofErr w:type="spellStart"/>
+      <w:r>
+        <w:t>Buzzjuice</w:t>
+      </w:r>
+      <w:proofErr w:type="spellEnd"/>
+      <w:r>
+        <w:t xml:space="preserve"> registration profile?]]&gt;&lt;/</w:t>
+      </w:r>
+      <w:proofErr w:type="spellStart"/>
+      <w:r>
+        <w:t>questionText</w:t>
+      </w:r>
+      <w:proofErr w:type="spellEnd"/>
+      <w:r>
+        <w:t>&gt;</w:t>
+      </w:r>
+    </w:p>
+    <w:p>
+      <w:r>
+        <w:t xml:space="preserve">                    &lt;</w:t>
+      </w:r>
+      <w:proofErr w:type="spellStart"/>
+      <w:r>
+        <w:t>correctMsg</w:t>
+      </w:r>
+      <w:proofErr w:type="spellEnd"/>
+      <w:r>
+        <w:t>&gt;&lt;![CDATA[Correct! Full name is a required field.]]&gt;&lt;/</w:t>
+      </w:r>
+      <w:proofErr w:type="spellStart"/>
+      <w:r>
+        <w:t>correctMsg</w:t>
+      </w:r>
+      <w:proofErr w:type="spellEnd"/>
+      <w:r>
+        <w:t>&gt;</w:t>
+      </w:r>
+    </w:p>
+    <w:p>
+      <w:r>
+        <w:t xml:space="preserve">                    &lt;</w:t>
+      </w:r>
+      <w:proofErr w:type="spellStart"/>
+      <w:r>
+        <w:t>incorrectMsg</w:t>
+      </w:r>
+      <w:proofErr w:type="spellEnd"/>
+      <w:r>
+        <w:t>&gt;&lt;![CDATA[Incorrect. Please review Lesson 1: Platform Navigation &amp; Registration.]]&gt;&lt;/</w:t>
+      </w:r>
+      <w:proofErr w:type="spellStart"/>
+      <w:r>
+        <w:t>incorrectMsg</w:t>
+      </w:r>
+      <w:proofErr w:type="spellEnd"/>
+      <w:r>
+        <w:t>&gt;</w:t>
+      </w:r>
+    </w:p>
+    <w:p>
+      <w:r>
+        <w:t xml:space="preserve">                    &lt;category/&gt;</w:t>
+      </w:r>
+    </w:p>
+    <w:p>
+      <w:r>
+        <w:t xml:space="preserve">                    &lt;</w:t>
+      </w:r>
+      <w:proofErr w:type="spellStart"/>
+      <w:r>
+        <w:t>correctSameText</w:t>
+      </w:r>
+      <w:proofErr w:type="spellEnd"/>
+      <w:r>
+        <w:t>&gt;false&lt;/</w:t>
+      </w:r>
+      <w:proofErr w:type="spellStart"/>
+      <w:r>
+        <w:t>correctSameText</w:t>
+      </w:r>
+      <w:proofErr w:type="spellEnd"/>
+      <w:r>
+        <w:t>&gt;</w:t>
+      </w:r>
+    </w:p>
+    <w:p>
+      <w:r>
+        <w:t xml:space="preserve">                    &lt;</w:t>
+      </w:r>
+      <w:proofErr w:type="spellStart"/>
+      <w:r>
+        <w:t>showPointsInBox</w:t>
+      </w:r>
+      <w:proofErr w:type="spellEnd"/>
+      <w:r>
+        <w:t>&gt;false&lt;/</w:t>
+      </w:r>
+      <w:proofErr w:type="spellStart"/>
+      <w:r>
+        <w:t>showPointsInBox</w:t>
+      </w:r>
+      <w:proofErr w:type="spellEnd"/>
+      <w:r>
+        <w:t>&gt;</w:t>
+      </w:r>
+    </w:p>
+    <w:p>
+      <w:r>
+        <w:t xml:space="preserve">                    &lt;</w:t>
+      </w:r>
+      <w:proofErr w:type="spellStart"/>
+      <w:r>
+        <w:t>answerPointsActivated</w:t>
+      </w:r>
+      <w:proofErr w:type="spellEnd"/>
+      <w:r>
+        <w:t>&gt;false&lt;/</w:t>
+      </w:r>
+      <w:proofErr w:type="spellStart"/>
+      <w:r>
+        <w:t>answerPointsActivated</w:t>
+      </w:r>
+      <w:proofErr w:type="spellEnd"/>
+      <w:r>
+        <w:t>&gt;</w:t>
+      </w:r>
+    </w:p>
+    <w:p>
+      <w:r>
+        <w:t xml:space="preserve">                    &lt;answerPointsDiffModusActivated&gt;false&lt;/answerPointsDiffModusActivated&gt;</w:t>
+      </w:r>
+    </w:p>
+    <w:p>
+      <w:r>
+        <w:t xml:space="preserve">                    &lt;</w:t>
+      </w:r>
+      <w:proofErr w:type="spellStart"/>
+      <w:r>
+        <w:t>disableCorrect</w:t>
+      </w:r>
+      <w:proofErr w:type="spellEnd"/>
+      <w:r>
+        <w:t>&gt;false&lt;/</w:t>
+      </w:r>
+      <w:proofErr w:type="spellStart"/>
+      <w:r>
+        <w:t>disableCorrect</w:t>
+      </w:r>
+      <w:proofErr w:type="spellEnd"/>
+      <w:r>
+        <w:t>&gt;</w:t>
+      </w:r>
+    </w:p>
+    <w:p>
+      <w:r>
+        <w:t xml:space="preserve">                    &lt;answers&gt;</w:t>
+      </w:r>
+    </w:p>
+    <w:p>
+      <w:r>
+        <w:t xml:space="preserve">                        &lt;answer points="1" correct="true"&gt;&lt;</w:t>
+      </w:r>
+      <w:proofErr w:type="spellStart"/>
+      <w:r>
+        <w:t>answerText</w:t>
+      </w:r>
+      <w:proofErr w:type="spellEnd"/>
+      <w:r>
+        <w:t>&gt;&lt;![CDATA[Full Name]]&gt;&lt;/</w:t>
+      </w:r>
+      <w:proofErr w:type="spellStart"/>
+      <w:r>
+        <w:t>answerText</w:t>
+      </w:r>
+      <w:proofErr w:type="spellEnd"/>
+      <w:r>
+        <w:t>&gt;&lt;/answer&gt;</w:t>
+      </w:r>
+    </w:p>
+    <w:p>
+      <w:r>
+        <w:t xml:space="preserve">                        &lt;answer points="1" correct="false"&gt;&lt;</w:t>
+      </w:r>
+      <w:proofErr w:type="spellStart"/>
+      <w:r>
+        <w:t>answerText</w:t>
+      </w:r>
+      <w:proofErr w:type="spellEnd"/>
+      <w:r>
+        <w:t>&gt;&lt;![CDATA[Social media handles]]&gt;&lt;/</w:t>
+      </w:r>
+      <w:proofErr w:type="spellStart"/>
+      <w:r>
+        <w:t>answerText</w:t>
+      </w:r>
+      <w:proofErr w:type="spellEnd"/>
+      <w:r>
+        <w:t>&gt;&lt;/answer&gt;</w:t>
+      </w:r>
+    </w:p>
+    <w:p>
+      <w:r>
+        <w:t xml:space="preserve">                        &lt;answer points="1" correct="false"&gt;&lt;</w:t>
+      </w:r>
+      <w:proofErr w:type="spellStart"/>
+      <w:r>
+        <w:t>answerText</w:t>
+      </w:r>
+      <w:proofErr w:type="spellEnd"/>
+      <w:r>
+        <w:t>&gt;&lt;![CDATA[Employer name]]&gt;&lt;/</w:t>
+      </w:r>
+      <w:proofErr w:type="spellStart"/>
+      <w:r>
+        <w:t>answerText</w:t>
+      </w:r>
+      <w:proofErr w:type="spellEnd"/>
+      <w:r>
+        <w:t>&gt;&lt;/answer&gt;</w:t>
+      </w:r>
+    </w:p>
+    <w:p>
+      <w:r>
+        <w:t xml:space="preserve">                        &lt;answer points="1" correct="false"&gt;&lt;</w:t>
+      </w:r>
+      <w:proofErr w:type="spellStart"/>
+      <w:r>
+        <w:t>answerText</w:t>
+      </w:r>
+      <w:proofErr w:type="spellEnd"/>
+      <w:r>
+        <w:t>&gt;&lt;![CDATA[Annual income]]&gt;&lt;/</w:t>
+      </w:r>
+      <w:proofErr w:type="spellStart"/>
+      <w:r>
+        <w:t>answerText</w:t>
+      </w:r>
+      <w:proofErr w:type="spellEnd"/>
+      <w:r>
+        <w:t>&gt;&lt;/answer&gt;</w:t>
+      </w:r>
+    </w:p>
+    <w:p>
+      <w:r>
+        <w:t xml:space="preserve">                    &lt;/answers&gt;</w:t>
+      </w:r>
+    </w:p>
+    <w:p>
+      <w:r>
+        <w:t xml:space="preserve">                &lt;/question&gt;</w:t>
+      </w:r>
+    </w:p>
+    <w:p/>
+    <w:p>
+      <w:r>
+        <w:t xml:space="preserve">                &lt;!-- Q3: Multiple Choice - KYC Document Requirements --&gt;</w:t>
+      </w:r>
+    </w:p>
+    <w:p>
+      <w:r>
+        <w:t xml:space="preserve">                &lt;question </w:t>
+      </w:r>
+      <w:proofErr w:type="spellStart"/>
+      <w:r>
+        <w:t>answerType</w:t>
+      </w:r>
+      <w:proofErr w:type="spellEnd"/>
+      <w:r>
+        <w:t>="multiple"&gt;</w:t>
+      </w:r>
+    </w:p>
+    <w:p>
+      <w:r>
+        <w:t xml:space="preserve">                    &lt;title&gt;&lt;![CDATA[Which identity documents are accepted for KYC in </w:t>
+      </w:r>
+      <w:proofErr w:type="spellStart"/>
+      <w:r>
+        <w:t>Buzzjuice</w:t>
+      </w:r>
+      <w:proofErr w:type="spellEnd"/>
+      <w:r>
+        <w:t>?]]&gt;&lt;/title&gt;</w:t>
+      </w:r>
+    </w:p>
+    <w:p>
+      <w:r>
+        <w:t xml:space="preserve">                    &lt;points&gt;1&lt;/points&gt;</w:t>
+      </w:r>
+    </w:p>
+    <w:p>
+      <w:r>
+        <w:lastRenderedPageBreak/>
+        <w:t xml:space="preserve">                    &lt;</w:t>
+      </w:r>
+      <w:proofErr w:type="spellStart"/>
+      <w:r>
+        <w:t>questionText</w:t>
+      </w:r>
+      <w:proofErr w:type="spellEnd"/>
+      <w:r>
+        <w:t xml:space="preserve">&gt;&lt;![CDATA[Which of the following identity document combinations satisfy </w:t>
+      </w:r>
+      <w:proofErr w:type="spellStart"/>
+      <w:r>
+        <w:t>Buzzjuice</w:t>
+      </w:r>
+      <w:proofErr w:type="spellEnd"/>
+      <w:r>
+        <w:t xml:space="preserve"> KYC requirements? (Select all that apply)]]&gt;&lt;/</w:t>
+      </w:r>
+      <w:proofErr w:type="spellStart"/>
+      <w:r>
+        <w:t>questionText</w:t>
+      </w:r>
+      <w:proofErr w:type="spellEnd"/>
+      <w:r>
+        <w:t>&gt;</w:t>
+      </w:r>
+    </w:p>
+    <w:p>
+      <w:r>
+        <w:t xml:space="preserve">                    &lt;</w:t>
+      </w:r>
+      <w:proofErr w:type="spellStart"/>
+      <w:r>
+        <w:t>correctMsg</w:t>
+      </w:r>
+      <w:proofErr w:type="spellEnd"/>
+      <w:r>
+        <w:t>&gt;&lt;![CDATA[Correct! These are the three primary KYC pathways.]]&gt;&lt;/</w:t>
+      </w:r>
+      <w:proofErr w:type="spellStart"/>
+      <w:r>
+        <w:t>correctMsg</w:t>
+      </w:r>
+      <w:proofErr w:type="spellEnd"/>
+      <w:r>
+        <w:t>&gt;</w:t>
+      </w:r>
+    </w:p>
+    <w:p>
+      <w:r>
+        <w:t xml:space="preserve">                    &lt;</w:t>
+      </w:r>
+      <w:proofErr w:type="spellStart"/>
+      <w:r>
+        <w:t>incorrectMsg</w:t>
+      </w:r>
+      <w:proofErr w:type="spellEnd"/>
+      <w:r>
+        <w:t>&gt;&lt;![CDATA[Review the KYC requirements in Lesson 1.]]&gt;&lt;/</w:t>
+      </w:r>
+      <w:proofErr w:type="spellStart"/>
+      <w:r>
+        <w:t>incorrectMsg</w:t>
+      </w:r>
+      <w:proofErr w:type="spellEnd"/>
+      <w:r>
+        <w:t>&gt;</w:t>
+      </w:r>
+    </w:p>
+    <w:p>
+      <w:r>
+        <w:t xml:space="preserve">                    &lt;category/&gt;</w:t>
+      </w:r>
+    </w:p>
+    <w:p>
+      <w:r>
+        <w:t xml:space="preserve">                    &lt;</w:t>
+      </w:r>
+      <w:proofErr w:type="spellStart"/>
+      <w:r>
+        <w:t>correctSameText</w:t>
+      </w:r>
+      <w:proofErr w:type="spellEnd"/>
+      <w:r>
+        <w:t>&gt;false&lt;/</w:t>
+      </w:r>
+      <w:proofErr w:type="spellStart"/>
+      <w:r>
+        <w:t>correctSameText</w:t>
+      </w:r>
+      <w:proofErr w:type="spellEnd"/>
+      <w:r>
+        <w:t>&gt;</w:t>
+      </w:r>
+    </w:p>
+    <w:p>
+      <w:r>
+        <w:t xml:space="preserve">                    &lt;</w:t>
+      </w:r>
+      <w:proofErr w:type="spellStart"/>
+      <w:r>
+        <w:t>showPointsInBox</w:t>
+      </w:r>
+      <w:proofErr w:type="spellEnd"/>
+      <w:r>
+        <w:t>&gt;false&lt;/</w:t>
+      </w:r>
+      <w:proofErr w:type="spellStart"/>
+      <w:r>
+        <w:t>showPointsInBox</w:t>
+      </w:r>
+      <w:proofErr w:type="spellEnd"/>
+      <w:r>
+        <w:t>&gt;</w:t>
+      </w:r>
+    </w:p>
+    <w:p>
+      <w:r>
+        <w:t xml:space="preserve">                    &lt;</w:t>
+      </w:r>
+      <w:proofErr w:type="spellStart"/>
+      <w:r>
+        <w:t>answerPointsActivated</w:t>
+      </w:r>
+      <w:proofErr w:type="spellEnd"/>
+      <w:r>
+        <w:t>&gt;false&lt;/</w:t>
+      </w:r>
+      <w:proofErr w:type="spellStart"/>
+      <w:r>
+        <w:t>answerPointsActivated</w:t>
+      </w:r>
+      <w:proofErr w:type="spellEnd"/>
+      <w:r>
+        <w:t>&gt;</w:t>
+      </w:r>
+    </w:p>
+    <w:p>
+      <w:r>
+        <w:t xml:space="preserve">                    &lt;answerPointsDiffModusActivated&gt;false&lt;/answerPointsDiffModusActivated&gt;</w:t>
+      </w:r>
+    </w:p>
+    <w:p>
+      <w:r>
+        <w:t xml:space="preserve">                    &lt;</w:t>
+      </w:r>
+      <w:proofErr w:type="spellStart"/>
+      <w:r>
+        <w:t>disableCorrect</w:t>
+      </w:r>
+      <w:proofErr w:type="spellEnd"/>
+      <w:r>
+        <w:t>&gt;false&lt;/</w:t>
+      </w:r>
+      <w:proofErr w:type="spellStart"/>
+      <w:r>
+        <w:t>disableCorrect</w:t>
+      </w:r>
+      <w:proofErr w:type="spellEnd"/>
+      <w:r>
+        <w:t>&gt;</w:t>
+      </w:r>
+    </w:p>
+    <w:p>
+      <w:r>
+        <w:t xml:space="preserve">                    &lt;answers&gt;</w:t>
+      </w:r>
+    </w:p>
+    <w:p>
+      <w:r>
+        <w:t xml:space="preserve">                        &lt;answer points="1" correct="true"&gt;&lt;</w:t>
+      </w:r>
+      <w:proofErr w:type="spellStart"/>
+      <w:r>
+        <w:t>answerText</w:t>
+      </w:r>
+      <w:proofErr w:type="spellEnd"/>
+      <w:r>
+        <w:t>&gt;&lt;![CDATA[Ghana National ID (for Ghanaian citizens)]]&gt;&lt;/</w:t>
+      </w:r>
+      <w:proofErr w:type="spellStart"/>
+      <w:r>
+        <w:t>answerText</w:t>
+      </w:r>
+      <w:proofErr w:type="spellEnd"/>
+      <w:r>
+        <w:t>&gt;&lt;/answer&gt;</w:t>
+      </w:r>
+    </w:p>
+    <w:p>
+      <w:r>
+        <w:t xml:space="preserve">                        &lt;answer points="1" correct="true"&gt;&lt;</w:t>
+      </w:r>
+      <w:proofErr w:type="spellStart"/>
+      <w:r>
+        <w:t>answerText</w:t>
+      </w:r>
+      <w:proofErr w:type="spellEnd"/>
+      <w:r>
+        <w:t>&gt;&lt;![CDATA[Valid passport or national ID (for non-Ghanaians outside Ghana)]]&gt;&lt;/</w:t>
+      </w:r>
+      <w:proofErr w:type="spellStart"/>
+      <w:r>
+        <w:t>answerText</w:t>
+      </w:r>
+      <w:proofErr w:type="spellEnd"/>
+      <w:r>
+        <w:t>&gt;&lt;/answer&gt;</w:t>
+      </w:r>
+    </w:p>
+    <w:p>
+      <w:r>
+        <w:t xml:space="preserve">                        &lt;answer points="1" correct="true"&gt;&lt;</w:t>
+      </w:r>
+      <w:proofErr w:type="spellStart"/>
+      <w:r>
+        <w:t>answerText</w:t>
+      </w:r>
+      <w:proofErr w:type="spellEnd"/>
+      <w:r>
+        <w:t>&gt;&lt;![CDATA[Foreigner's Ghana Card + valid work permit (for non-Ghanaians in Ghana)]]&gt;&lt;/</w:t>
+      </w:r>
+      <w:proofErr w:type="spellStart"/>
+      <w:r>
+        <w:t>answerText</w:t>
+      </w:r>
+      <w:proofErr w:type="spellEnd"/>
+      <w:r>
+        <w:t>&gt;&lt;/answer&gt;</w:t>
+      </w:r>
+    </w:p>
+    <w:p>
+      <w:r>
+        <w:t xml:space="preserve">                        &lt;answer points="1" correct="false"&gt;&lt;</w:t>
+      </w:r>
+      <w:proofErr w:type="spellStart"/>
+      <w:r>
+        <w:t>answerText</w:t>
+      </w:r>
+      <w:proofErr w:type="spellEnd"/>
+      <w:r>
+        <w:t>&gt;&lt;![CDATA[Driver's license only]]&gt;&lt;/</w:t>
+      </w:r>
+      <w:proofErr w:type="spellStart"/>
+      <w:r>
+        <w:t>answerText</w:t>
+      </w:r>
+      <w:proofErr w:type="spellEnd"/>
+      <w:r>
+        <w:t>&gt;&lt;/answer&gt;</w:t>
+      </w:r>
+    </w:p>
+    <w:p>
+      <w:r>
+        <w:t xml:space="preserve">                    &lt;/answers&gt;</w:t>
+      </w:r>
+    </w:p>
+    <w:p>
+      <w:r>
+        <w:t xml:space="preserve">                &lt;/question&gt;</w:t>
+      </w:r>
+    </w:p>
+    <w:p/>
+    <w:p>
+      <w:r>
+        <w:t xml:space="preserve">                &lt;!-- ===== SECTION 2: COURSE STRUCTURE ===== --&gt;</w:t>
+      </w:r>
+    </w:p>
+    <w:p/>
+    <w:p>
+      <w:r>
+        <w:t xml:space="preserve">                &lt;!-- Q4: Single Choice - Course Hierarchy --&gt;</w:t>
+      </w:r>
+    </w:p>
+    <w:p>
+      <w:r>
+        <w:t xml:space="preserve">                &lt;question </w:t>
+      </w:r>
+      <w:proofErr w:type="spellStart"/>
+      <w:r>
+        <w:t>answerType</w:t>
+      </w:r>
+      <w:proofErr w:type="spellEnd"/>
+      <w:r>
+        <w:t>="single"&gt;</w:t>
+      </w:r>
+    </w:p>
+    <w:p>
+      <w:r>
+        <w:t xml:space="preserve">                    &lt;title&gt;&lt;![CDATA[What is the correct hierarchy of </w:t>
+      </w:r>
+      <w:proofErr w:type="spellStart"/>
+      <w:r>
+        <w:t>Buzzjuice</w:t>
+      </w:r>
+      <w:proofErr w:type="spellEnd"/>
+      <w:r>
+        <w:t xml:space="preserve"> courses?]]&gt;&lt;/title&gt;</w:t>
+      </w:r>
+    </w:p>
+    <w:p>
+      <w:r>
+        <w:t xml:space="preserve">                    &lt;points&gt;1&lt;/points&gt;</w:t>
+      </w:r>
+    </w:p>
+    <w:p>
+      <w:r>
+        <w:t xml:space="preserve">                    &lt;</w:t>
+      </w:r>
+      <w:proofErr w:type="spellStart"/>
+      <w:r>
+        <w:t>questionText</w:t>
+      </w:r>
+      <w:proofErr w:type="spellEnd"/>
+      <w:r>
+        <w:t xml:space="preserve">&gt;&lt;![CDATA[Which of the following correctly describes the </w:t>
+      </w:r>
+      <w:proofErr w:type="spellStart"/>
+      <w:r>
+        <w:t>Buzzjuice</w:t>
+      </w:r>
+      <w:proofErr w:type="spellEnd"/>
+      <w:r>
+        <w:t xml:space="preserve"> course hierarchy?]]&gt;&lt;/</w:t>
+      </w:r>
+      <w:proofErr w:type="spellStart"/>
+      <w:r>
+        <w:t>questionText</w:t>
+      </w:r>
+      <w:proofErr w:type="spellEnd"/>
+      <w:r>
+        <w:t>&gt;</w:t>
+      </w:r>
+    </w:p>
+    <w:p>
+      <w:r>
+        <w:t xml:space="preserve">                    &lt;</w:t>
+      </w:r>
+      <w:proofErr w:type="spellStart"/>
+      <w:r>
+        <w:t>correctMsg</w:t>
+      </w:r>
+      <w:proofErr w:type="spellEnd"/>
+      <w:r>
+        <w:t xml:space="preserve">&gt;&lt;![CDATA[Correct! This is the standard structure used by all </w:t>
+      </w:r>
+      <w:proofErr w:type="spellStart"/>
+      <w:r>
+        <w:t>Buzzjuice</w:t>
+      </w:r>
+      <w:proofErr w:type="spellEnd"/>
+      <w:r>
+        <w:t xml:space="preserve"> programs.]]&gt;&lt;/</w:t>
+      </w:r>
+      <w:proofErr w:type="spellStart"/>
+      <w:r>
+        <w:t>correctMsg</w:t>
+      </w:r>
+      <w:proofErr w:type="spellEnd"/>
+      <w:r>
+        <w:t>&gt;</w:t>
+      </w:r>
+    </w:p>
+    <w:p>
+      <w:r>
+        <w:lastRenderedPageBreak/>
+        <w:t xml:space="preserve">                    &lt;</w:t>
+      </w:r>
+      <w:proofErr w:type="spellStart"/>
+      <w:r>
+        <w:t>incorrectMsg</w:t>
+      </w:r>
+      <w:proofErr w:type="spellEnd"/>
+      <w:r>
+        <w:t>&gt;&lt;![CDATA[Review Lesson 2: Course Structure &amp; Progress.]]&gt;&lt;/</w:t>
+      </w:r>
+      <w:proofErr w:type="spellStart"/>
+      <w:r>
+        <w:t>incorrectMsg</w:t>
+      </w:r>
+      <w:proofErr w:type="spellEnd"/>
+      <w:r>
+        <w:t>&gt;</w:t>
+      </w:r>
+    </w:p>
+    <w:p>
+      <w:r>
+        <w:t xml:space="preserve">                    &lt;category/&gt;</w:t>
+      </w:r>
+    </w:p>
+    <w:p>
+      <w:r>
+        <w:t xml:space="preserve">                    &lt;</w:t>
+      </w:r>
+      <w:proofErr w:type="spellStart"/>
+      <w:r>
+        <w:t>correctSameText</w:t>
+      </w:r>
+      <w:proofErr w:type="spellEnd"/>
+      <w:r>
+        <w:t>&gt;false&lt;/</w:t>
+      </w:r>
+      <w:proofErr w:type="spellStart"/>
+      <w:r>
+        <w:t>correctSameText</w:t>
+      </w:r>
+      <w:proofErr w:type="spellEnd"/>
+      <w:r>
+        <w:t>&gt;</w:t>
+      </w:r>
+    </w:p>
+    <w:p>
+      <w:r>
+        <w:t xml:space="preserve">                    &lt;</w:t>
+      </w:r>
+      <w:proofErr w:type="spellStart"/>
+      <w:r>
+        <w:t>showPointsInBox</w:t>
+      </w:r>
+      <w:proofErr w:type="spellEnd"/>
+      <w:r>
+        <w:t>&gt;false&lt;/</w:t>
+      </w:r>
+      <w:proofErr w:type="spellStart"/>
+      <w:r>
+        <w:t>showPointsInBox</w:t>
+      </w:r>
+      <w:proofErr w:type="spellEnd"/>
+      <w:r>
+        <w:t>&gt;</w:t>
+      </w:r>
+    </w:p>
+    <w:p>
+      <w:r>
+        <w:t xml:space="preserve">                    &lt;</w:t>
+      </w:r>
+      <w:proofErr w:type="spellStart"/>
+      <w:r>
+        <w:t>answerPointsActivated</w:t>
+      </w:r>
+      <w:proofErr w:type="spellEnd"/>
+      <w:r>
+        <w:t>&gt;false&lt;/</w:t>
+      </w:r>
+      <w:proofErr w:type="spellStart"/>
+      <w:r>
+        <w:t>answerPointsActivated</w:t>
+      </w:r>
+      <w:proofErr w:type="spellEnd"/>
+      <w:r>
+        <w:t>&gt;</w:t>
+      </w:r>
+    </w:p>
+    <w:p>
+      <w:r>
+        <w:t xml:space="preserve">                    &lt;answerPointsDiffModusActivated&gt;false&lt;/answerPointsDiffModusActivated&gt;</w:t>
+      </w:r>
+    </w:p>
+    <w:p>
+      <w:r>
+        <w:t xml:space="preserve">                    &lt;</w:t>
+      </w:r>
+      <w:proofErr w:type="spellStart"/>
+      <w:r>
+        <w:t>disableCorrect</w:t>
+      </w:r>
+      <w:proofErr w:type="spellEnd"/>
+      <w:r>
+        <w:t>&gt;false&lt;/</w:t>
+      </w:r>
+      <w:proofErr w:type="spellStart"/>
+      <w:r>
+        <w:t>disableCorrect</w:t>
+      </w:r>
+      <w:proofErr w:type="spellEnd"/>
+      <w:r>
+        <w:t>&gt;</w:t>
+      </w:r>
+    </w:p>
+    <w:p>
+      <w:r>
+        <w:t xml:space="preserve">                    &lt;answers&gt;</w:t>
+      </w:r>
+    </w:p>
+    <w:p>
+      <w:r>
+        <w:t xml:space="preserve">                        &lt;answer points="1" correct="true"&gt;&lt;</w:t>
+      </w:r>
+      <w:proofErr w:type="spellStart"/>
+      <w:r>
+        <w:t>answerText</w:t>
+      </w:r>
+      <w:proofErr w:type="spellEnd"/>
+      <w:r>
+        <w:t>&gt;&lt;![CDATA[Course &gt; Lesson &gt; Topic &gt; Quiz]]&gt;&lt;/</w:t>
+      </w:r>
+      <w:proofErr w:type="spellStart"/>
+      <w:r>
+        <w:t>answerText</w:t>
+      </w:r>
+      <w:proofErr w:type="spellEnd"/>
+      <w:r>
+        <w:t>&gt;&lt;/answer&gt;</w:t>
+      </w:r>
+    </w:p>
+    <w:p>
+      <w:r>
+        <w:t xml:space="preserve">                        &lt;answer points="1" correct="false"&gt;&lt;</w:t>
+      </w:r>
+      <w:proofErr w:type="spellStart"/>
+      <w:r>
+        <w:t>answerText</w:t>
+      </w:r>
+      <w:proofErr w:type="spellEnd"/>
+      <w:r>
+        <w:t>&gt;&lt;![CDATA[Course &gt; Topic &gt; Lesson &gt; Quiz]]&gt;&lt;/</w:t>
+      </w:r>
+      <w:proofErr w:type="spellStart"/>
+      <w:r>
+        <w:t>answerText</w:t>
+      </w:r>
+      <w:proofErr w:type="spellEnd"/>
+      <w:r>
+        <w:t>&gt;&lt;/answer&gt;</w:t>
+      </w:r>
+    </w:p>
+    <w:p>
+      <w:r>
+        <w:t xml:space="preserve">                        &lt;answer points="1" correct="false"&gt;&lt;</w:t>
+      </w:r>
+      <w:proofErr w:type="spellStart"/>
+      <w:r>
+        <w:t>answerText</w:t>
+      </w:r>
+      <w:proofErr w:type="spellEnd"/>
+      <w:r>
+        <w:t>&gt;&lt;![CDATA[Lesson &gt; Course &gt; Topic &gt; Quiz]]&gt;&lt;/</w:t>
+      </w:r>
+      <w:proofErr w:type="spellStart"/>
+      <w:r>
+        <w:t>answerText</w:t>
+      </w:r>
+      <w:proofErr w:type="spellEnd"/>
+      <w:r>
+        <w:t>&gt;&lt;/answer&gt;</w:t>
+      </w:r>
+    </w:p>
+    <w:p>
+      <w:r>
+        <w:t xml:space="preserve">                        &lt;answer points="1" correct="false"&gt;&lt;</w:t>
+      </w:r>
+      <w:proofErr w:type="spellStart"/>
+      <w:r>
+        <w:t>answerText</w:t>
+      </w:r>
+      <w:proofErr w:type="spellEnd"/>
+      <w:r>
+        <w:t>&gt;&lt;![CDATA[Quiz &gt; Lesson &gt; Topic &gt; Course]]&gt;&lt;/</w:t>
+      </w:r>
+      <w:proofErr w:type="spellStart"/>
+      <w:r>
+        <w:t>answerText</w:t>
+      </w:r>
+      <w:proofErr w:type="spellEnd"/>
+      <w:r>
+        <w:t>&gt;&lt;/answer&gt;</w:t>
+      </w:r>
+    </w:p>
+    <w:p>
+      <w:r>
+        <w:t xml:space="preserve">                    &lt;/answers&gt;</w:t>
+      </w:r>
+    </w:p>
+    <w:p>
+      <w:r>
+        <w:t xml:space="preserve">                &lt;/question&gt;</w:t>
+      </w:r>
+    </w:p>
+    <w:p/>
+    <w:p>
+      <w:r>
+        <w:t xml:space="preserve">                &lt;!-- Q5: Single Choice - Progress Tracking --&gt;</w:t>
+      </w:r>
+    </w:p>
+    <w:p>
+      <w:r>
+        <w:t xml:space="preserve">                &lt;question </w:t>
+      </w:r>
+      <w:proofErr w:type="spellStart"/>
+      <w:r>
+        <w:t>answerType</w:t>
+      </w:r>
+      <w:proofErr w:type="spellEnd"/>
+      <w:r>
+        <w:t>="single"&gt;</w:t>
+      </w:r>
+    </w:p>
+    <w:p>
+      <w:r>
+        <w:t xml:space="preserve">                    &lt;title&gt;&lt;![CDATA[What does a locked lesson indicate?]]&gt;&lt;/title&gt;</w:t>
+      </w:r>
+    </w:p>
+    <w:p>
+      <w:r>
+        <w:t xml:space="preserve">                    &lt;points&gt;1&lt;/points&gt;</w:t>
+      </w:r>
+    </w:p>
+    <w:p>
+      <w:r>
+        <w:t xml:space="preserve">                    &lt;</w:t>
+      </w:r>
+      <w:proofErr w:type="spellStart"/>
+      <w:r>
+        <w:t>questionText</w:t>
+      </w:r>
+      <w:proofErr w:type="spellEnd"/>
+      <w:r>
+        <w:t xml:space="preserve">&gt;&lt;![CDATA[When a lesson appears as "locked" in </w:t>
+      </w:r>
+      <w:proofErr w:type="spellStart"/>
+      <w:r>
+        <w:t>Buzzjuice</w:t>
+      </w:r>
+      <w:proofErr w:type="spellEnd"/>
+      <w:r>
+        <w:t>, what does this mean?]]&gt;&lt;/</w:t>
+      </w:r>
+      <w:proofErr w:type="spellStart"/>
+      <w:r>
+        <w:t>questionText</w:t>
+      </w:r>
+      <w:proofErr w:type="spellEnd"/>
+      <w:r>
+        <w:t>&gt;</w:t>
+      </w:r>
+    </w:p>
+    <w:p>
+      <w:r>
+        <w:t xml:space="preserve">                    &lt;</w:t>
+      </w:r>
+      <w:proofErr w:type="spellStart"/>
+      <w:r>
+        <w:t>correctMsg</w:t>
+      </w:r>
+      <w:proofErr w:type="spellEnd"/>
+      <w:r>
+        <w:t>&gt;&lt;![CDATA[Correct! Locked content indicates an incomplete prerequisite.]]&gt;&lt;/</w:t>
+      </w:r>
+      <w:proofErr w:type="spellStart"/>
+      <w:r>
+        <w:t>correctMsg</w:t>
+      </w:r>
+      <w:proofErr w:type="spellEnd"/>
+      <w:r>
+        <w:t>&gt;</w:t>
+      </w:r>
+    </w:p>
+    <w:p>
+      <w:r>
+        <w:t xml:space="preserve">                    &lt;</w:t>
+      </w:r>
+      <w:proofErr w:type="spellStart"/>
+      <w:r>
+        <w:t>incorrectMsg</w:t>
+      </w:r>
+      <w:proofErr w:type="spellEnd"/>
+      <w:r>
+        <w:t>&gt;&lt;![CDATA[Review Lesson 2 on progress tracking and gating.]]&gt;&lt;/</w:t>
+      </w:r>
+      <w:proofErr w:type="spellStart"/>
+      <w:r>
+        <w:t>incorrectMsg</w:t>
+      </w:r>
+      <w:proofErr w:type="spellEnd"/>
+      <w:r>
+        <w:t>&gt;</w:t>
+      </w:r>
+    </w:p>
+    <w:p>
+      <w:r>
+        <w:t xml:space="preserve">                    &lt;category/&gt;</w:t>
+      </w:r>
+    </w:p>
+    <w:p>
+      <w:r>
+        <w:t xml:space="preserve">                    &lt;</w:t>
+      </w:r>
+      <w:proofErr w:type="spellStart"/>
+      <w:r>
+        <w:t>correctSameText</w:t>
+      </w:r>
+      <w:proofErr w:type="spellEnd"/>
+      <w:r>
+        <w:t>&gt;false&lt;/</w:t>
+      </w:r>
+      <w:proofErr w:type="spellStart"/>
+      <w:r>
+        <w:t>correctSameText</w:t>
+      </w:r>
+      <w:proofErr w:type="spellEnd"/>
+      <w:r>
+        <w:t>&gt;</w:t>
+      </w:r>
+    </w:p>
+    <w:p>
+      <w:r>
+        <w:t xml:space="preserve">                    &lt;</w:t>
+      </w:r>
+      <w:proofErr w:type="spellStart"/>
+      <w:r>
+        <w:t>showPointsInBox</w:t>
+      </w:r>
+      <w:proofErr w:type="spellEnd"/>
+      <w:r>
+        <w:t>&gt;false&lt;/</w:t>
+      </w:r>
+      <w:proofErr w:type="spellStart"/>
+      <w:r>
+        <w:t>showPointsInBox</w:t>
+      </w:r>
+      <w:proofErr w:type="spellEnd"/>
+      <w:r>
+        <w:t>&gt;</w:t>
+      </w:r>
+    </w:p>
+    <w:p>
+      <w:r>
+        <w:t xml:space="preserve">                    &lt;</w:t>
+      </w:r>
+      <w:proofErr w:type="spellStart"/>
+      <w:r>
+        <w:t>answerPointsActivated</w:t>
+      </w:r>
+      <w:proofErr w:type="spellEnd"/>
+      <w:r>
+        <w:t>&gt;false&lt;/</w:t>
+      </w:r>
+      <w:proofErr w:type="spellStart"/>
+      <w:r>
+        <w:t>answerPointsActivated</w:t>
+      </w:r>
+      <w:proofErr w:type="spellEnd"/>
+      <w:r>
+        <w:t>&gt;</w:t>
+      </w:r>
+    </w:p>
+    <w:p>
+      <w:r>
+        <w:lastRenderedPageBreak/>
+        <w:t xml:space="preserve">                    &lt;answerPointsDiffModusActivated&gt;false&lt;/answerPointsDiffModusActivated&gt;</w:t>
+      </w:r>
+    </w:p>
+    <w:p>
+      <w:r>
+        <w:t xml:space="preserve">                    &lt;</w:t>
+      </w:r>
+      <w:proofErr w:type="spellStart"/>
+      <w:r>
+        <w:t>disableCorrect</w:t>
+      </w:r>
+      <w:proofErr w:type="spellEnd"/>
+      <w:r>
+        <w:t>&gt;false&lt;/</w:t>
+      </w:r>
+      <w:proofErr w:type="spellStart"/>
+      <w:r>
+        <w:t>disableCorrect</w:t>
+      </w:r>
+      <w:proofErr w:type="spellEnd"/>
+      <w:r>
+        <w:t>&gt;</w:t>
+      </w:r>
+    </w:p>
+    <w:p>
+      <w:r>
+        <w:t xml:space="preserve">                    &lt;answers&gt;</w:t>
+      </w:r>
+    </w:p>
+    <w:p>
+      <w:r>
+        <w:t xml:space="preserve">                        &lt;answer points="1" correct="true"&gt;&lt;</w:t>
+      </w:r>
+      <w:proofErr w:type="spellStart"/>
+      <w:r>
+        <w:t>answerText</w:t>
+      </w:r>
+      <w:proofErr w:type="spellEnd"/>
+      <w:r>
+        <w:t>&gt;&lt;![CDATA[A required prerequisite has not been completed yet]]&gt;&lt;/</w:t>
+      </w:r>
+      <w:proofErr w:type="spellStart"/>
+      <w:r>
+        <w:t>answerText</w:t>
+      </w:r>
+      <w:proofErr w:type="spellEnd"/>
+      <w:r>
+        <w:t>&gt;&lt;/answer&gt;</w:t>
+      </w:r>
+    </w:p>
+    <w:p>
+      <w:r>
+        <w:t xml:space="preserve">                        &lt;answer points="1" correct="false"&gt;&lt;</w:t>
+      </w:r>
+      <w:proofErr w:type="spellStart"/>
+      <w:r>
+        <w:t>answerText</w:t>
+      </w:r>
+      <w:proofErr w:type="spellEnd"/>
+      <w:r>
+        <w:t>&gt;&lt;![CDATA[The lesson is permanently deleted]]&gt;&lt;/</w:t>
+      </w:r>
+      <w:proofErr w:type="spellStart"/>
+      <w:r>
+        <w:t>answerText</w:t>
+      </w:r>
+      <w:proofErr w:type="spellEnd"/>
+      <w:r>
+        <w:t>&gt;&lt;/answer&gt;</w:t>
+      </w:r>
+    </w:p>
+    <w:p>
+      <w:r>
+        <w:t xml:space="preserve">                        &lt;answer points="1" correct="false"&gt;&lt;</w:t>
+      </w:r>
+      <w:proofErr w:type="spellStart"/>
+      <w:r>
+        <w:t>answerText</w:t>
+      </w:r>
+      <w:proofErr w:type="spellEnd"/>
+      <w:r>
+        <w:t>&gt;&lt;![CDATA[You need to contact support immediately]]&gt;&lt;/</w:t>
+      </w:r>
+      <w:proofErr w:type="spellStart"/>
+      <w:r>
+        <w:t>answerText</w:t>
+      </w:r>
+      <w:proofErr w:type="spellEnd"/>
+      <w:r>
+        <w:t>&gt;&lt;/answer&gt;</w:t>
+      </w:r>
+    </w:p>
+    <w:p>
+      <w:r>
+        <w:t xml:space="preserve">                        &lt;answer points="1" correct="false"&gt;&lt;</w:t>
+      </w:r>
+      <w:proofErr w:type="spellStart"/>
+      <w:r>
+        <w:t>answerText</w:t>
+      </w:r>
+      <w:proofErr w:type="spellEnd"/>
+      <w:r>
+        <w:t>&gt;&lt;![CDATA[Your subscription has expired]]&gt;&lt;/</w:t>
+      </w:r>
+      <w:proofErr w:type="spellStart"/>
+      <w:r>
+        <w:t>answerText</w:t>
+      </w:r>
+      <w:proofErr w:type="spellEnd"/>
+      <w:r>
+        <w:t>&gt;&lt;/answer&gt;</w:t>
+      </w:r>
+    </w:p>
+    <w:p>
+      <w:r>
+        <w:t xml:space="preserve">                    &lt;/answers&gt;</w:t>
+      </w:r>
+    </w:p>
+    <w:p>
+      <w:r>
+        <w:t xml:space="preserve">                &lt;/question&gt;</w:t>
+      </w:r>
+    </w:p>
+    <w:p/>
+    <w:p>
+      <w:r>
+        <w:t xml:space="preserve">                &lt;!-- ===== SECTION 3: SUBSCRIPTIONS &amp; GATING ===== --&gt;</w:t>
+      </w:r>
+    </w:p>
+    <w:p/>
+    <w:p>
+      <w:r>
+        <w:t xml:space="preserve">                &lt;!-- Q6: Essay - Subscription and Orientation --&gt;</w:t>
+      </w:r>
+    </w:p>
+    <w:p>
+      <w:r>
+        <w:t xml:space="preserve">                &lt;question </w:t>
+      </w:r>
+      <w:proofErr w:type="spellStart"/>
+      <w:r>
+        <w:t>answerType</w:t>
+      </w:r>
+      <w:proofErr w:type="spellEnd"/>
+      <w:r>
+        <w:t>="essay"&gt;</w:t>
+      </w:r>
+    </w:p>
+    <w:p>
+      <w:r>
+        <w:t xml:space="preserve">                    &lt;title&gt;&lt;![CDATA[Explain why both an active subscription and completed orientation are required]]&gt;&lt;/title&gt;</w:t>
+      </w:r>
+    </w:p>
+    <w:p>
+      <w:r>
+        <w:t xml:space="preserve">                    &lt;points&gt;1&lt;/points&gt;</w:t>
+      </w:r>
+    </w:p>
+    <w:p>
+      <w:r>
+        <w:t xml:space="preserve">                    &lt;</w:t>
+      </w:r>
+      <w:proofErr w:type="spellStart"/>
+      <w:r>
+        <w:t>questionText</w:t>
+      </w:r>
+      <w:proofErr w:type="spellEnd"/>
+      <w:r>
+        <w:t xml:space="preserve">&gt;&lt;![CDATA[In 2–3 sentences, explain why both an active subscription AND completed orientation are required to access Health &amp; Safety or BUS1300 Affiliate content on </w:t>
+      </w:r>
+      <w:proofErr w:type="spellStart"/>
+      <w:r>
+        <w:t>Buzzjuice</w:t>
+      </w:r>
+      <w:proofErr w:type="spellEnd"/>
+      <w:r>
+        <w:t>.]]&gt;&lt;/</w:t>
+      </w:r>
+      <w:proofErr w:type="spellStart"/>
+      <w:r>
+        <w:t>questionText</w:t>
+      </w:r>
+      <w:proofErr w:type="spellEnd"/>
+      <w:r>
+        <w:t>&gt;</w:t>
+      </w:r>
+    </w:p>
+    <w:p>
+      <w:r>
+        <w:t xml:space="preserve">                    &lt;</w:t>
+      </w:r>
+      <w:proofErr w:type="spellStart"/>
+      <w:r>
+        <w:t>correctMsg</w:t>
+      </w:r>
+      <w:proofErr w:type="spellEnd"/>
+      <w:r>
+        <w:t>&gt;&lt;![CDATA[Excellent. You understand that gating requires both subscription (for sustainability) and orientation (for preparation and compliance).]]&gt;&lt;/</w:t>
+      </w:r>
+      <w:proofErr w:type="spellStart"/>
+      <w:r>
+        <w:t>correctMsg</w:t>
+      </w:r>
+      <w:proofErr w:type="spellEnd"/>
+      <w:r>
+        <w:t>&gt;</w:t>
+      </w:r>
+    </w:p>
+    <w:p>
+      <w:r>
+        <w:t xml:space="preserve">                    &lt;</w:t>
+      </w:r>
+      <w:proofErr w:type="spellStart"/>
+      <w:r>
+        <w:t>incorrectMsg</w:t>
+      </w:r>
+      <w:proofErr w:type="spellEnd"/>
+      <w:r>
+        <w:t>&gt;&lt;![CDATA[]]&gt;&lt;/</w:t>
+      </w:r>
+      <w:proofErr w:type="spellStart"/>
+      <w:r>
+        <w:t>incorrectMsg</w:t>
+      </w:r>
+      <w:proofErr w:type="spellEnd"/>
+      <w:r>
+        <w:t>&gt;</w:t>
+      </w:r>
+    </w:p>
+    <w:p>
+      <w:r>
+        <w:t xml:space="preserve">                    &lt;</w:t>
+      </w:r>
+      <w:proofErr w:type="spellStart"/>
+      <w:r>
+        <w:t>tipMsg</w:t>
+      </w:r>
+      <w:proofErr w:type="spellEnd"/>
+      <w:r>
+        <w:t xml:space="preserve"> enabled="false"&gt;&lt;![CDATA[]]&gt;&lt;/</w:t>
+      </w:r>
+      <w:proofErr w:type="spellStart"/>
+      <w:r>
+        <w:t>tipMsg</w:t>
+      </w:r>
+      <w:proofErr w:type="spellEnd"/>
+      <w:r>
+        <w:t>&gt;</w:t>
+      </w:r>
+    </w:p>
+    <w:p>
+      <w:r>
+        <w:t xml:space="preserve">                    &lt;category/&gt;</w:t>
+      </w:r>
+    </w:p>
+    <w:p>
+      <w:r>
+        <w:t xml:space="preserve">                    &lt;</w:t>
+      </w:r>
+      <w:proofErr w:type="spellStart"/>
+      <w:r>
+        <w:t>correctSameText</w:t>
+      </w:r>
+      <w:proofErr w:type="spellEnd"/>
+      <w:r>
+        <w:t>&gt;false&lt;/</w:t>
+      </w:r>
+      <w:proofErr w:type="spellStart"/>
+      <w:r>
+        <w:t>correctSameText</w:t>
+      </w:r>
+      <w:proofErr w:type="spellEnd"/>
+      <w:r>
+        <w:t>&gt;</w:t>
+      </w:r>
+    </w:p>
+    <w:p>
+      <w:r>
+        <w:t xml:space="preserve">                    &lt;</w:t>
+      </w:r>
+      <w:proofErr w:type="spellStart"/>
+      <w:r>
+        <w:t>showPointsInBox</w:t>
+      </w:r>
+      <w:proofErr w:type="spellEnd"/>
+      <w:r>
+        <w:t>&gt;false&lt;/</w:t>
+      </w:r>
+      <w:proofErr w:type="spellStart"/>
+      <w:r>
+        <w:t>showPointsInBox</w:t>
+      </w:r>
+      <w:proofErr w:type="spellEnd"/>
+      <w:r>
+        <w:t>&gt;</w:t>
+      </w:r>
+    </w:p>
+    <w:p>
+      <w:r>
+        <w:t xml:space="preserve">                    &lt;</w:t>
+      </w:r>
+      <w:proofErr w:type="spellStart"/>
+      <w:r>
+        <w:t>answerPointsActivated</w:t>
+      </w:r>
+      <w:proofErr w:type="spellEnd"/>
+      <w:r>
+        <w:t>&gt;false&lt;/</w:t>
+      </w:r>
+      <w:proofErr w:type="spellStart"/>
+      <w:r>
+        <w:t>answerPointsActivated</w:t>
+      </w:r>
+      <w:proofErr w:type="spellEnd"/>
+      <w:r>
+        <w:t>&gt;</w:t>
+      </w:r>
+    </w:p>
+    <w:p>
+      <w:r>
+        <w:t xml:space="preserve">                    &lt;answerPointsDiffModusActivated&gt;false&lt;/answerPointsDiffModusActivated&gt;</w:t>
+      </w:r>
+    </w:p>
+    <w:p>
+      <w:r>
+        <w:t xml:space="preserve">                    &lt;</w:t>
+      </w:r>
+      <w:proofErr w:type="spellStart"/>
+      <w:r>
+        <w:t>disableCorrect</w:t>
+      </w:r>
+      <w:proofErr w:type="spellEnd"/>
+      <w:r>
+        <w:t>&gt;false&lt;/</w:t>
+      </w:r>
+      <w:proofErr w:type="spellStart"/>
+      <w:r>
+        <w:t>disableCorrect</w:t>
+      </w:r>
+      <w:proofErr w:type="spellEnd"/>
+      <w:r>
+        <w:t>&gt;</w:t>
+      </w:r>
+    </w:p>
+    <w:p>
+      <w:r>
+        <w:lastRenderedPageBreak/>
+        <w:t xml:space="preserve">                    &lt;answers&gt;</w:t>
+      </w:r>
+    </w:p>
+    <w:p>
+      <w:r>
+        <w:t xml:space="preserve">                        &lt;answer points="1" correct="false" </w:t>
+      </w:r>
+      <w:proofErr w:type="spellStart"/>
+      <w:r>
+        <w:t>gradingProgression</w:t>
+      </w:r>
+      <w:proofErr w:type="spellEnd"/>
+      <w:r>
+        <w:t xml:space="preserve">="graded-full" </w:t>
+      </w:r>
+      <w:proofErr w:type="spellStart"/>
+      <w:r>
+        <w:t>gradedType</w:t>
+      </w:r>
+      <w:proofErr w:type="spellEnd"/>
+      <w:r>
+        <w:t>="text"&gt;&lt;</w:t>
+      </w:r>
+      <w:proofErr w:type="spellStart"/>
+      <w:r>
+        <w:t>answerText</w:t>
+      </w:r>
+      <w:proofErr w:type="spellEnd"/>
+      <w:r>
+        <w:t>&gt;&lt;![CDATA[]]&gt;&lt;/</w:t>
+      </w:r>
+      <w:proofErr w:type="spellStart"/>
+      <w:r>
+        <w:t>answerText</w:t>
+      </w:r>
+      <w:proofErr w:type="spellEnd"/>
+      <w:r>
+        <w:t>&gt;&lt;/answer&gt;</w:t>
+      </w:r>
+    </w:p>
+    <w:p>
+      <w:r>
+        <w:t xml:space="preserve">                    &lt;/answers&gt;</w:t>
+      </w:r>
+    </w:p>
+    <w:p>
+      <w:r>
+        <w:t xml:space="preserve">                &lt;/question&gt;</w:t>
+      </w:r>
+    </w:p>
+    <w:p/>
+    <w:p>
+      <w:r>
+        <w:t xml:space="preserve">                &lt;!-- Q7: Single Choice - Subscription Plans --&gt;</w:t>
+      </w:r>
+    </w:p>
+    <w:p>
+      <w:r>
+        <w:t xml:space="preserve">                &lt;question </w:t>
+      </w:r>
+      <w:proofErr w:type="spellStart"/>
+      <w:r>
+        <w:t>answerType</w:t>
+      </w:r>
+      <w:proofErr w:type="spellEnd"/>
+      <w:r>
+        <w:t>="single"&gt;</w:t>
+      </w:r>
+    </w:p>
+    <w:p>
+      <w:r>
+        <w:t xml:space="preserve">                    &lt;title&gt;&lt;![CDATA[Which subscription tier offers the best monthly value?]]&gt;&lt;/title&gt;</w:t>
+      </w:r>
+    </w:p>
+    <w:p>
+      <w:r>
+        <w:t xml:space="preserve">                    &lt;points&gt;1&lt;/points&gt;</w:t>
+      </w:r>
+    </w:p>
+    <w:p>
+      <w:r>
+        <w:t xml:space="preserve">                    &lt;</w:t>
+      </w:r>
+      <w:proofErr w:type="spellStart"/>
+      <w:r>
+        <w:t>questionText</w:t>
+      </w:r>
+      <w:proofErr w:type="spellEnd"/>
+      <w:r>
+        <w:t xml:space="preserve">&gt;&lt;![CDATA[According to </w:t>
+      </w:r>
+      <w:proofErr w:type="spellStart"/>
+      <w:r>
+        <w:t>Buzzjuice</w:t>
+      </w:r>
+      <w:proofErr w:type="spellEnd"/>
+      <w:r>
+        <w:t xml:space="preserve"> subscription pricing, which of the following offers the lowest cost per month?]]&gt;&lt;/</w:t>
+      </w:r>
+      <w:proofErr w:type="spellStart"/>
+      <w:r>
+        <w:t>questionText</w:t>
+      </w:r>
+      <w:proofErr w:type="spellEnd"/>
+      <w:r>
+        <w:t>&gt;</w:t>
+      </w:r>
+    </w:p>
+    <w:p>
+      <w:r>
+        <w:t xml:space="preserve">                    &lt;</w:t>
+      </w:r>
+      <w:proofErr w:type="spellStart"/>
+      <w:r>
+        <w:t>correctMsg</w:t>
+      </w:r>
+      <w:proofErr w:type="spellEnd"/>
+      <w:r>
+        <w:t>&gt;&lt;![CDATA[Correct! The annual plan provides the best monthly savings.]]&gt;&lt;/</w:t>
+      </w:r>
+      <w:proofErr w:type="spellStart"/>
+      <w:r>
+        <w:t>correctMsg</w:t>
+      </w:r>
+      <w:proofErr w:type="spellEnd"/>
+      <w:r>
+        <w:t>&gt;</w:t>
+      </w:r>
+    </w:p>
+    <w:p>
+      <w:r>
+        <w:t xml:space="preserve">                    &lt;</w:t>
+      </w:r>
+      <w:proofErr w:type="spellStart"/>
+      <w:r>
+        <w:t>incorrectMsg</w:t>
+      </w:r>
+      <w:proofErr w:type="spellEnd"/>
+      <w:r>
+        <w:t>&gt;&lt;![CDATA[Review Lesson 3: Subscriptions &amp; Gating for pricing details.]]&gt;&lt;/</w:t>
+      </w:r>
+      <w:proofErr w:type="spellStart"/>
+      <w:r>
+        <w:t>incorrectMsg</w:t>
+      </w:r>
+      <w:proofErr w:type="spellEnd"/>
+      <w:r>
+        <w:t>&gt;</w:t>
+      </w:r>
+    </w:p>
+    <w:p>
+      <w:r>
+        <w:t xml:space="preserve">                    &lt;category/&gt;</w:t>
+      </w:r>
+    </w:p>
+    <w:p>
+      <w:r>
+        <w:t xml:space="preserve">                    &lt;</w:t>
+      </w:r>
+      <w:proofErr w:type="spellStart"/>
+      <w:r>
+        <w:t>correctSameText</w:t>
+      </w:r>
+      <w:proofErr w:type="spellEnd"/>
+      <w:r>
+        <w:t>&gt;false&lt;/</w:t>
+      </w:r>
+      <w:proofErr w:type="spellStart"/>
+      <w:r>
+        <w:t>correctSameText</w:t>
+      </w:r>
+      <w:proofErr w:type="spellEnd"/>
+      <w:r>
+        <w:t>&gt;</w:t>
+      </w:r>
+    </w:p>
+    <w:p>
+      <w:r>
+        <w:t xml:space="preserve">                    &lt;</w:t>
+      </w:r>
+      <w:proofErr w:type="spellStart"/>
+      <w:r>
+        <w:t>showPointsInBox</w:t>
+      </w:r>
+      <w:proofErr w:type="spellEnd"/>
+      <w:r>
+        <w:t>&gt;false&lt;/</w:t>
+      </w:r>
+      <w:proofErr w:type="spellStart"/>
+      <w:r>
+        <w:t>showPointsInBox</w:t>
+      </w:r>
+      <w:proofErr w:type="spellEnd"/>
+      <w:r>
+        <w:t>&gt;</w:t>
+      </w:r>
+    </w:p>
+    <w:p>
+      <w:r>
+        <w:t xml:space="preserve">                    &lt;</w:t>
+      </w:r>
+      <w:proofErr w:type="spellStart"/>
+      <w:r>
+        <w:t>answerPointsActivated</w:t>
+      </w:r>
+      <w:proofErr w:type="spellEnd"/>
+      <w:r>
+        <w:t>&gt;false&lt;/</w:t>
+      </w:r>
+      <w:proofErr w:type="spellStart"/>
+      <w:r>
+        <w:t>answerPointsActivated</w:t>
+      </w:r>
+      <w:proofErr w:type="spellEnd"/>
+      <w:r>
+        <w:t>&gt;</w:t>
+      </w:r>
+    </w:p>
+    <w:p>
+      <w:r>
+        <w:t xml:space="preserve">                    &lt;answerPointsDiffModusActivated&gt;false&lt;/answerPointsDiffModusActivated&gt;</w:t>
+      </w:r>
+    </w:p>
+    <w:p>
+      <w:r>
+        <w:t xml:space="preserve">                    &lt;</w:t>
+      </w:r>
+      <w:proofErr w:type="spellStart"/>
+      <w:r>
+        <w:t>disableCorrect</w:t>
+      </w:r>
+      <w:proofErr w:type="spellEnd"/>
+      <w:r>
+        <w:t>&gt;false&lt;/</w:t>
+      </w:r>
+      <w:proofErr w:type="spellStart"/>
+      <w:r>
+        <w:t>disableCorrect</w:t>
+      </w:r>
+      <w:proofErr w:type="spellEnd"/>
+      <w:r>
+        <w:t>&gt;</w:t>
+      </w:r>
+    </w:p>
+    <w:p>
+      <w:r>
+        <w:t xml:space="preserve">                    &lt;answers&gt;</w:t>
+      </w:r>
+    </w:p>
+    <w:p>
+      <w:r>
+        <w:t xml:space="preserve">                        &lt;answer points="1" correct="false"&gt;&lt;</w:t>
+      </w:r>
+      <w:proofErr w:type="spellStart"/>
+      <w:r>
+        <w:t>answerText</w:t>
+      </w:r>
+      <w:proofErr w:type="spellEnd"/>
+      <w:r>
+        <w:t>&gt;&lt;![CDATA[Monthly (27 GHC/month)]]&gt;&lt;/</w:t>
+      </w:r>
+      <w:proofErr w:type="spellStart"/>
+      <w:r>
+        <w:t>answerText</w:t>
+      </w:r>
+      <w:proofErr w:type="spellEnd"/>
+      <w:r>
+        <w:t>&gt;&lt;/answer&gt;</w:t>
+      </w:r>
+    </w:p>
+    <w:p>
+      <w:r>
+        <w:t xml:space="preserve">                        &lt;answer points="1" correct="false"&gt;&lt;</w:t>
+      </w:r>
+      <w:proofErr w:type="spellStart"/>
+      <w:r>
+        <w:t>answerText</w:t>
+      </w:r>
+      <w:proofErr w:type="spellEnd"/>
+      <w:r>
+        <w:t>&gt;&lt;![CDATA[Quarterly (~16.6 GHC/month)]]&gt;&lt;/</w:t>
+      </w:r>
+      <w:proofErr w:type="spellStart"/>
+      <w:r>
+        <w:t>answerText</w:t>
+      </w:r>
+      <w:proofErr w:type="spellEnd"/>
+      <w:r>
+        <w:t>&gt;&lt;/answer&gt;</w:t>
+      </w:r>
+    </w:p>
+    <w:p>
+      <w:r>
+        <w:t xml:space="preserve">                        &lt;answer points="1" correct="false"&gt;&lt;</w:t>
+      </w:r>
+      <w:proofErr w:type="spellStart"/>
+      <w:r>
+        <w:t>answerText</w:t>
+      </w:r>
+      <w:proofErr w:type="spellEnd"/>
+      <w:r>
+        <w:t>&gt;&lt;![CDATA[Semi-Annual (14 GHC/month)]]&gt;&lt;/</w:t>
+      </w:r>
+      <w:proofErr w:type="spellStart"/>
+      <w:r>
+        <w:t>answerText</w:t>
+      </w:r>
+      <w:proofErr w:type="spellEnd"/>
+      <w:r>
+        <w:t>&gt;&lt;/answer&gt;</w:t>
+      </w:r>
+    </w:p>
+    <w:p>
+      <w:r>
+        <w:t xml:space="preserve">                        &lt;answer points="1" correct="true"&gt;&lt;</w:t>
+      </w:r>
+      <w:proofErr w:type="spellStart"/>
+      <w:r>
+        <w:t>answerText</w:t>
+      </w:r>
+      <w:proofErr w:type="spellEnd"/>
+      <w:r>
+        <w:t>&gt;&lt;![CDATA[Annual (12.5 GHC/month)]]&gt;&lt;/</w:t>
+      </w:r>
+      <w:proofErr w:type="spellStart"/>
+      <w:r>
+        <w:t>answerText</w:t>
+      </w:r>
+      <w:proofErr w:type="spellEnd"/>
+      <w:r>
+        <w:t>&gt;&lt;/answer&gt;</w:t>
+      </w:r>
+    </w:p>
+    <w:p>
+      <w:r>
+        <w:t xml:space="preserve">                    &lt;/answers&gt;</w:t>
+      </w:r>
+    </w:p>
+    <w:p>
+      <w:r>
+        <w:t xml:space="preserve">                &lt;/question&gt;</w:t>
+      </w:r>
+    </w:p>
+    <w:p/>
+    <w:p>
+      <w:r>
+        <w:lastRenderedPageBreak/>
+        <w:t xml:space="preserve">                &lt;!-- Q8: Multiple Choice - What Happens With Subscription Lapse --&gt;</w:t>
+      </w:r>
+    </w:p>
+    <w:p>
+      <w:r>
+        <w:t xml:space="preserve">                &lt;question </w:t>
+      </w:r>
+      <w:proofErr w:type="spellStart"/>
+      <w:r>
+        <w:t>answerType</w:t>
+      </w:r>
+      <w:proofErr w:type="spellEnd"/>
+      <w:r>
+        <w:t>="multiple"&gt;</w:t>
+      </w:r>
+    </w:p>
+    <w:p>
+      <w:r>
+        <w:t xml:space="preserve">                    &lt;title&gt;&lt;![CDATA[What happens if your subscription expires mid-course?]]&gt;&lt;/title&gt;</w:t>
+      </w:r>
+    </w:p>
+    <w:p>
+      <w:r>
+        <w:t xml:space="preserve">                    &lt;points&gt;1&lt;/points&gt;</w:t>
+      </w:r>
+    </w:p>
+    <w:p>
+      <w:r>
+        <w:t xml:space="preserve">                    &lt;</w:t>
+      </w:r>
+      <w:proofErr w:type="spellStart"/>
+      <w:r>
+        <w:t>questionText</w:t>
+      </w:r>
+      <w:proofErr w:type="spellEnd"/>
+      <w:r>
+        <w:t>&gt;&lt;![CDATA[If your subscription expires while you are taking a Health &amp; Safety course, which of the following occur? (Select all that apply)]]&gt;&lt;/</w:t>
+      </w:r>
+      <w:proofErr w:type="spellStart"/>
+      <w:r>
+        <w:t>questionText</w:t>
+      </w:r>
+      <w:proofErr w:type="spellEnd"/>
+      <w:r>
+        <w:t>&gt;</w:t>
+      </w:r>
+    </w:p>
+    <w:p>
+      <w:r>
+        <w:t xml:space="preserve">                    &lt;</w:t>
+      </w:r>
+      <w:proofErr w:type="spellStart"/>
+      <w:r>
+        <w:t>correctMsg</w:t>
+      </w:r>
+      <w:proofErr w:type="spellEnd"/>
+      <w:r>
+        <w:t>&gt;&lt;![CDATA[Correct! All of these occur when subscription access lapses.]]&gt;&lt;/</w:t>
+      </w:r>
+      <w:proofErr w:type="spellStart"/>
+      <w:r>
+        <w:t>correctMsg</w:t>
+      </w:r>
+      <w:proofErr w:type="spellEnd"/>
+      <w:r>
+        <w:t>&gt;</w:t>
+      </w:r>
+    </w:p>
+    <w:p>
+      <w:r>
+        <w:t xml:space="preserve">                    &lt;</w:t>
+      </w:r>
+      <w:proofErr w:type="spellStart"/>
+      <w:r>
+        <w:t>incorrectMsg</w:t>
+      </w:r>
+      <w:proofErr w:type="spellEnd"/>
+      <w:r>
+        <w:t>&gt;&lt;![CDATA[Review Lesson 3 on subscription expiry consequences.]]&gt;&lt;/</w:t>
+      </w:r>
+      <w:proofErr w:type="spellStart"/>
+      <w:r>
+        <w:t>incorrectMsg</w:t>
+      </w:r>
+      <w:proofErr w:type="spellEnd"/>
+      <w:r>
+        <w:t>&gt;</w:t>
+      </w:r>
+    </w:p>
+    <w:p>
+      <w:r>
+        <w:t xml:space="preserve">                    &lt;category/&gt;</w:t>
+      </w:r>
+    </w:p>
+    <w:p>
+      <w:r>
+        <w:t xml:space="preserve">                    &lt;</w:t>
+      </w:r>
+      <w:proofErr w:type="spellStart"/>
+      <w:r>
+        <w:t>correctSameText</w:t>
+      </w:r>
+      <w:proofErr w:type="spellEnd"/>
+      <w:r>
+        <w:t>&gt;false&lt;/</w:t>
+      </w:r>
+      <w:proofErr w:type="spellStart"/>
+      <w:r>
+        <w:t>correctSameText</w:t>
+      </w:r>
+      <w:proofErr w:type="spellEnd"/>
+      <w:r>
+        <w:t>&gt;</w:t>
+      </w:r>
+    </w:p>
+    <w:p>
+      <w:r>
+        <w:t xml:space="preserve">                    &lt;</w:t>
+      </w:r>
+      <w:proofErr w:type="spellStart"/>
+      <w:r>
+        <w:t>showPointsInBox</w:t>
+      </w:r>
+      <w:proofErr w:type="spellEnd"/>
+      <w:r>
+        <w:t>&gt;false&lt;/</w:t>
+      </w:r>
+      <w:proofErr w:type="spellStart"/>
+      <w:r>
+        <w:t>showPointsInBox</w:t>
+      </w:r>
+      <w:proofErr w:type="spellEnd"/>
+      <w:r>
+        <w:t>&gt;</w:t>
+      </w:r>
+    </w:p>
+    <w:p>
+      <w:r>
+        <w:t xml:space="preserve">                    &lt;</w:t>
+      </w:r>
+      <w:proofErr w:type="spellStart"/>
+      <w:r>
+        <w:t>answerPointsActivated</w:t>
+      </w:r>
+      <w:proofErr w:type="spellEnd"/>
+      <w:r>
+        <w:t>&gt;false&lt;/</w:t>
+      </w:r>
+      <w:proofErr w:type="spellStart"/>
+      <w:r>
+        <w:t>answerPointsActivated</w:t>
+      </w:r>
+      <w:proofErr w:type="spellEnd"/>
+      <w:r>
+        <w:t>&gt;</w:t>
+      </w:r>
+    </w:p>
+    <w:p>
+      <w:r>
+        <w:t xml:space="preserve">                    &lt;answerPointsDiffModusActivated&gt;false&lt;/answerPointsDiffModusActivated&gt;</w:t>
+      </w:r>
+    </w:p>
+    <w:p>
+      <w:r>
+        <w:t xml:space="preserve">                    &lt;</w:t>
+      </w:r>
+      <w:proofErr w:type="spellStart"/>
+      <w:r>
+        <w:t>disableCorrect</w:t>
+      </w:r>
+      <w:proofErr w:type="spellEnd"/>
+      <w:r>
+        <w:t>&gt;false&lt;/</w:t>
+      </w:r>
+      <w:proofErr w:type="spellStart"/>
+      <w:r>
+        <w:t>disableCorrect</w:t>
+      </w:r>
+      <w:proofErr w:type="spellEnd"/>
+      <w:r>
+        <w:t>&gt;</w:t>
+      </w:r>
+    </w:p>
+    <w:p>
+      <w:r>
+        <w:t xml:space="preserve">                    &lt;answers&gt;</w:t>
+      </w:r>
+    </w:p>
+    <w:p>
+      <w:r>
+        <w:t xml:space="preserve">                        &lt;answer points="1" correct="true"&gt;&lt;</w:t>
+      </w:r>
+      <w:proofErr w:type="spellStart"/>
+      <w:r>
+        <w:t>answerText</w:t>
+      </w:r>
+      <w:proofErr w:type="spellEnd"/>
+      <w:r>
+        <w:t>&gt;&lt;![CDATA[Access to exclusive course content is immediately paused]]&gt;&lt;/</w:t>
+      </w:r>
+      <w:proofErr w:type="spellStart"/>
+      <w:r>
+        <w:t>answerText</w:t>
+      </w:r>
+      <w:proofErr w:type="spellEnd"/>
+      <w:r>
+        <w:t>&gt;&lt;/answer&gt;</w:t>
+      </w:r>
+    </w:p>
+    <w:p>
+      <w:r>
+        <w:t xml:space="preserve">                        &lt;answer points="1" correct="true"&gt;&lt;</w:t>
+      </w:r>
+      <w:proofErr w:type="spellStart"/>
+      <w:r>
+        <w:t>answerText</w:t>
+      </w:r>
+      <w:proofErr w:type="spellEnd"/>
+      <w:r>
+        <w:t>&gt;&lt;![CDATA[You are redirected to the subscription renewal page when trying to access locked material]]&gt;&lt;/</w:t>
+      </w:r>
+      <w:proofErr w:type="spellStart"/>
+      <w:r>
+        <w:t>answerText</w:t>
+      </w:r>
+      <w:proofErr w:type="spellEnd"/>
+      <w:r>
+        <w:t>&gt;&lt;/answer&gt;</w:t>
+      </w:r>
+    </w:p>
+    <w:p>
+      <w:r>
+        <w:t xml:space="preserve">                        &lt;answer points="1" correct="false"&gt;&lt;</w:t>
+      </w:r>
+      <w:proofErr w:type="spellStart"/>
+      <w:r>
+        <w:t>answerText</w:t>
+      </w:r>
+      <w:proofErr w:type="spellEnd"/>
+      <w:r>
+        <w:t>&gt;&lt;![CDATA[Your profile is automatically deleted]]&gt;&lt;/</w:t>
+      </w:r>
+      <w:proofErr w:type="spellStart"/>
+      <w:r>
+        <w:t>answerText</w:t>
+      </w:r>
+      <w:proofErr w:type="spellEnd"/>
+      <w:r>
+        <w:t>&gt;&lt;/answer&gt;</w:t>
+      </w:r>
+    </w:p>
+    <w:p>
+      <w:r>
+        <w:t xml:space="preserve">                        &lt;answer points="1" correct="true"&gt;&lt;</w:t>
+      </w:r>
+      <w:proofErr w:type="spellStart"/>
+      <w:r>
+        <w:t>answerText</w:t>
+      </w:r>
+      <w:proofErr w:type="spellEnd"/>
+      <w:r>
+        <w:t>&gt;&lt;![CDATA[You must renew your subscription to continue learning]]&gt;&lt;/</w:t>
+      </w:r>
+      <w:proofErr w:type="spellStart"/>
+      <w:r>
+        <w:t>answerText</w:t>
+      </w:r>
+      <w:proofErr w:type="spellEnd"/>
+      <w:r>
+        <w:t>&gt;&lt;/answer&gt;</w:t>
+      </w:r>
+    </w:p>
+    <w:p>
+      <w:r>
+        <w:t xml:space="preserve">                    &lt;/answers&gt;</w:t>
+      </w:r>
+    </w:p>
+    <w:p>
+      <w:r>
+        <w:t xml:space="preserve">                &lt;/question&gt;</w:t>
+      </w:r>
+    </w:p>
+    <w:p/>
+    <w:p>
+      <w:r>
+        <w:t xml:space="preserve">                &lt;!-- ===== SECTION 4: SUPPORT &amp; COMMUNITY ===== --&gt;</w:t>
+      </w:r>
+    </w:p>
+    <w:p/>
+    <w:p>
+      <w:r>
+        <w:t xml:space="preserve">                &lt;!-- Q9: Single Choice - Primary Support Channel --&gt;</w:t>
+      </w:r>
+    </w:p>
+    <w:p>
+      <w:r>
+        <w:t xml:space="preserve">                &lt;question </w:t>
+      </w:r>
+      <w:proofErr w:type="spellStart"/>
+      <w:r>
+        <w:t>answerType</w:t>
+      </w:r>
+      <w:proofErr w:type="spellEnd"/>
+      <w:r>
+        <w:t>="single"&gt;</w:t>
+      </w:r>
+    </w:p>
+    <w:p>
+      <w:r>
+        <w:t xml:space="preserve">                    &lt;title&gt;&lt;![CDATA[What is the primary support email for </w:t>
+      </w:r>
+      <w:proofErr w:type="spellStart"/>
+      <w:r>
+        <w:t>Buzzjuice</w:t>
+      </w:r>
+      <w:proofErr w:type="spellEnd"/>
+      <w:r>
+        <w:t>?]]&gt;&lt;/title&gt;</w:t>
+      </w:r>
+    </w:p>
+    <w:p>
+      <w:r>
+        <w:lastRenderedPageBreak/>
+        <w:t xml:space="preserve">                    &lt;points&gt;1&lt;/points&gt;</w:t>
+      </w:r>
+    </w:p>
+    <w:p>
+      <w:r>
+        <w:t xml:space="preserve">                    &lt;</w:t>
+      </w:r>
+      <w:proofErr w:type="spellStart"/>
+      <w:r>
+        <w:t>questionText</w:t>
+      </w:r>
+      <w:proofErr w:type="spellEnd"/>
+      <w:r>
+        <w:t xml:space="preserve">&gt;&lt;![CDATA[What is the primary email address for technical, billing, and account support on </w:t>
+      </w:r>
+      <w:proofErr w:type="spellStart"/>
+      <w:r>
+        <w:t>Buzzjuice</w:t>
+      </w:r>
+      <w:proofErr w:type="spellEnd"/>
+      <w:r>
+        <w:t>?]]&gt;&lt;/</w:t>
+      </w:r>
+      <w:proofErr w:type="spellStart"/>
+      <w:r>
+        <w:t>questionText</w:t>
+      </w:r>
+      <w:proofErr w:type="spellEnd"/>
+      <w:r>
+        <w:t>&gt;</w:t>
+      </w:r>
+    </w:p>
+    <w:p>
+      <w:r>
+        <w:t xml:space="preserve">                    &lt;</w:t>
+      </w:r>
+      <w:proofErr w:type="spellStart"/>
+      <w:r>
+        <w:t>correctMsg</w:t>
+      </w:r>
+      <w:proofErr w:type="spellEnd"/>
+      <w:r>
+        <w:t>&gt;&lt;![CDATA[Correct! This is the official support email.]]&gt;&lt;/</w:t>
+      </w:r>
+      <w:proofErr w:type="spellStart"/>
+      <w:r>
+        <w:t>correctMsg</w:t>
+      </w:r>
+      <w:proofErr w:type="spellEnd"/>
+      <w:r>
+        <w:t>&gt;</w:t>
+      </w:r>
+    </w:p>
+    <w:p>
+      <w:r>
+        <w:t xml:space="preserve">                    &lt;</w:t>
+      </w:r>
+      <w:proofErr w:type="spellStart"/>
+      <w:r>
+        <w:t>incorrectMsg</w:t>
+      </w:r>
+      <w:proofErr w:type="spellEnd"/>
+      <w:r>
+        <w:t>&gt;&lt;![CDATA[Review Lesson 4: Support &amp; Community.]]&gt;&lt;/</w:t>
+      </w:r>
+      <w:proofErr w:type="spellStart"/>
+      <w:r>
+        <w:t>incorrectMsg</w:t>
+      </w:r>
+      <w:proofErr w:type="spellEnd"/>
+      <w:r>
+        <w:t>&gt;</w:t>
+      </w:r>
+    </w:p>
+    <w:p>
+      <w:r>
+        <w:t xml:space="preserve">                    &lt;category/&gt;</w:t>
+      </w:r>
+    </w:p>
+    <w:p>
+      <w:r>
+        <w:t xml:space="preserve">                    &lt;</w:t>
+      </w:r>
+      <w:proofErr w:type="spellStart"/>
+      <w:r>
+        <w:t>correctSameText</w:t>
+      </w:r>
+      <w:proofErr w:type="spellEnd"/>
+      <w:r>
+        <w:t>&gt;false&lt;/</w:t>
+      </w:r>
+      <w:proofErr w:type="spellStart"/>
+      <w:r>
+        <w:t>correctSameText</w:t>
+      </w:r>
+      <w:proofErr w:type="spellEnd"/>
+      <w:r>
+        <w:t>&gt;</w:t>
+      </w:r>
+    </w:p>
+    <w:p>
+      <w:r>
+        <w:t xml:space="preserve">                    &lt;</w:t>
+      </w:r>
+      <w:proofErr w:type="spellStart"/>
+      <w:r>
+        <w:t>showPointsInBox</w:t>
+      </w:r>
+      <w:proofErr w:type="spellEnd"/>
+      <w:r>
+        <w:t>&gt;false&lt;/</w:t>
+      </w:r>
+      <w:proofErr w:type="spellStart"/>
+      <w:r>
+        <w:t>showPointsInBox</w:t>
+      </w:r>
+      <w:proofErr w:type="spellEnd"/>
+      <w:r>
+        <w:t>&gt;</w:t>
+      </w:r>
+    </w:p>
+    <w:p>
+      <w:r>
+        <w:t xml:space="preserve">                    &lt;</w:t>
+      </w:r>
+      <w:proofErr w:type="spellStart"/>
+      <w:r>
+        <w:t>answerPointsActivated</w:t>
+      </w:r>
+      <w:proofErr w:type="spellEnd"/>
+      <w:r>
+        <w:t>&gt;false&lt;/</w:t>
+      </w:r>
+      <w:proofErr w:type="spellStart"/>
+      <w:r>
+        <w:t>answerPointsActivated</w:t>
+      </w:r>
+      <w:proofErr w:type="spellEnd"/>
+      <w:r>
+        <w:t>&gt;</w:t>
+      </w:r>
+    </w:p>
+    <w:p>
+      <w:r>
+        <w:t xml:space="preserve">                    &lt;answerPointsDiffModusActivated&gt;false&lt;/answerPointsDiffModusActivated&gt;</w:t>
+      </w:r>
+    </w:p>
+    <w:p>
+      <w:r>
+        <w:t xml:space="preserve">                    &lt;</w:t>
+      </w:r>
+      <w:proofErr w:type="spellStart"/>
+      <w:r>
+        <w:t>disableCorrect</w:t>
+      </w:r>
+      <w:proofErr w:type="spellEnd"/>
+      <w:r>
+        <w:t>&gt;false&lt;/</w:t>
+      </w:r>
+      <w:proofErr w:type="spellStart"/>
+      <w:r>
+        <w:t>disableCorrect</w:t>
+      </w:r>
+      <w:proofErr w:type="spellEnd"/>
+      <w:r>
+        <w:t>&gt;</w:t>
+      </w:r>
+    </w:p>
+    <w:p>
+      <w:r>
+        <w:t xml:space="preserve">                    &lt;answers&gt;</w:t>
+      </w:r>
+    </w:p>
+    <w:p>
+      <w:r>
+        <w:t xml:space="preserve">                        &lt;answer points="1" correct="true"&gt;&lt;answerText&gt;&lt;![CDATA[support@buzzjuice.net]]&gt;&lt;/answerText&gt;&lt;/answer&gt;</w:t>
+      </w:r>
+    </w:p>
+    <w:p>
+      <w:r>
+        <w:t xml:space="preserve">                        &lt;answer points="1" correct="false"&gt;&lt;answerText&gt;&lt;![CDATA[help@buzzjuice.com]]&gt;&lt;/answerText&gt;&lt;/answer&gt;</w:t>
+      </w:r>
+    </w:p>
+    <w:p>
+      <w:r>
+        <w:t xml:space="preserve">                        &lt;answer points="1" correct="false"&gt;&lt;answerText&gt;&lt;![CDATA[admin@buzzjuice.net]]&gt;&lt;/answerText&gt;&lt;/answer&gt;</w:t>
+      </w:r>
+    </w:p>
+    <w:p>
+      <w:r>
+        <w:t xml:space="preserve">                        &lt;answer points="1" correct="false"&gt;&lt;answerText&gt;&lt;![CDATA[contact@buzzjuice.org]]&gt;&lt;/answerText&gt;&lt;/answer&gt;</w:t>
+      </w:r>
+    </w:p>
+    <w:p>
+      <w:r>
+        <w:t xml:space="preserve">                    &lt;/answers&gt;</w:t>
+      </w:r>
+    </w:p>
+    <w:p>
+      <w:r>
+        <w:t xml:space="preserve">                &lt;/question&gt;</w:t>
+      </w:r>
+    </w:p>
+    <w:p/>
+    <w:p>
+      <w:r>
+        <w:t xml:space="preserve">                &lt;!-- Q10: Single Choice - Responsible Community </w:t>
+      </w:r>
+      <w:proofErr w:type="spellStart"/>
+      <w:r>
+        <w:t>Behavior</w:t>
+      </w:r>
+      <w:proofErr w:type="spellEnd"/>
+      <w:r>
+        <w:t xml:space="preserve"> --&gt;</w:t>
+      </w:r>
+    </w:p>
+    <w:p>
+      <w:r>
+        <w:t xml:space="preserve">                &lt;question </w:t>
+      </w:r>
+      <w:proofErr w:type="spellStart"/>
+      <w:r>
+        <w:t>answerType</w:t>
+      </w:r>
+      <w:proofErr w:type="spellEnd"/>
+      <w:r>
+        <w:t>="single"&gt;</w:t>
+      </w:r>
+    </w:p>
+    <w:p>
+      <w:r>
+        <w:t xml:space="preserve">                    &lt;title&gt;&lt;![CDATA[What is an example of responsible community </w:t>
+      </w:r>
+      <w:proofErr w:type="spellStart"/>
+      <w:r>
+        <w:t>behavior</w:t>
+      </w:r>
+      <w:proofErr w:type="spellEnd"/>
+      <w:r>
+        <w:t>?]]&gt;&lt;/title&gt;</w:t>
+      </w:r>
+    </w:p>
+    <w:p>
+      <w:r>
+        <w:t xml:space="preserve">                    &lt;points&gt;1&lt;/points&gt;</w:t>
+      </w:r>
+    </w:p>
+    <w:p>
+      <w:r>
+        <w:t xml:space="preserve">                    &lt;</w:t>
+      </w:r>
+      <w:proofErr w:type="spellStart"/>
+      <w:r>
+        <w:t>questionText</w:t>
+      </w:r>
+      <w:proofErr w:type="spellEnd"/>
+      <w:r>
+        <w:t xml:space="preserve">&gt;&lt;![CDATA[Which of the following is an example of responsible community </w:t>
+      </w:r>
+      <w:proofErr w:type="spellStart"/>
+      <w:r>
+        <w:t>behavior</w:t>
+      </w:r>
+      <w:proofErr w:type="spellEnd"/>
+      <w:r>
+        <w:t xml:space="preserve"> on </w:t>
+      </w:r>
+      <w:proofErr w:type="spellStart"/>
+      <w:r>
+        <w:t>Buzzjuice</w:t>
+      </w:r>
+      <w:proofErr w:type="spellEnd"/>
+      <w:r>
+        <w:t>?]]&gt;&lt;/</w:t>
+      </w:r>
+      <w:proofErr w:type="spellStart"/>
+      <w:r>
+        <w:t>questionText</w:t>
+      </w:r>
+      <w:proofErr w:type="spellEnd"/>
+      <w:r>
+        <w:t>&gt;</w:t>
+      </w:r>
+    </w:p>
+    <w:p>
+      <w:r>
+        <w:t xml:space="preserve">                    &lt;</w:t>
+      </w:r>
+      <w:proofErr w:type="spellStart"/>
+      <w:r>
+        <w:t>correctMsg</w:t>
+      </w:r>
+      <w:proofErr w:type="spellEnd"/>
+      <w:r>
+        <w:t>&gt;&lt;![CDATA[Correct! Engaging in respectful discussions is essential for a healthy community.]]&gt;&lt;/</w:t>
+      </w:r>
+      <w:proofErr w:type="spellStart"/>
+      <w:r>
+        <w:t>correctMsg</w:t>
+      </w:r>
+      <w:proofErr w:type="spellEnd"/>
+      <w:r>
+        <w:t>&gt;</w:t>
+      </w:r>
+    </w:p>
+    <w:p>
+      <w:r>
+        <w:t xml:space="preserve">                    &lt;</w:t>
+      </w:r>
+      <w:proofErr w:type="spellStart"/>
+      <w:r>
+        <w:t>incorrectMsg</w:t>
+      </w:r>
+      <w:proofErr w:type="spellEnd"/>
+      <w:r>
+        <w:t>&gt;&lt;![CDATA[Review Lesson 4 on community engagement and conduct.]]&gt;&lt;/</w:t>
+      </w:r>
+      <w:proofErr w:type="spellStart"/>
+      <w:r>
+        <w:t>incorrectMsg</w:t>
+      </w:r>
+      <w:proofErr w:type="spellEnd"/>
+      <w:r>
+        <w:t>&gt;</w:t>
+      </w:r>
+    </w:p>
+    <w:p>
+      <w:r>
+        <w:t xml:space="preserve">                    &lt;category/&gt;</w:t>
+      </w:r>
+    </w:p>
+    <w:p>
+      <w:r>
+        <w:lastRenderedPageBreak/>
+        <w:t xml:space="preserve">                    &lt;</w:t>
+      </w:r>
+      <w:proofErr w:type="spellStart"/>
+      <w:r>
+        <w:t>correctSameText</w:t>
+      </w:r>
+      <w:proofErr w:type="spellEnd"/>
+      <w:r>
+        <w:t>&gt;false&lt;/</w:t>
+      </w:r>
+      <w:proofErr w:type="spellStart"/>
+      <w:r>
+        <w:t>correctSameText</w:t>
+      </w:r>
+      <w:proofErr w:type="spellEnd"/>
+      <w:r>
+        <w:t>&gt;</w:t>
+      </w:r>
+    </w:p>
+    <w:p>
+      <w:r>
+        <w:t xml:space="preserve">                    &lt;</w:t>
+      </w:r>
+      <w:proofErr w:type="spellStart"/>
+      <w:r>
+        <w:t>showPointsInBox</w:t>
+      </w:r>
+      <w:proofErr w:type="spellEnd"/>
+      <w:r>
+        <w:t>&gt;false&lt;/</w:t>
+      </w:r>
+      <w:proofErr w:type="spellStart"/>
+      <w:r>
+        <w:t>showPointsInBox</w:t>
+      </w:r>
+      <w:proofErr w:type="spellEnd"/>
+      <w:r>
+        <w:t>&gt;</w:t>
+      </w:r>
+    </w:p>
+    <w:p>
+      <w:r>
+        <w:t xml:space="preserve">                    &lt;</w:t>
+      </w:r>
+      <w:proofErr w:type="spellStart"/>
+      <w:r>
+        <w:t>answerPointsActivated</w:t>
+      </w:r>
+      <w:proofErr w:type="spellEnd"/>
+      <w:r>
+        <w:t>&gt;false&lt;/</w:t>
+      </w:r>
+      <w:proofErr w:type="spellStart"/>
+      <w:r>
+        <w:t>answerPointsActivated</w:t>
+      </w:r>
+      <w:proofErr w:type="spellEnd"/>
+      <w:r>
+        <w:t>&gt;</w:t>
+      </w:r>
+    </w:p>
+    <w:p>
+      <w:r>
+        <w:t xml:space="preserve">                    &lt;answerPointsDiffModusActivated&gt;false&lt;/answerPointsDiffModusActivated&gt;</w:t>
+      </w:r>
+    </w:p>
+    <w:p>
+      <w:r>
+        <w:t xml:space="preserve">                    &lt;</w:t>
+      </w:r>
+      <w:proofErr w:type="spellStart"/>
+      <w:r>
+        <w:t>disableCorrect</w:t>
+      </w:r>
+      <w:proofErr w:type="spellEnd"/>
+      <w:r>
+        <w:t>&gt;false&lt;/</w:t>
+      </w:r>
+      <w:proofErr w:type="spellStart"/>
+      <w:r>
+        <w:t>disableCorrect</w:t>
+      </w:r>
+      <w:proofErr w:type="spellEnd"/>
+      <w:r>
+        <w:t>&gt;</w:t>
+      </w:r>
+    </w:p>
+    <w:p>
+      <w:r>
+        <w:t xml:space="preserve">                    &lt;answers&gt;</w:t>
+      </w:r>
+    </w:p>
+    <w:p>
+      <w:r>
+        <w:t xml:space="preserve">                        &lt;answer points="1" correct="false"&gt;&lt;</w:t>
+      </w:r>
+      <w:proofErr w:type="spellStart"/>
+      <w:r>
+        <w:t>answerText</w:t>
+      </w:r>
+      <w:proofErr w:type="spellEnd"/>
+      <w:r>
+        <w:t>&gt;&lt;![CDATA[Posting offensive comments in forums]]&gt;&lt;/</w:t>
+      </w:r>
+      <w:proofErr w:type="spellStart"/>
+      <w:r>
+        <w:t>answerText</w:t>
+      </w:r>
+      <w:proofErr w:type="spellEnd"/>
+      <w:r>
+        <w:t>&gt;&lt;/answer&gt;</w:t>
+      </w:r>
+    </w:p>
+    <w:p>
+      <w:r>
+        <w:t xml:space="preserve">                        &lt;answer points="1" correct="false"&gt;&lt;</w:t>
+      </w:r>
+      <w:proofErr w:type="spellStart"/>
+      <w:r>
+        <w:t>answerText</w:t>
+      </w:r>
+      <w:proofErr w:type="spellEnd"/>
+      <w:r>
+        <w:t>&gt;&lt;![CDATA[Ignoring platform guidelines]]&gt;&lt;/</w:t>
+      </w:r>
+      <w:proofErr w:type="spellStart"/>
+      <w:r>
+        <w:t>answerText</w:t>
+      </w:r>
+      <w:proofErr w:type="spellEnd"/>
+      <w:r>
+        <w:t>&gt;&lt;/answer&gt;</w:t>
+      </w:r>
+    </w:p>
+    <w:p>
+      <w:r>
+        <w:t xml:space="preserve">                        &lt;answer points="1" correct="true"&gt;&lt;</w:t>
+      </w:r>
+      <w:proofErr w:type="spellStart"/>
+      <w:r>
+        <w:t>answerText</w:t>
+      </w:r>
+      <w:proofErr w:type="spellEnd"/>
+      <w:r>
+        <w:t>&gt;&lt;![CDATA[Engaging in respectful, constructive discussions]]&gt;&lt;/</w:t>
+      </w:r>
+      <w:proofErr w:type="spellStart"/>
+      <w:r>
+        <w:t>answerText</w:t>
+      </w:r>
+      <w:proofErr w:type="spellEnd"/>
+      <w:r>
+        <w:t>&gt;&lt;/answer&gt;</w:t>
+      </w:r>
+    </w:p>
+    <w:p>
+      <w:r>
+        <w:t xml:space="preserve">                        &lt;answer points="1" correct="false"&gt;&lt;</w:t>
+      </w:r>
+      <w:proofErr w:type="spellStart"/>
+      <w:r>
+        <w:t>answerText</w:t>
+      </w:r>
+      <w:proofErr w:type="spellEnd"/>
+      <w:r>
+        <w:t>&gt;&lt;![CDATA[Spamming other users with promotional content]]&gt;&lt;/</w:t>
+      </w:r>
+      <w:proofErr w:type="spellStart"/>
+      <w:r>
+        <w:t>answerText</w:t>
+      </w:r>
+      <w:proofErr w:type="spellEnd"/>
+      <w:r>
+        <w:t>&gt;&lt;/answer&gt;</w:t>
+      </w:r>
+    </w:p>
+    <w:p>
+      <w:r>
+        <w:t xml:space="preserve">                    &lt;/answers&gt;</w:t>
+      </w:r>
+    </w:p>
+    <w:p>
+      <w:r>
+        <w:t xml:space="preserve">                &lt;/question&gt;</w:t>
+      </w:r>
+    </w:p>
+    <w:p/>
+    <w:p>
+      <w:r>
+        <w:t xml:space="preserve">                &lt;!-- ===== SECTION 5: BYLAWS &amp; CONDUCT ===== --&gt;</w:t>
+      </w:r>
+    </w:p>
+    <w:p/>
+    <w:p>
+      <w:r>
+        <w:t xml:space="preserve">                &lt;!-- Q11: Single Choice - Assessment Rule --&gt;</w:t>
+      </w:r>
+    </w:p>
+    <w:p>
+      <w:r>
+        <w:t xml:space="preserve">                &lt;question </w:t>
+      </w:r>
+      <w:proofErr w:type="spellStart"/>
+      <w:r>
+        <w:t>answerType</w:t>
+      </w:r>
+      <w:proofErr w:type="spellEnd"/>
+      <w:r>
+        <w:t>="single"&gt;</w:t>
+      </w:r>
+    </w:p>
+    <w:p>
+      <w:r>
+        <w:t xml:space="preserve">                    &lt;title&gt;&lt;![CDATA[What is the time limit for the Orientation Quiz?]]&gt;&lt;/title&gt;</w:t>
+      </w:r>
+    </w:p>
+    <w:p>
+      <w:r>
+        <w:t xml:space="preserve">                    &lt;points&gt;1&lt;/points&gt;</w:t>
+      </w:r>
+    </w:p>
+    <w:p>
+      <w:r>
+        <w:t xml:space="preserve">                    &lt;</w:t>
+      </w:r>
+      <w:proofErr w:type="spellStart"/>
+      <w:r>
+        <w:t>questionText</w:t>
+      </w:r>
+      <w:proofErr w:type="spellEnd"/>
+      <w:r>
+        <w:t>&gt;&lt;![CDATA[How much time do you have to complete the Orientation Assessment Quiz?]]&gt;&lt;/</w:t>
+      </w:r>
+      <w:proofErr w:type="spellStart"/>
+      <w:r>
+        <w:t>questionText</w:t>
+      </w:r>
+      <w:proofErr w:type="spellEnd"/>
+      <w:r>
+        <w:t>&gt;</w:t>
+      </w:r>
+    </w:p>
+    <w:p>
+      <w:r>
+        <w:t xml:space="preserve">                    &lt;</w:t>
+      </w:r>
+      <w:proofErr w:type="spellStart"/>
+      <w:r>
+        <w:t>correctMsg</w:t>
+      </w:r>
+      <w:proofErr w:type="spellEnd"/>
+      <w:r>
+        <w:t>&gt;&lt;![CDATA[Correct! The orientation quiz has a 20-minute time limit.]]&gt;&lt;/</w:t>
+      </w:r>
+      <w:proofErr w:type="spellStart"/>
+      <w:r>
+        <w:t>correctMsg</w:t>
+      </w:r>
+      <w:proofErr w:type="spellEnd"/>
+      <w:r>
+        <w:t>&gt;</w:t>
+      </w:r>
+    </w:p>
+    <w:p>
+      <w:r>
+        <w:t xml:space="preserve">                    &lt;</w:t>
+      </w:r>
+      <w:proofErr w:type="spellStart"/>
+      <w:r>
+        <w:t>incorrectMsg</w:t>
+      </w:r>
+      <w:proofErr w:type="spellEnd"/>
+      <w:r>
+        <w:t>&gt;&lt;![CDATA[Review Lesson 5: Platform Bylaws, Conduct &amp; Assessment Rules.]]&gt;&lt;/</w:t>
+      </w:r>
+      <w:proofErr w:type="spellStart"/>
+      <w:r>
+        <w:t>incorrectMsg</w:t>
+      </w:r>
+      <w:proofErr w:type="spellEnd"/>
+      <w:r>
+        <w:t>&gt;</w:t>
+      </w:r>
+    </w:p>
+    <w:p>
+      <w:r>
+        <w:t xml:space="preserve">                    &lt;category/&gt;</w:t>
+      </w:r>
+    </w:p>
+    <w:p>
+      <w:r>
+        <w:t xml:space="preserve">                    &lt;</w:t>
+      </w:r>
+      <w:proofErr w:type="spellStart"/>
+      <w:r>
+        <w:t>correctSameText</w:t>
+      </w:r>
+      <w:proofErr w:type="spellEnd"/>
+      <w:r>
+        <w:t>&gt;false&lt;/</w:t>
+      </w:r>
+      <w:proofErr w:type="spellStart"/>
+      <w:r>
+        <w:t>correctSameText</w:t>
+      </w:r>
+      <w:proofErr w:type="spellEnd"/>
+      <w:r>
+        <w:t>&gt;</w:t>
+      </w:r>
+    </w:p>
+    <w:p>
+      <w:r>
+        <w:t xml:space="preserve">                    &lt;</w:t>
+      </w:r>
+      <w:proofErr w:type="spellStart"/>
+      <w:r>
+        <w:t>showPointsInBox</w:t>
+      </w:r>
+      <w:proofErr w:type="spellEnd"/>
+      <w:r>
+        <w:t>&gt;false&lt;/</w:t>
+      </w:r>
+      <w:proofErr w:type="spellStart"/>
+      <w:r>
+        <w:t>showPointsInBox</w:t>
+      </w:r>
+      <w:proofErr w:type="spellEnd"/>
+      <w:r>
+        <w:t>&gt;</w:t>
+      </w:r>
+    </w:p>
+    <w:p>
+      <w:r>
+        <w:t xml:space="preserve">                    &lt;</w:t>
+      </w:r>
+      <w:proofErr w:type="spellStart"/>
+      <w:r>
+        <w:t>answerPointsActivated</w:t>
+      </w:r>
+      <w:proofErr w:type="spellEnd"/>
+      <w:r>
+        <w:t>&gt;false&lt;/</w:t>
+      </w:r>
+      <w:proofErr w:type="spellStart"/>
+      <w:r>
+        <w:t>answerPointsActivated</w:t>
+      </w:r>
+      <w:proofErr w:type="spellEnd"/>
+      <w:r>
+        <w:t>&gt;</w:t>
+      </w:r>
+    </w:p>
+    <w:p>
+      <w:r>
+        <w:lastRenderedPageBreak/>
+        <w:t xml:space="preserve">                    &lt;answerPointsDiffModusActivated&gt;false&lt;/answerPointsDiffModusActivated&gt;</w:t>
+      </w:r>
+    </w:p>
+    <w:p>
+      <w:r>
+        <w:t xml:space="preserve">                    &lt;</w:t>
+      </w:r>
+      <w:proofErr w:type="spellStart"/>
+      <w:r>
+        <w:t>disableCorrect</w:t>
+      </w:r>
+      <w:proofErr w:type="spellEnd"/>
+      <w:r>
+        <w:t>&gt;false&lt;/</w:t>
+      </w:r>
+      <w:proofErr w:type="spellStart"/>
+      <w:r>
+        <w:t>disableCorrect</w:t>
+      </w:r>
+      <w:proofErr w:type="spellEnd"/>
+      <w:r>
+        <w:t>&gt;</w:t>
+      </w:r>
+    </w:p>
+    <w:p>
+      <w:r>
+        <w:t xml:space="preserve">                    &lt;answers&gt;</w:t>
+      </w:r>
+    </w:p>
+    <w:p>
+      <w:r>
+        <w:t xml:space="preserve">                        &lt;answer points="1" correct="false"&gt;&lt;</w:t>
+      </w:r>
+      <w:proofErr w:type="spellStart"/>
+      <w:r>
+        <w:t>answerText</w:t>
+      </w:r>
+      <w:proofErr w:type="spellEnd"/>
+      <w:r>
+        <w:t>&gt;&lt;![CDATA[10 minutes]]&gt;&lt;/</w:t>
+      </w:r>
+      <w:proofErr w:type="spellStart"/>
+      <w:r>
+        <w:t>answerText</w:t>
+      </w:r>
+      <w:proofErr w:type="spellEnd"/>
+      <w:r>
+        <w:t>&gt;&lt;/answer&gt;</w:t>
+      </w:r>
+    </w:p>
+    <w:p>
+      <w:r>
+        <w:t xml:space="preserve">                        &lt;answer points="1" correct="true"&gt;&lt;</w:t>
+      </w:r>
+      <w:proofErr w:type="spellStart"/>
+      <w:r>
+        <w:t>answerText</w:t>
+      </w:r>
+      <w:proofErr w:type="spellEnd"/>
+      <w:r>
+        <w:t>&gt;&lt;![CDATA[20 minutes]]&gt;&lt;/</w:t>
+      </w:r>
+      <w:proofErr w:type="spellStart"/>
+      <w:r>
+        <w:t>answerText</w:t>
+      </w:r>
+      <w:proofErr w:type="spellEnd"/>
+      <w:r>
+        <w:t>&gt;&lt;/answer&gt;</w:t>
+      </w:r>
+    </w:p>
+    <w:p>
+      <w:r>
+        <w:t xml:space="preserve">                        &lt;answer points="1" correct="false"&gt;&lt;</w:t>
+      </w:r>
+      <w:proofErr w:type="spellStart"/>
+      <w:r>
+        <w:t>answerText</w:t>
+      </w:r>
+      <w:proofErr w:type="spellEnd"/>
+      <w:r>
+        <w:t>&gt;&lt;![CDATA[30 minutes]]&gt;&lt;/</w:t>
+      </w:r>
+      <w:proofErr w:type="spellStart"/>
+      <w:r>
+        <w:t>answerText</w:t>
+      </w:r>
+      <w:proofErr w:type="spellEnd"/>
+      <w:r>
+        <w:t>&gt;&lt;/answer&gt;</w:t>
+      </w:r>
+    </w:p>
+    <w:p>
+      <w:r>
+        <w:t xml:space="preserve">                        &lt;answer points="1" correct="false"&gt;&lt;</w:t>
+      </w:r>
+      <w:proofErr w:type="spellStart"/>
+      <w:r>
+        <w:t>answerText</w:t>
+      </w:r>
+      <w:proofErr w:type="spellEnd"/>
+      <w:r>
+        <w:t>&gt;&lt;![CDATA[Unlimited time]]&gt;&lt;/</w:t>
+      </w:r>
+      <w:proofErr w:type="spellStart"/>
+      <w:r>
+        <w:t>answerText</w:t>
+      </w:r>
+      <w:proofErr w:type="spellEnd"/>
+      <w:r>
+        <w:t>&gt;&lt;/answer&gt;</w:t>
+      </w:r>
+    </w:p>
+    <w:p>
+      <w:r>
+        <w:t xml:space="preserve">                    &lt;/answers&gt;</w:t>
+      </w:r>
+    </w:p>
+    <w:p>
+      <w:r>
+        <w:t xml:space="preserve">                &lt;/question&gt;</w:t>
+      </w:r>
+    </w:p>
+    <w:p/>
+    <w:p>
+      <w:r>
+        <w:t xml:space="preserve">                &lt;!-- Q12: Multiple Choice - Prohibited Conduct --&gt;</w:t>
+      </w:r>
+    </w:p>
+    <w:p>
+      <w:r>
+        <w:t xml:space="preserve">                &lt;question </w:t>
+      </w:r>
+      <w:proofErr w:type="spellStart"/>
+      <w:r>
+        <w:t>answerType</w:t>
+      </w:r>
+      <w:proofErr w:type="spellEnd"/>
+      <w:r>
+        <w:t>="multiple"&gt;</w:t>
+      </w:r>
+    </w:p>
+    <w:p>
+      <w:r>
+        <w:t xml:space="preserve">                    &lt;title&gt;&lt;![CDATA[Which of the following are prohibited on </w:t>
+      </w:r>
+      <w:proofErr w:type="spellStart"/>
+      <w:r>
+        <w:t>Buzzjuice</w:t>
+      </w:r>
+      <w:proofErr w:type="spellEnd"/>
+      <w:r>
+        <w:t>?]]&gt;&lt;/title&gt;</w:t>
+      </w:r>
+    </w:p>
+    <w:p>
+      <w:r>
+        <w:t xml:space="preserve">                    &lt;points&gt;1&lt;/points&gt;</w:t>
+      </w:r>
+    </w:p>
+    <w:p>
+      <w:r>
+        <w:t xml:space="preserve">                    &lt;</w:t>
+      </w:r>
+      <w:proofErr w:type="spellStart"/>
+      <w:r>
+        <w:t>questionText</w:t>
+      </w:r>
+      <w:proofErr w:type="spellEnd"/>
+      <w:r>
+        <w:t xml:space="preserve">&gt;&lt;![CDATA[Which of the following are prohibited conduct on </w:t>
+      </w:r>
+      <w:proofErr w:type="spellStart"/>
+      <w:r>
+        <w:t>Buzzjuice</w:t>
+      </w:r>
+      <w:proofErr w:type="spellEnd"/>
+      <w:r>
+        <w:t>? (Select all that apply)]]&gt;&lt;/</w:t>
+      </w:r>
+      <w:proofErr w:type="spellStart"/>
+      <w:r>
+        <w:t>questionText</w:t>
+      </w:r>
+      <w:proofErr w:type="spellEnd"/>
+      <w:r>
+        <w:t>&gt;</w:t>
+      </w:r>
+    </w:p>
+    <w:p>
+      <w:r>
+        <w:t xml:space="preserve">                    &lt;</w:t>
+      </w:r>
+      <w:proofErr w:type="spellStart"/>
+      <w:r>
+        <w:t>correctMsg</w:t>
+      </w:r>
+      <w:proofErr w:type="spellEnd"/>
+      <w:r>
+        <w:t>&gt;&lt;![CDATA[Correct! All of these are violations of platform bylaws.]]&gt;&lt;/</w:t>
+      </w:r>
+      <w:proofErr w:type="spellStart"/>
+      <w:r>
+        <w:t>correctMsg</w:t>
+      </w:r>
+      <w:proofErr w:type="spellEnd"/>
+      <w:r>
+        <w:t>&gt;</w:t>
+      </w:r>
+    </w:p>
+    <w:p>
+      <w:r>
+        <w:t xml:space="preserve">                    &lt;</w:t>
+      </w:r>
+      <w:proofErr w:type="spellStart"/>
+      <w:r>
+        <w:t>incorrectMsg</w:t>
+      </w:r>
+      <w:proofErr w:type="spellEnd"/>
+      <w:r>
+        <w:t>&gt;&lt;![CDATA[Review Lesson 5 on required conduct and platform bylaws.]]&gt;&lt;/</w:t>
+      </w:r>
+      <w:proofErr w:type="spellStart"/>
+      <w:r>
+        <w:t>incorrectMsg</w:t>
+      </w:r>
+      <w:proofErr w:type="spellEnd"/>
+      <w:r>
+        <w:t>&gt;</w:t>
+      </w:r>
+    </w:p>
+    <w:p>
+      <w:r>
+        <w:t xml:space="preserve">                    &lt;category/&gt;</w:t>
+      </w:r>
+    </w:p>
+    <w:p>
+      <w:r>
+        <w:t xml:space="preserve">                    &lt;</w:t>
+      </w:r>
+      <w:proofErr w:type="spellStart"/>
+      <w:r>
+        <w:t>correctSameText</w:t>
+      </w:r>
+      <w:proofErr w:type="spellEnd"/>
+      <w:r>
+        <w:t>&gt;false&lt;/</w:t>
+      </w:r>
+      <w:proofErr w:type="spellStart"/>
+      <w:r>
+        <w:t>correctSameText</w:t>
+      </w:r>
+      <w:proofErr w:type="spellEnd"/>
+      <w:r>
+        <w:t>&gt;</w:t>
+      </w:r>
+    </w:p>
+    <w:p>
+      <w:r>
+        <w:t xml:space="preserve">                    &lt;</w:t>
+      </w:r>
+      <w:proofErr w:type="spellStart"/>
+      <w:r>
+        <w:t>showPointsInBox</w:t>
+      </w:r>
+      <w:proofErr w:type="spellEnd"/>
+      <w:r>
+        <w:t>&gt;false&lt;/</w:t>
+      </w:r>
+      <w:proofErr w:type="spellStart"/>
+      <w:r>
+        <w:t>showPointsInBox</w:t>
+      </w:r>
+      <w:proofErr w:type="spellEnd"/>
+      <w:r>
+        <w:t>&gt;</w:t>
+      </w:r>
+    </w:p>
+    <w:p>
+      <w:r>
+        <w:t xml:space="preserve">                    &lt;</w:t>
+      </w:r>
+      <w:proofErr w:type="spellStart"/>
+      <w:r>
+        <w:t>answerPointsActivated</w:t>
+      </w:r>
+      <w:proofErr w:type="spellEnd"/>
+      <w:r>
+        <w:t>&gt;false&lt;/</w:t>
+      </w:r>
+      <w:proofErr w:type="spellStart"/>
+      <w:r>
+        <w:t>answerPointsActivated</w:t>
+      </w:r>
+      <w:proofErr w:type="spellEnd"/>
+      <w:r>
+        <w:t>&gt;</w:t>
+      </w:r>
+    </w:p>
+    <w:p>
+      <w:r>
+        <w:t xml:space="preserve">                    &lt;answerPointsDiffModusActivated&gt;false&lt;/answerPointsDiffModusActivated&gt;</w:t>
+      </w:r>
+    </w:p>
+    <w:p>
+      <w:r>
+        <w:t xml:space="preserve">                    &lt;</w:t>
+      </w:r>
+      <w:proofErr w:type="spellStart"/>
+      <w:r>
+        <w:t>disableCorrect</w:t>
+      </w:r>
+      <w:proofErr w:type="spellEnd"/>
+      <w:r>
+        <w:t>&gt;false&lt;/</w:t>
+      </w:r>
+      <w:proofErr w:type="spellStart"/>
+      <w:r>
+        <w:t>disableCorrect</w:t>
+      </w:r>
+      <w:proofErr w:type="spellEnd"/>
+      <w:r>
+        <w:t>&gt;</w:t>
+      </w:r>
+    </w:p>
+    <w:p>
+      <w:r>
+        <w:t xml:space="preserve">                    &lt;answers&gt;</w:t>
+      </w:r>
+    </w:p>
+    <w:p>
+      <w:r>
+        <w:t xml:space="preserve">                        &lt;answer points="1" correct="true"&gt;&lt;</w:t>
+      </w:r>
+      <w:proofErr w:type="spellStart"/>
+      <w:r>
+        <w:t>answerText</w:t>
+      </w:r>
+      <w:proofErr w:type="spellEnd"/>
+      <w:r>
+        <w:t>&gt;&lt;![CDATA[Plagiarism and cheating on assessments]]&gt;&lt;/</w:t>
+      </w:r>
+      <w:proofErr w:type="spellStart"/>
+      <w:r>
+        <w:t>answerText</w:t>
+      </w:r>
+      <w:proofErr w:type="spellEnd"/>
+      <w:r>
+        <w:t>&gt;&lt;/answer&gt;</w:t>
+      </w:r>
+    </w:p>
+    <w:p>
+      <w:r>
+        <w:lastRenderedPageBreak/>
+        <w:t xml:space="preserve">                        &lt;answer points="1" correct="true"&gt;&lt;</w:t>
+      </w:r>
+      <w:proofErr w:type="spellStart"/>
+      <w:r>
+        <w:t>answerText</w:t>
+      </w:r>
+      <w:proofErr w:type="spellEnd"/>
+      <w:r>
+        <w:t>&gt;&lt;![CDATA[Posting offensive or toxic content]]&gt;&lt;/</w:t>
+      </w:r>
+      <w:proofErr w:type="spellStart"/>
+      <w:r>
+        <w:t>answerText</w:t>
+      </w:r>
+      <w:proofErr w:type="spellEnd"/>
+      <w:r>
+        <w:t>&gt;&lt;/answer&gt;</w:t>
+      </w:r>
+    </w:p>
+    <w:p>
+      <w:r>
+        <w:t xml:space="preserve">                        &lt;answer points="1" correct="true"&gt;&lt;</w:t>
+      </w:r>
+      <w:proofErr w:type="spellStart"/>
+      <w:r>
+        <w:t>answerText</w:t>
+      </w:r>
+      <w:proofErr w:type="spellEnd"/>
+      <w:r>
+        <w:t>&gt;&lt;![CDATA[Sharing quiz answers or unauthorized assistance]]&gt;&lt;/</w:t>
+      </w:r>
+      <w:proofErr w:type="spellStart"/>
+      <w:r>
+        <w:t>answerText</w:t>
+      </w:r>
+      <w:proofErr w:type="spellEnd"/>
+      <w:r>
+        <w:t>&gt;&lt;/answer&gt;</w:t>
+      </w:r>
+    </w:p>
+    <w:p>
+      <w:r>
+        <w:t xml:space="preserve">                        &lt;answer points="1" correct="false"&gt;&lt;</w:t>
+      </w:r>
+      <w:proofErr w:type="spellStart"/>
+      <w:r>
+        <w:t>answerText</w:t>
+      </w:r>
+      <w:proofErr w:type="spellEnd"/>
+      <w:r>
+        <w:t>&gt;&lt;![CDATA[Asking questions in support forums]]&gt;&lt;/</w:t>
+      </w:r>
+      <w:proofErr w:type="spellStart"/>
+      <w:r>
+        <w:t>answerText</w:t>
+      </w:r>
+      <w:proofErr w:type="spellEnd"/>
+      <w:r>
+        <w:t>&gt;&lt;/answer&gt;</w:t>
+      </w:r>
+    </w:p>
+    <w:p>
+      <w:r>
+        <w:t xml:space="preserve">                    &lt;/answers&gt;</w:t>
+      </w:r>
+    </w:p>
+    <w:p>
+      <w:r>
+        <w:t xml:space="preserve">                &lt;/question&gt;</w:t>
+      </w:r>
+    </w:p>
+    <w:p/>
+    <w:p>
+      <w:r>
+        <w:t xml:space="preserve">                &lt;!-- Q13: Single Choice - Misconduct Reporting --&gt;</w:t>
+      </w:r>
+    </w:p>
+    <w:p>
+      <w:r>
+        <w:t xml:space="preserve">                &lt;question </w:t>
+      </w:r>
+      <w:proofErr w:type="spellStart"/>
+      <w:r>
+        <w:t>answerType</w:t>
+      </w:r>
+      <w:proofErr w:type="spellEnd"/>
+      <w:r>
+        <w:t>="single"&gt;</w:t>
+      </w:r>
+    </w:p>
+    <w:p>
+      <w:r>
+        <w:t xml:space="preserve">                    &lt;title&gt;&lt;![CDATA[How should misconduct be reported?]]&gt;&lt;/title&gt;</w:t>
+      </w:r>
+    </w:p>
+    <w:p>
+      <w:r>
+        <w:t xml:space="preserve">                    &lt;points&gt;1&lt;/points&gt;</w:t>
+      </w:r>
+    </w:p>
+    <w:p>
+      <w:r>
+        <w:t xml:space="preserve">                    &lt;</w:t>
+      </w:r>
+      <w:proofErr w:type="spellStart"/>
+      <w:r>
+        <w:t>questionText</w:t>
+      </w:r>
+      <w:proofErr w:type="spellEnd"/>
+      <w:r>
+        <w:t xml:space="preserve">&gt;&lt;![CDATA[If you witness misconduct on </w:t>
+      </w:r>
+      <w:proofErr w:type="spellStart"/>
+      <w:r>
+        <w:t>Buzzjuice</w:t>
+      </w:r>
+      <w:proofErr w:type="spellEnd"/>
+      <w:r>
+        <w:t>, what should you do?]]&gt;&lt;/</w:t>
+      </w:r>
+      <w:proofErr w:type="spellStart"/>
+      <w:r>
+        <w:t>questionText</w:t>
+      </w:r>
+      <w:proofErr w:type="spellEnd"/>
+      <w:r>
+        <w:t>&gt;</w:t>
+      </w:r>
+    </w:p>
+    <w:p>
+      <w:r>
+        <w:t xml:space="preserve">                    &lt;</w:t>
+      </w:r>
+      <w:proofErr w:type="spellStart"/>
+      <w:r>
+        <w:t>correctMsg</w:t>
+      </w:r>
+      <w:proofErr w:type="spellEnd"/>
+      <w:r>
+        <w:t>&gt;&lt;![CDATA[Correct! Contact support for misconduct incidents.]]&gt;&lt;/</w:t>
+      </w:r>
+      <w:proofErr w:type="spellStart"/>
+      <w:r>
+        <w:t>correctMsg</w:t>
+      </w:r>
+      <w:proofErr w:type="spellEnd"/>
+      <w:r>
+        <w:t>&gt;</w:t>
+      </w:r>
+    </w:p>
+    <w:p>
+      <w:r>
+        <w:t xml:space="preserve">                    &lt;</w:t>
+      </w:r>
+      <w:proofErr w:type="spellStart"/>
+      <w:r>
+        <w:t>incorrectMsg</w:t>
+      </w:r>
+      <w:proofErr w:type="spellEnd"/>
+      <w:r>
+        <w:t>&gt;&lt;![CDATA[Review Lesson 4 and 5 on reporting misconduct.]]&gt;&lt;/</w:t>
+      </w:r>
+      <w:proofErr w:type="spellStart"/>
+      <w:r>
+        <w:t>incorrectMsg</w:t>
+      </w:r>
+      <w:proofErr w:type="spellEnd"/>
+      <w:r>
+        <w:t>&gt;</w:t>
+      </w:r>
+    </w:p>
+    <w:p>
+      <w:r>
+        <w:t xml:space="preserve">                    &lt;category/&gt;</w:t>
+      </w:r>
+    </w:p>
+    <w:p>
+      <w:r>
+        <w:t xml:space="preserve">                    &lt;</w:t>
+      </w:r>
+      <w:proofErr w:type="spellStart"/>
+      <w:r>
+        <w:t>correctSameText</w:t>
+      </w:r>
+      <w:proofErr w:type="spellEnd"/>
+      <w:r>
+        <w:t>&gt;false&lt;/</w:t>
+      </w:r>
+      <w:proofErr w:type="spellStart"/>
+      <w:r>
+        <w:t>correctSameText</w:t>
+      </w:r>
+      <w:proofErr w:type="spellEnd"/>
+      <w:r>
+        <w:t>&gt;</w:t>
+      </w:r>
+    </w:p>
+    <w:p>
+      <w:r>
+        <w:t xml:space="preserve">                    &lt;</w:t>
+      </w:r>
+      <w:proofErr w:type="spellStart"/>
+      <w:r>
+        <w:t>showPointsInBox</w:t>
+      </w:r>
+      <w:proofErr w:type="spellEnd"/>
+      <w:r>
+        <w:t>&gt;false&lt;/</w:t>
+      </w:r>
+      <w:proofErr w:type="spellStart"/>
+      <w:r>
+        <w:t>showPointsInBox</w:t>
+      </w:r>
+      <w:proofErr w:type="spellEnd"/>
+      <w:r>
+        <w:t>&gt;</w:t>
+      </w:r>
+    </w:p>
+    <w:p>
+      <w:r>
+        <w:t xml:space="preserve">                    &lt;</w:t>
+      </w:r>
+      <w:proofErr w:type="spellStart"/>
+      <w:r>
+        <w:t>answerPointsActivated</w:t>
+      </w:r>
+      <w:proofErr w:type="spellEnd"/>
+      <w:r>
+        <w:t>&gt;false&lt;/</w:t>
+      </w:r>
+      <w:proofErr w:type="spellStart"/>
+      <w:r>
+        <w:t>answerPointsActivated</w:t>
+      </w:r>
+      <w:proofErr w:type="spellEnd"/>
+      <w:r>
+        <w:t>&gt;</w:t>
+      </w:r>
+    </w:p>
+    <w:p>
+      <w:r>
+        <w:t xml:space="preserve">                    &lt;answerPointsDiffModusActivated&gt;false&lt;/answerPointsDiffModusActivated&gt;</w:t>
+      </w:r>
+    </w:p>
+    <w:p>
+      <w:r>
+        <w:t xml:space="preserve">                    &lt;</w:t>
+      </w:r>
+      <w:proofErr w:type="spellStart"/>
+      <w:r>
+        <w:t>disableCorrect</w:t>
+      </w:r>
+      <w:proofErr w:type="spellEnd"/>
+      <w:r>
+        <w:t>&gt;false&lt;/</w:t>
+      </w:r>
+      <w:proofErr w:type="spellStart"/>
+      <w:r>
+        <w:t>disableCorrect</w:t>
+      </w:r>
+      <w:proofErr w:type="spellEnd"/>
+      <w:r>
+        <w:t>&gt;</w:t>
+      </w:r>
+    </w:p>
+    <w:p>
+      <w:r>
+        <w:t xml:space="preserve">                    &lt;answers&gt;</w:t>
+      </w:r>
+    </w:p>
+    <w:p>
+      <w:r>
+        <w:t xml:space="preserve">                        &lt;answer points="1" correct="false"&gt;&lt;</w:t>
+      </w:r>
+      <w:proofErr w:type="spellStart"/>
+      <w:r>
+        <w:t>answerText</w:t>
+      </w:r>
+      <w:proofErr w:type="spellEnd"/>
+      <w:r>
+        <w:t>&gt;&lt;![CDATA[Ignore it and let others handle it]]&gt;&lt;/</w:t>
+      </w:r>
+      <w:proofErr w:type="spellStart"/>
+      <w:r>
+        <w:t>answerText</w:t>
+      </w:r>
+      <w:proofErr w:type="spellEnd"/>
+      <w:r>
+        <w:t>&gt;&lt;/answer&gt;</w:t>
+      </w:r>
+    </w:p>
+    <w:p>
+      <w:r>
+        <w:t xml:space="preserve">                        &lt;answer points="1" correct="true"&gt;&lt;</w:t>
+      </w:r>
+      <w:proofErr w:type="spellStart"/>
+      <w:r>
+        <w:t>answerText</w:t>
+      </w:r>
+      <w:proofErr w:type="spellEnd"/>
+      <w:r>
+        <w:t>&gt;&lt;![CDATA[Contact support@buzzjuice.net or submit a formal complaint]]&gt;&lt;/</w:t>
+      </w:r>
+      <w:proofErr w:type="spellStart"/>
+      <w:r>
+        <w:t>answerText</w:t>
+      </w:r>
+      <w:proofErr w:type="spellEnd"/>
+      <w:r>
+        <w:t>&gt;&lt;/answer&gt;</w:t>
+      </w:r>
+    </w:p>
+    <w:p>
+      <w:r>
+        <w:t xml:space="preserve">                        &lt;answer points="1" correct="false"&gt;&lt;</w:t>
+      </w:r>
+      <w:proofErr w:type="spellStart"/>
+      <w:r>
+        <w:t>answerText</w:t>
+      </w:r>
+      <w:proofErr w:type="spellEnd"/>
+      <w:r>
+        <w:t>&gt;&lt;![CDATA[Post about it publicly on social media]]&gt;&lt;/</w:t>
+      </w:r>
+      <w:proofErr w:type="spellStart"/>
+      <w:r>
+        <w:t>answerText</w:t>
+      </w:r>
+      <w:proofErr w:type="spellEnd"/>
+      <w:r>
+        <w:t>&gt;&lt;/answer&gt;</w:t>
+      </w:r>
+    </w:p>
+    <w:p>
+      <w:r>
+        <w:t xml:space="preserve">                        &lt;answer points="1" correct="false"&gt;&lt;![CDATA[Confront the person directly in forums]]&gt;&lt;/</w:t>
+      </w:r>
+      <w:proofErr w:type="spellStart"/>
+      <w:r>
+        <w:t>answerText</w:t>
+      </w:r>
+      <w:proofErr w:type="spellEnd"/>
+      <w:r>
+        <w:t>&gt;&lt;/answer&gt;</w:t>
+      </w:r>
+    </w:p>
+    <w:p>
+      <w:r>
+        <w:lastRenderedPageBreak/>
+        <w:t xml:space="preserve">                    &lt;/answers&gt;</w:t>
+      </w:r>
+    </w:p>
+    <w:p>
+      <w:r>
+        <w:t xml:space="preserve">                &lt;/question&gt;</w:t>
+      </w:r>
+    </w:p>
+    <w:p/>
+    <w:p>
+      <w:r>
+        <w:t xml:space="preserve">                &lt;!-- ===== SECTION 6: AFFILIATE PROGRAM ===== --&gt;</w:t>
+      </w:r>
+    </w:p>
+    <w:p/>
+    <w:p>
+      <w:r>
+        <w:t xml:space="preserve">                &lt;!-- Q14: Single Choice - BUS1300 Access --&gt;</w:t>
+      </w:r>
+    </w:p>
+    <w:p>
+      <w:r>
+        <w:t xml:space="preserve">                &lt;question </w:t>
+      </w:r>
+      <w:proofErr w:type="spellStart"/>
+      <w:r>
+        <w:t>answerType</w:t>
+      </w:r>
+      <w:proofErr w:type="spellEnd"/>
+      <w:r>
+        <w:t>="single"&gt;</w:t>
+      </w:r>
+    </w:p>
+    <w:p>
+      <w:r>
+        <w:t xml:space="preserve">                    &lt;title&gt;&lt;![CDATA[When can you access the BUS1300 Affiliate Management course?]]&gt;&lt;/title&gt;</w:t>
+      </w:r>
+    </w:p>
+    <w:p>
+      <w:r>
+        <w:t xml:space="preserve">                    &lt;points&gt;1&lt;/points&gt;</w:t>
+      </w:r>
+    </w:p>
+    <w:p>
+      <w:r>
+        <w:t xml:space="preserve">                    &lt;</w:t>
+      </w:r>
+      <w:proofErr w:type="spellStart"/>
+      <w:r>
+        <w:t>questionText</w:t>
+      </w:r>
+      <w:proofErr w:type="spellEnd"/>
+      <w:r>
+        <w:t>&gt;&lt;![CDATA[When does BUS1300 — Affiliate Management become available to you?]]&gt;&lt;/</w:t>
+      </w:r>
+      <w:proofErr w:type="spellStart"/>
+      <w:r>
+        <w:t>questionText</w:t>
+      </w:r>
+      <w:proofErr w:type="spellEnd"/>
+      <w:r>
+        <w:t>&gt;</w:t>
+      </w:r>
+    </w:p>
+    <w:p>
+      <w:r>
+        <w:t xml:space="preserve">                    &lt;</w:t>
+      </w:r>
+      <w:proofErr w:type="spellStart"/>
+      <w:r>
+        <w:t>correctMsg</w:t>
+      </w:r>
+      <w:proofErr w:type="spellEnd"/>
+      <w:r>
+        <w:t>&gt;&lt;![CDATA[Correct! BUS1300 is available on the Courses Landing Page after you complete orientation.]]&gt;&lt;/</w:t>
+      </w:r>
+      <w:proofErr w:type="spellStart"/>
+      <w:r>
+        <w:t>correctMsg</w:t>
+      </w:r>
+      <w:proofErr w:type="spellEnd"/>
+      <w:r>
+        <w:t>&gt;</w:t>
+      </w:r>
+    </w:p>
+    <w:p>
+      <w:r>
+        <w:t xml:space="preserve">                    &lt;</w:t>
+      </w:r>
+      <w:proofErr w:type="spellStart"/>
+      <w:r>
+        <w:t>incorrectMsg</w:t>
+      </w:r>
+      <w:proofErr w:type="spellEnd"/>
+      <w:r>
+        <w:t xml:space="preserve">&gt;&lt;![CDATA[Review Lesson 6: Introducing the </w:t>
+      </w:r>
+      <w:proofErr w:type="spellStart"/>
+      <w:r>
+        <w:t>Buzzjuice</w:t>
+      </w:r>
+      <w:proofErr w:type="spellEnd"/>
+      <w:r>
+        <w:t xml:space="preserve"> Affiliate Program.]]&gt;&lt;/</w:t>
+      </w:r>
+      <w:proofErr w:type="spellStart"/>
+      <w:r>
+        <w:t>incorrectMsg</w:t>
+      </w:r>
+      <w:proofErr w:type="spellEnd"/>
+      <w:r>
+        <w:t>&gt;</w:t>
+      </w:r>
+    </w:p>
+    <w:p>
+      <w:r>
+        <w:t xml:space="preserve">                    &lt;category/&gt;</w:t>
+      </w:r>
+    </w:p>
+    <w:p>
+      <w:r>
+        <w:t xml:space="preserve">                    &lt;</w:t>
+      </w:r>
+      <w:proofErr w:type="spellStart"/>
+      <w:r>
+        <w:t>correctSameText</w:t>
+      </w:r>
+      <w:proofErr w:type="spellEnd"/>
+      <w:r>
+        <w:t>&gt;false&lt;/</w:t>
+      </w:r>
+      <w:proofErr w:type="spellStart"/>
+      <w:r>
+        <w:t>correctSameText</w:t>
+      </w:r>
+      <w:proofErr w:type="spellEnd"/>
+      <w:r>
+        <w:t>&gt;</w:t>
+      </w:r>
+    </w:p>
+    <w:p>
+      <w:r>
+        <w:t xml:space="preserve">                    &lt;</w:t>
+      </w:r>
+      <w:proofErr w:type="spellStart"/>
+      <w:r>
+        <w:t>showPointsInBox</w:t>
+      </w:r>
+      <w:proofErr w:type="spellEnd"/>
+      <w:r>
+        <w:t>&gt;false&lt;/</w:t>
+      </w:r>
+      <w:proofErr w:type="spellStart"/>
+      <w:r>
+        <w:t>showPointsInBox</w:t>
+      </w:r>
+      <w:proofErr w:type="spellEnd"/>
+      <w:r>
+        <w:t>&gt;</w:t>
+      </w:r>
+    </w:p>
+    <w:p>
+      <w:r>
+        <w:t xml:space="preserve">                    &lt;</w:t>
+      </w:r>
+      <w:proofErr w:type="spellStart"/>
+      <w:r>
+        <w:t>answerPointsActivated</w:t>
+      </w:r>
+      <w:proofErr w:type="spellEnd"/>
+      <w:r>
+        <w:t>&gt;false&lt;/</w:t>
+      </w:r>
+      <w:proofErr w:type="spellStart"/>
+      <w:r>
+        <w:t>answerPointsActivated</w:t>
+      </w:r>
+      <w:proofErr w:type="spellEnd"/>
+      <w:r>
+        <w:t>&gt;</w:t>
+      </w:r>
+    </w:p>
+    <w:p>
+      <w:r>
+        <w:t xml:space="preserve">                    &lt;answerPointsDiffModusActivated&gt;false&lt;/answerPointsDiffModusActivated&gt;</w:t>
+      </w:r>
+    </w:p>
+    <w:p>
+      <w:r>
+        <w:t xml:space="preserve">                    &lt;</w:t>
+      </w:r>
+      <w:proofErr w:type="spellStart"/>
+      <w:r>
+        <w:t>disableCorrect</w:t>
+      </w:r>
+      <w:proofErr w:type="spellEnd"/>
+      <w:r>
+        <w:t>&gt;false&lt;/</w:t>
+      </w:r>
+      <w:proofErr w:type="spellStart"/>
+      <w:r>
+        <w:t>disableCorrect</w:t>
+      </w:r>
+      <w:proofErr w:type="spellEnd"/>
+      <w:r>
+        <w:t>&gt;</w:t>
+      </w:r>
+    </w:p>
+    <w:p>
+      <w:r>
+        <w:t xml:space="preserve">                    &lt;answers&gt;</w:t>
+      </w:r>
+    </w:p>
+    <w:p>
+      <w:r>
+        <w:t xml:space="preserve">                        &lt;answer points="1" correct="false"&gt;&lt;</w:t>
+      </w:r>
+      <w:proofErr w:type="spellStart"/>
+      <w:r>
+        <w:t>answerText</w:t>
+      </w:r>
+      <w:proofErr w:type="spellEnd"/>
+      <w:r>
+        <w:t>&gt;&lt;![CDATA[Before you complete orientation]]&gt;&lt;/</w:t>
+      </w:r>
+      <w:proofErr w:type="spellStart"/>
+      <w:r>
+        <w:t>answerText</w:t>
+      </w:r>
+      <w:proofErr w:type="spellEnd"/>
+      <w:r>
+        <w:t>&gt;&lt;/answer&gt;</w:t>
+      </w:r>
+    </w:p>
+    <w:p>
+      <w:r>
+        <w:t xml:space="preserve">                        &lt;answer points="1" correct="true"&gt;&lt;</w:t>
+      </w:r>
+      <w:proofErr w:type="spellStart"/>
+      <w:r>
+        <w:t>answerText</w:t>
+      </w:r>
+      <w:proofErr w:type="spellEnd"/>
+      <w:r>
+        <w:t>&gt;&lt;![CDATA[After you complete orientation and unlock the Courses Landing Page]]&gt;&lt;/</w:t>
+      </w:r>
+      <w:proofErr w:type="spellStart"/>
+      <w:r>
+        <w:t>answerText</w:t>
+      </w:r>
+      <w:proofErr w:type="spellEnd"/>
+      <w:r>
+        <w:t>&gt;&lt;/answer&gt;</w:t>
+      </w:r>
+    </w:p>
+    <w:p>
+      <w:r>
+        <w:t xml:space="preserve">                        &lt;answer points="1" correct="false"&gt;&lt;</w:t>
+      </w:r>
+      <w:proofErr w:type="spellStart"/>
+      <w:r>
+        <w:t>answerText</w:t>
+      </w:r>
+      <w:proofErr w:type="spellEnd"/>
+      <w:r>
+        <w:t>&gt;&lt;![CDATA[Only if you purchase the Jewel Affiliate subscription first]]&gt;&lt;/</w:t>
+      </w:r>
+      <w:proofErr w:type="spellStart"/>
+      <w:r>
+        <w:t>answerText</w:t>
+      </w:r>
+      <w:proofErr w:type="spellEnd"/>
+      <w:r>
+        <w:t>&gt;&lt;/answer&gt;</w:t>
+      </w:r>
+    </w:p>
+    <w:p>
+      <w:r>
+        <w:t xml:space="preserve">                        &lt;answer points="1" correct="false"&gt;&lt;</w:t>
+      </w:r>
+      <w:proofErr w:type="spellStart"/>
+      <w:r>
+        <w:t>answerText</w:t>
+      </w:r>
+      <w:proofErr w:type="spellEnd"/>
+      <w:r>
+        <w:t>&gt;&lt;![CDATA[It is not available to individual learners]]&gt;&lt;/</w:t>
+      </w:r>
+      <w:proofErr w:type="spellStart"/>
+      <w:r>
+        <w:t>answerText</w:t>
+      </w:r>
+      <w:proofErr w:type="spellEnd"/>
+      <w:r>
+        <w:t>&gt;&lt;/answer&gt;</w:t>
+      </w:r>
+    </w:p>
+    <w:p>
+      <w:r>
+        <w:t xml:space="preserve">                    &lt;/answers&gt;</w:t>
+      </w:r>
+    </w:p>
+    <w:p>
+      <w:r>
+        <w:t xml:space="preserve">                &lt;/question&gt;</w:t>
+      </w:r>
+    </w:p>
+    <w:p/>
+    <w:p>
+      <w:r>
+        <w:lastRenderedPageBreak/>
+        <w:t xml:space="preserve">                &lt;!-- Q15: Multiple Choice - Free Affiliate Lessons --&gt;</w:t>
+      </w:r>
+    </w:p>
+    <w:p>
+      <w:r>
+        <w:t xml:space="preserve">                &lt;question </w:t>
+      </w:r>
+      <w:proofErr w:type="spellStart"/>
+      <w:r>
+        <w:t>answerType</w:t>
+      </w:r>
+      <w:proofErr w:type="spellEnd"/>
+      <w:r>
+        <w:t>="multiple"&gt;</w:t>
+      </w:r>
+    </w:p>
+    <w:p>
+      <w:r>
+        <w:t xml:space="preserve">                    &lt;title&gt;&lt;![CDATA[Which BUS1300 lessons are free to access?]]&gt;&lt;/title&gt;</w:t>
+      </w:r>
+    </w:p>
+    <w:p>
+      <w:r>
+        <w:t xml:space="preserve">                    &lt;points&gt;1&lt;/points&gt;</w:t>
+      </w:r>
+    </w:p>
+    <w:p>
+      <w:r>
+        <w:t xml:space="preserve">                    &lt;</w:t>
+      </w:r>
+      <w:proofErr w:type="spellStart"/>
+      <w:r>
+        <w:t>questionText</w:t>
+      </w:r>
+      <w:proofErr w:type="spellEnd"/>
+      <w:r>
+        <w:t>&gt;&lt;![CDATA[Which of the following statements about free affiliate lessons are correct? (Select all that apply)]]&gt;&lt;/</w:t>
+      </w:r>
+      <w:proofErr w:type="spellStart"/>
+      <w:r>
+        <w:t>questionText</w:t>
+      </w:r>
+      <w:proofErr w:type="spellEnd"/>
+      <w:r>
+        <w:t>&gt;</w:t>
+      </w:r>
+    </w:p>
+    <w:p>
+      <w:r>
+        <w:t xml:space="preserve">                    &lt;</w:t>
+      </w:r>
+      <w:proofErr w:type="spellStart"/>
+      <w:r>
+        <w:t>correctMsg</w:t>
+      </w:r>
+      <w:proofErr w:type="spellEnd"/>
+      <w:r>
+        <w:t>&gt;&lt;![CDATA[Correct! Foundation lessons are free, while advanced lessons require Jewel Affiliate subscription.]]&gt;&lt;/</w:t>
+      </w:r>
+      <w:proofErr w:type="spellStart"/>
+      <w:r>
+        <w:t>correctMsg</w:t>
+      </w:r>
+      <w:proofErr w:type="spellEnd"/>
+      <w:r>
+        <w:t>&gt;</w:t>
+      </w:r>
+    </w:p>
+    <w:p>
+      <w:r>
+        <w:t xml:space="preserve">                    &lt;</w:t>
+      </w:r>
+      <w:proofErr w:type="spellStart"/>
+      <w:r>
+        <w:t>incorrectMsg</w:t>
+      </w:r>
+      <w:proofErr w:type="spellEnd"/>
+      <w:r>
+        <w:t>&gt;&lt;![CDATA[Review Lesson 6 on BUS1300 gating and subscription requirements.]]&gt;&lt;/</w:t>
+      </w:r>
+      <w:proofErr w:type="spellStart"/>
+      <w:r>
+        <w:t>incorrectMsg</w:t>
+      </w:r>
+      <w:proofErr w:type="spellEnd"/>
+      <w:r>
+        <w:t>&gt;</w:t>
+      </w:r>
+    </w:p>
+    <w:p>
+      <w:r>
+        <w:t xml:space="preserve">                    &lt;category/&gt;</w:t>
+      </w:r>
+    </w:p>
+    <w:p>
+      <w:r>
+        <w:t xml:space="preserve">                    &lt;</w:t>
+      </w:r>
+      <w:proofErr w:type="spellStart"/>
+      <w:r>
+        <w:t>correctSameText</w:t>
+      </w:r>
+      <w:proofErr w:type="spellEnd"/>
+      <w:r>
+        <w:t>&gt;false&lt;/</w:t>
+      </w:r>
+      <w:proofErr w:type="spellStart"/>
+      <w:r>
+        <w:t>correctSameText</w:t>
+      </w:r>
+      <w:proofErr w:type="spellEnd"/>
+      <w:r>
+        <w:t>&gt;</w:t>
+      </w:r>
+    </w:p>
+    <w:p>
+      <w:r>
+        <w:t xml:space="preserve">                    &lt;</w:t>
+      </w:r>
+      <w:proofErr w:type="spellStart"/>
+      <w:r>
+        <w:t>showPointsInBox</w:t>
+      </w:r>
+      <w:proofErr w:type="spellEnd"/>
+      <w:r>
+        <w:t>&gt;false&lt;/</w:t>
+      </w:r>
+      <w:proofErr w:type="spellStart"/>
+      <w:r>
+        <w:t>showPointsInBox</w:t>
+      </w:r>
+      <w:proofErr w:type="spellEnd"/>
+      <w:r>
+        <w:t>&gt;</w:t>
+      </w:r>
+    </w:p>
+    <w:p>
+      <w:r>
+        <w:t xml:space="preserve">                    &lt;</w:t>
+      </w:r>
+      <w:proofErr w:type="spellStart"/>
+      <w:r>
+        <w:t>answerPointsActivated</w:t>
+      </w:r>
+      <w:proofErr w:type="spellEnd"/>
+      <w:r>
+        <w:t>&gt;false&lt;/</w:t>
+      </w:r>
+      <w:proofErr w:type="spellStart"/>
+      <w:r>
+        <w:t>answerPointsActivated</w:t>
+      </w:r>
+      <w:proofErr w:type="spellEnd"/>
+      <w:r>
+        <w:t>&gt;</w:t>
+      </w:r>
+    </w:p>
+    <w:p>
+      <w:r>
+        <w:t xml:space="preserve">                    &lt;answerPointsDiffModusActivated&gt;false&lt;/answerPointsDiffModusActivated&gt;</w:t>
+      </w:r>
+    </w:p>
+    <w:p>
+      <w:r>
+        <w:t xml:space="preserve">                    &lt;</w:t>
+      </w:r>
+      <w:proofErr w:type="spellStart"/>
+      <w:r>
+        <w:t>disableCorrect</w:t>
+      </w:r>
+      <w:proofErr w:type="spellEnd"/>
+      <w:r>
+        <w:t>&gt;false&lt;/</w:t>
+      </w:r>
+      <w:proofErr w:type="spellStart"/>
+      <w:r>
+        <w:t>disableCorrect</w:t>
+      </w:r>
+      <w:proofErr w:type="spellEnd"/>
+      <w:r>
+        <w:t>&gt;</w:t>
+      </w:r>
+    </w:p>
+    <w:p>
+      <w:r>
+        <w:t xml:space="preserve">                    &lt;answers&gt;</w:t>
+      </w:r>
+    </w:p>
+    <w:p>
+      <w:r>
+        <w:t xml:space="preserve">                        &lt;answer points="1" correct="true"&gt;&lt;</w:t>
+      </w:r>
+      <w:proofErr w:type="spellStart"/>
+      <w:r>
+        <w:t>answerText</w:t>
+      </w:r>
+      <w:proofErr w:type="spellEnd"/>
+      <w:r>
+        <w:t>&gt;&lt;![CDATA[Lessons 1–4 (Foundations, Platform, Financials, Onboarding) are free]]&gt;&lt;/</w:t>
+      </w:r>
+      <w:proofErr w:type="spellStart"/>
+      <w:r>
+        <w:t>answerText</w:t>
+      </w:r>
+      <w:proofErr w:type="spellEnd"/>
+      <w:r>
+        <w:t>&gt;&lt;/answer&gt;</w:t>
+      </w:r>
+    </w:p>
+    <w:p>
+      <w:r>
+        <w:t xml:space="preserve">                        &lt;answer points="1" correct="true"&gt;&lt;</w:t>
+      </w:r>
+      <w:proofErr w:type="spellStart"/>
+      <w:r>
+        <w:t>answerText</w:t>
+      </w:r>
+      <w:proofErr w:type="spellEnd"/>
+      <w:r>
+        <w:t>&gt;&lt;![CDATA[Free lessons introduce affiliate marketing basics and platform navigation]]&gt;&lt;/</w:t>
+      </w:r>
+      <w:proofErr w:type="spellStart"/>
+      <w:r>
+        <w:t>answerText</w:t>
+      </w:r>
+      <w:proofErr w:type="spellEnd"/>
+      <w:r>
+        <w:t>&gt;&lt;/answer&gt;</w:t>
+      </w:r>
+    </w:p>
+    <w:p>
+      <w:r>
+        <w:t xml:space="preserve">                        &lt;answer points="1" correct="false"&gt;&lt;</w:t>
+      </w:r>
+      <w:proofErr w:type="spellStart"/>
+      <w:r>
+        <w:t>answerText</w:t>
+      </w:r>
+      <w:proofErr w:type="spellEnd"/>
+      <w:r>
+        <w:t>&gt;&lt;![CDATA[All BUS1300 lessons are free]]&gt;&lt;/</w:t>
+      </w:r>
+      <w:proofErr w:type="spellStart"/>
+      <w:r>
+        <w:t>answerText</w:t>
+      </w:r>
+      <w:proofErr w:type="spellEnd"/>
+      <w:r>
+        <w:t>&gt;&lt;/answer&gt;</w:t>
+      </w:r>
+    </w:p>
+    <w:p>
+      <w:r>
+        <w:t xml:space="preserve">                        &lt;answer points="1" correct="true"&gt;&lt;</w:t>
+      </w:r>
+      <w:proofErr w:type="spellStart"/>
+      <w:r>
+        <w:t>answerText</w:t>
+      </w:r>
+      <w:proofErr w:type="spellEnd"/>
+      <w:r>
+        <w:t>&gt;&lt;![CDATA[Advanced lessons (5–8) require Jewel Affiliate subscription to unlock]]&gt;&lt;/</w:t>
+      </w:r>
+      <w:proofErr w:type="spellStart"/>
+      <w:r>
+        <w:t>answerText</w:t>
+      </w:r>
+      <w:proofErr w:type="spellEnd"/>
+      <w:r>
+        <w:t>&gt;&lt;/answer&gt;</w:t>
+      </w:r>
+    </w:p>
+    <w:p>
+      <w:r>
+        <w:t xml:space="preserve">                    &lt;/answers&gt;</w:t>
+      </w:r>
+    </w:p>
+    <w:p>
+      <w:r>
+        <w:t xml:space="preserve">                &lt;/question&gt;</w:t>
+      </w:r>
+    </w:p>
+    <w:p/>
+    <w:p>
+      <w:r>
+        <w:t xml:space="preserve">                &lt;!-- Q16: Single Choice - Steps to Become Affiliate --&gt;</w:t>
+      </w:r>
+    </w:p>
+    <w:p>
+      <w:r>
+        <w:t xml:space="preserve">                &lt;question </w:t>
+      </w:r>
+      <w:proofErr w:type="spellStart"/>
+      <w:r>
+        <w:t>answerType</w:t>
+      </w:r>
+      <w:proofErr w:type="spellEnd"/>
+      <w:r>
+        <w:t>="single"&gt;</w:t>
+      </w:r>
+    </w:p>
+    <w:p>
+      <w:r>
+        <w:t xml:space="preserve">                    &lt;title&gt;&lt;![CDATA[What is the correct sequence to become a </w:t>
+      </w:r>
+      <w:proofErr w:type="spellStart"/>
+      <w:r>
+        <w:t>Buzzjuice</w:t>
+      </w:r>
+      <w:proofErr w:type="spellEnd"/>
+      <w:r>
+        <w:t xml:space="preserve"> affiliate?]]&gt;&lt;/title&gt;</w:t>
+      </w:r>
+    </w:p>
+    <w:p>
+      <w:r>
+        <w:t xml:space="preserve">                    &lt;points&gt;1&lt;/points&gt;</w:t>
+      </w:r>
+    </w:p>
+    <w:p>
+      <w:r>
+        <w:t xml:space="preserve">                    &lt;</w:t>
+      </w:r>
+      <w:proofErr w:type="spellStart"/>
+      <w:r>
+        <w:t>questionText</w:t>
+      </w:r>
+      <w:proofErr w:type="spellEnd"/>
+      <w:r>
+        <w:t xml:space="preserve">&gt;&lt;![CDATA[What is the correct sequence of steps to become a </w:t>
+      </w:r>
+      <w:proofErr w:type="spellStart"/>
+      <w:r>
+        <w:t>Buzzjuice</w:t>
+      </w:r>
+      <w:proofErr w:type="spellEnd"/>
+      <w:r>
+        <w:t xml:space="preserve"> affiliate?]]&gt;&lt;/</w:t>
+      </w:r>
+      <w:proofErr w:type="spellStart"/>
+      <w:r>
+        <w:t>questionText</w:t>
+      </w:r>
+      <w:proofErr w:type="spellEnd"/>
+      <w:r>
+        <w:t>&gt;</w:t>
+      </w:r>
+    </w:p>
+    <w:p>
+      <w:r>
+        <w:lastRenderedPageBreak/>
+        <w:t xml:space="preserve">                    &lt;</w:t>
+      </w:r>
+      <w:proofErr w:type="spellStart"/>
+      <w:r>
+        <w:t>correctMsg</w:t>
+      </w:r>
+      <w:proofErr w:type="spellEnd"/>
+      <w:r>
+        <w:t>&gt;&lt;![CDATA[Correct! This is the proper activation sequence.]]&gt;&lt;/</w:t>
+      </w:r>
+      <w:proofErr w:type="spellStart"/>
+      <w:r>
+        <w:t>correctMsg</w:t>
+      </w:r>
+      <w:proofErr w:type="spellEnd"/>
+      <w:r>
+        <w:t>&gt;</w:t>
+      </w:r>
+    </w:p>
+    <w:p>
+      <w:r>
+        <w:t xml:space="preserve">                    &lt;</w:t>
+      </w:r>
+      <w:proofErr w:type="spellStart"/>
+      <w:r>
+        <w:t>incorrectMsg</w:t>
+      </w:r>
+      <w:proofErr w:type="spellEnd"/>
+      <w:r>
+        <w:t>&gt;&lt;![CDATA[Review Lesson 6 on the affiliate activation process.]]&gt;&lt;/</w:t>
+      </w:r>
+      <w:proofErr w:type="spellStart"/>
+      <w:r>
+        <w:t>incorrectMsg</w:t>
+      </w:r>
+      <w:proofErr w:type="spellEnd"/>
+      <w:r>
+        <w:t>&gt;</w:t>
+      </w:r>
+    </w:p>
+    <w:p>
+      <w:r>
+        <w:t xml:space="preserve">                    &lt;category/&gt;</w:t>
+      </w:r>
+    </w:p>
+    <w:p>
+      <w:r>
+        <w:t xml:space="preserve">                    &lt;</w:t>
+      </w:r>
+      <w:proofErr w:type="spellStart"/>
+      <w:r>
+        <w:t>correctSameText</w:t>
+      </w:r>
+      <w:proofErr w:type="spellEnd"/>
+      <w:r>
+        <w:t>&gt;false&lt;/</w:t>
+      </w:r>
+      <w:proofErr w:type="spellStart"/>
+      <w:r>
+        <w:t>correctSameText</w:t>
+      </w:r>
+      <w:proofErr w:type="spellEnd"/>
+      <w:r>
+        <w:t>&gt;</w:t>
+      </w:r>
+    </w:p>
+    <w:p>
+      <w:r>
+        <w:t xml:space="preserve">                    &lt;</w:t>
+      </w:r>
+      <w:proofErr w:type="spellStart"/>
+      <w:r>
+        <w:t>showPointsInBox</w:t>
+      </w:r>
+      <w:proofErr w:type="spellEnd"/>
+      <w:r>
+        <w:t>&gt;false&lt;/</w:t>
+      </w:r>
+      <w:proofErr w:type="spellStart"/>
+      <w:r>
+        <w:t>showPointsInBox</w:t>
+      </w:r>
+      <w:proofErr w:type="spellEnd"/>
+      <w:r>
+        <w:t>&gt;</w:t>
+      </w:r>
+    </w:p>
+    <w:p>
+      <w:r>
+        <w:t xml:space="preserve">                    &lt;</w:t>
+      </w:r>
+      <w:proofErr w:type="spellStart"/>
+      <w:r>
+        <w:t>answerPointsActivated</w:t>
+      </w:r>
+      <w:proofErr w:type="spellEnd"/>
+      <w:r>
+        <w:t>&gt;false&lt;/</w:t>
+      </w:r>
+      <w:proofErr w:type="spellStart"/>
+      <w:r>
+        <w:t>answerPointsActivated</w:t>
+      </w:r>
+      <w:proofErr w:type="spellEnd"/>
+      <w:r>
+        <w:t>&gt;</w:t>
+      </w:r>
+    </w:p>
+    <w:p>
+      <w:r>
+        <w:t xml:space="preserve">                    &lt;answerPointsDiffModusActivated&gt;false&lt;/answerPointsDiffModusActivated&gt;</w:t>
+      </w:r>
+    </w:p>
+    <w:p>
+      <w:r>
+        <w:t xml:space="preserve">                    &lt;</w:t>
+      </w:r>
+      <w:proofErr w:type="spellStart"/>
+      <w:r>
+        <w:t>disableCorrect</w:t>
+      </w:r>
+      <w:proofErr w:type="spellEnd"/>
+      <w:r>
+        <w:t>&gt;false&lt;/</w:t>
+      </w:r>
+      <w:proofErr w:type="spellStart"/>
+      <w:r>
+        <w:t>disableCorrect</w:t>
+      </w:r>
+      <w:proofErr w:type="spellEnd"/>
+      <w:r>
+        <w:t>&gt;</w:t>
+      </w:r>
+    </w:p>
+    <w:p>
+      <w:r>
+        <w:t xml:space="preserve">                    &lt;answers&gt;</w:t>
+      </w:r>
+    </w:p>
+    <w:p>
+      <w:r>
+        <w:t xml:space="preserve">                        &lt;answer points="1" correct="true"&gt;&lt;</w:t>
+      </w:r>
+      <w:proofErr w:type="spellStart"/>
+      <w:r>
+        <w:t>answerText</w:t>
+      </w:r>
+      <w:proofErr w:type="spellEnd"/>
+      <w:r>
+        <w:t>&gt;&lt;![CDATA[Complete orientation → Access BUS1300 → Complete free lessons → Submit KYC → Pass Activation Assessment → Activate Jewel Affiliate subscription]]&gt;&lt;/</w:t>
+      </w:r>
+      <w:proofErr w:type="spellStart"/>
+      <w:r>
+        <w:t>answerText</w:t>
+      </w:r>
+      <w:proofErr w:type="spellEnd"/>
+      <w:r>
+        <w:t>&gt;&lt;/answer&gt;</w:t>
+      </w:r>
+    </w:p>
+    <w:p>
+      <w:r>
+        <w:t xml:space="preserve">                        &lt;answer points="1" correct="false"&gt;&lt;</w:t>
+      </w:r>
+      <w:proofErr w:type="spellStart"/>
+      <w:r>
+        <w:t>answerText</w:t>
+      </w:r>
+      <w:proofErr w:type="spellEnd"/>
+      <w:r>
+        <w:t>&gt;&lt;![CDATA[Activate Jewel Affiliate subscription → Complete orientation → Access BUS1300 → Complete free lessons]]&gt;&lt;/</w:t>
+      </w:r>
+      <w:proofErr w:type="spellStart"/>
+      <w:r>
+        <w:t>answerText</w:t>
+      </w:r>
+      <w:proofErr w:type="spellEnd"/>
+      <w:r>
+        <w:t>&gt;&lt;/answer&gt;</w:t>
+      </w:r>
+    </w:p>
+    <w:p>
+      <w:r>
+        <w:t xml:space="preserve">                        &lt;answer points="1" correct="false"&gt;&lt;</w:t>
+      </w:r>
+      <w:proofErr w:type="spellStart"/>
+      <w:r>
+        <w:t>answerText</w:t>
+      </w:r>
+      <w:proofErr w:type="spellEnd"/>
+      <w:r>
+        <w:t>&gt;&lt;![CDATA[Submit KYC → Activate Jewel Affiliate subscription → Complete orientation → Access BUS1300]]&gt;&lt;/</w:t>
+      </w:r>
+      <w:proofErr w:type="spellStart"/>
+      <w:r>
+        <w:t>answerText</w:t>
+      </w:r>
+      <w:proofErr w:type="spellEnd"/>
+      <w:r>
+        <w:t>&gt;&lt;/answer&gt;</w:t>
+      </w:r>
+    </w:p>
+    <w:p>
+      <w:r>
+        <w:t xml:space="preserve">                        &lt;answer points="1" correct="false"&gt;&lt;</w:t>
+      </w:r>
+      <w:proofErr w:type="spellStart"/>
+      <w:r>
+        <w:t>answerText</w:t>
+      </w:r>
+      <w:proofErr w:type="spellEnd"/>
+      <w:r>
+        <w:t>&gt;&lt;![CDATA[Pass Activation Assessment → Complete free lessons → Submit KYC → Complete orientation]]&gt;&lt;/</w:t>
+      </w:r>
+      <w:proofErr w:type="spellStart"/>
+      <w:r>
+        <w:t>answerText</w:t>
+      </w:r>
+      <w:proofErr w:type="spellEnd"/>
+      <w:r>
+        <w:t>&gt;&lt;/answer&gt;</w:t>
+      </w:r>
+    </w:p>
+    <w:p>
+      <w:r>
+        <w:t xml:space="preserve">                    &lt;/answers&gt;</w:t>
+      </w:r>
+    </w:p>
+    <w:p>
+      <w:r>
+        <w:t xml:space="preserve">                &lt;/question&gt;</w:t>
+      </w:r>
+    </w:p>
+    <w:p/>
+    <w:p>
+      <w:r>
+        <w:t xml:space="preserve">                &lt;!-- Q17: Single Choice - Affiliate KYC Requirement --&gt;</w:t>
+      </w:r>
+    </w:p>
+    <w:p>
+      <w:r>
+        <w:t xml:space="preserve">                &lt;question </w:t>
+      </w:r>
+      <w:proofErr w:type="spellStart"/>
+      <w:r>
+        <w:t>answerType</w:t>
+      </w:r>
+      <w:proofErr w:type="spellEnd"/>
+      <w:r>
+        <w:t>="single"&gt;</w:t>
+      </w:r>
+    </w:p>
+    <w:p>
+      <w:r>
+        <w:t xml:space="preserve">                    &lt;title&gt;&lt;![CDATA[Why is KYC required for affiliate program access?]]&gt;&lt;/title&gt;</w:t>
+      </w:r>
+    </w:p>
+    <w:p>
+      <w:r>
+        <w:t xml:space="preserve">                    &lt;points&gt;1&lt;/points&gt;</w:t>
+      </w:r>
+    </w:p>
+    <w:p>
+      <w:r>
+        <w:t xml:space="preserve">                    &lt;</w:t>
+      </w:r>
+      <w:proofErr w:type="spellStart"/>
+      <w:r>
+        <w:t>questionText</w:t>
+      </w:r>
+      <w:proofErr w:type="spellEnd"/>
+      <w:r>
+        <w:t xml:space="preserve">&gt;&lt;![CDATA[What is the primary reason KYC (Know Your Customer) is required to join the </w:t>
+      </w:r>
+      <w:proofErr w:type="spellStart"/>
+      <w:r>
+        <w:t>Buzzjuice</w:t>
+      </w:r>
+      <w:proofErr w:type="spellEnd"/>
+      <w:r>
+        <w:t xml:space="preserve"> affiliate program?]]&gt;&lt;/</w:t>
+      </w:r>
+      <w:proofErr w:type="spellStart"/>
+      <w:r>
+        <w:t>questionText</w:t>
+      </w:r>
+      <w:proofErr w:type="spellEnd"/>
+      <w:r>
+        <w:t>&gt;</w:t>
+      </w:r>
+    </w:p>
+    <w:p>
+      <w:r>
+        <w:t xml:space="preserve">                    &lt;</w:t>
+      </w:r>
+      <w:proofErr w:type="spellStart"/>
+      <w:r>
+        <w:t>correctMsg</w:t>
+      </w:r>
+      <w:proofErr w:type="spellEnd"/>
+      <w:r>
+        <w:t>&gt;&lt;![CDATA[Correct! KYC is required for legal compliance and payout processing.]]&gt;&lt;/</w:t>
+      </w:r>
+      <w:proofErr w:type="spellStart"/>
+      <w:r>
+        <w:t>correctMsg</w:t>
+      </w:r>
+      <w:proofErr w:type="spellEnd"/>
+      <w:r>
+        <w:t>&gt;</w:t>
+      </w:r>
+    </w:p>
+    <w:p>
+      <w:r>
+        <w:t xml:space="preserve">                    &lt;</w:t>
+      </w:r>
+      <w:proofErr w:type="spellStart"/>
+      <w:r>
+        <w:t>incorrectMsg</w:t>
+      </w:r>
+      <w:proofErr w:type="spellEnd"/>
+      <w:r>
+        <w:t>&gt;&lt;![CDATA[Review Lesson 1 and Lesson 6 on KYC requirements.]]&gt;&lt;/</w:t>
+      </w:r>
+      <w:proofErr w:type="spellStart"/>
+      <w:r>
+        <w:t>incorrectMsg</w:t>
+      </w:r>
+      <w:proofErr w:type="spellEnd"/>
+      <w:r>
+        <w:t>&gt;</w:t>
+      </w:r>
+    </w:p>
+    <w:p>
+      <w:r>
+        <w:t xml:space="preserve">                    &lt;category/&gt;</w:t>
+      </w:r>
+    </w:p>
+    <w:p>
+      <w:r>
+        <w:lastRenderedPageBreak/>
+        <w:t xml:space="preserve">                    &lt;</w:t>
+      </w:r>
+      <w:proofErr w:type="spellStart"/>
+      <w:r>
+        <w:t>correctSameText</w:t>
+      </w:r>
+      <w:proofErr w:type="spellEnd"/>
+      <w:r>
+        <w:t>&gt;false&lt;/</w:t>
+      </w:r>
+      <w:proofErr w:type="spellStart"/>
+      <w:r>
+        <w:t>correctSameText</w:t>
+      </w:r>
+      <w:proofErr w:type="spellEnd"/>
+      <w:r>
+        <w:t>&gt;</w:t>
+      </w:r>
+    </w:p>
+    <w:p>
+      <w:r>
+        <w:t xml:space="preserve">                    &lt;</w:t>
+      </w:r>
+      <w:proofErr w:type="spellStart"/>
+      <w:r>
+        <w:t>showPointsInBox</w:t>
+      </w:r>
+      <w:proofErr w:type="spellEnd"/>
+      <w:r>
+        <w:t>&gt;false&lt;/</w:t>
+      </w:r>
+      <w:proofErr w:type="spellStart"/>
+      <w:r>
+        <w:t>showPointsInBox</w:t>
+      </w:r>
+      <w:proofErr w:type="spellEnd"/>
+      <w:r>
+        <w:t>&gt;</w:t>
+      </w:r>
+    </w:p>
+    <w:p>
+      <w:r>
+        <w:t xml:space="preserve">                    &lt;</w:t>
+      </w:r>
+      <w:proofErr w:type="spellStart"/>
+      <w:r>
+        <w:t>answerPointsActivated</w:t>
+      </w:r>
+      <w:proofErr w:type="spellEnd"/>
+      <w:r>
+        <w:t>&gt;false&lt;/</w:t>
+      </w:r>
+      <w:proofErr w:type="spellStart"/>
+      <w:r>
+        <w:t>answerPointsActivated</w:t>
+      </w:r>
+      <w:proofErr w:type="spellEnd"/>
+      <w:r>
+        <w:t>&gt;</w:t>
+      </w:r>
+    </w:p>
+    <w:p>
+      <w:r>
+        <w:t xml:space="preserve">                    &lt;answerPointsDiffModusActivated&gt;false&lt;/answerPointsDiffModusActivated&gt;</w:t>
+      </w:r>
+    </w:p>
+    <w:p>
+      <w:r>
+        <w:t xml:space="preserve">                    &lt;</w:t>
+      </w:r>
+      <w:proofErr w:type="spellStart"/>
+      <w:r>
+        <w:t>disableCorrect</w:t>
+      </w:r>
+      <w:proofErr w:type="spellEnd"/>
+      <w:r>
+        <w:t>&gt;false&lt;/</w:t>
+      </w:r>
+      <w:proofErr w:type="spellStart"/>
+      <w:r>
+        <w:t>disableCorrect</w:t>
+      </w:r>
+      <w:proofErr w:type="spellEnd"/>
+      <w:r>
+        <w:t>&gt;</w:t>
+      </w:r>
+    </w:p>
+    <w:p>
+      <w:r>
+        <w:t xml:space="preserve">                    &lt;answers&gt;</w:t>
+      </w:r>
+    </w:p>
+    <w:p>
+      <w:r>
+        <w:t xml:space="preserve">                        &lt;answer points="1" correct="false"&gt;&lt;</w:t>
+      </w:r>
+      <w:proofErr w:type="spellStart"/>
+      <w:r>
+        <w:t>answerText</w:t>
+      </w:r>
+      <w:proofErr w:type="spellEnd"/>
+      <w:r>
+        <w:t>&gt;&lt;![CDATA[To determine if you qualify for free content]]&gt;&lt;/</w:t>
+      </w:r>
+      <w:proofErr w:type="spellStart"/>
+      <w:r>
+        <w:t>answerText</w:t>
+      </w:r>
+      <w:proofErr w:type="spellEnd"/>
+      <w:r>
+        <w:t>&gt;&lt;/answer&gt;</w:t>
+      </w:r>
+    </w:p>
+    <w:p>
+      <w:r>
+        <w:t xml:space="preserve">                        &lt;answer points="1" correct="true"&gt;&lt;</w:t>
+      </w:r>
+      <w:proofErr w:type="spellStart"/>
+      <w:r>
+        <w:t>answerText</w:t>
+      </w:r>
+      <w:proofErr w:type="spellEnd"/>
+      <w:r>
+        <w:t>&gt;&lt;![CDATA[For legal compliance, identity verification, and payout processing]]&gt;&lt;/</w:t>
+      </w:r>
+      <w:proofErr w:type="spellStart"/>
+      <w:r>
+        <w:t>answerText</w:t>
+      </w:r>
+      <w:proofErr w:type="spellEnd"/>
+      <w:r>
+        <w:t>&gt;&lt;/answer&gt;</w:t>
+      </w:r>
+    </w:p>
+    <w:p>
+      <w:r>
+        <w:t xml:space="preserve">                        &lt;answer points="1" correct="false"&gt;&lt;</w:t>
+      </w:r>
+      <w:proofErr w:type="spellStart"/>
+      <w:r>
+        <w:t>answerText</w:t>
+      </w:r>
+      <w:proofErr w:type="spellEnd"/>
+      <w:r>
+        <w:t>&gt;&lt;![CDATA[To check your credit score]]&gt;&lt;/</w:t>
+      </w:r>
+      <w:proofErr w:type="spellStart"/>
+      <w:r>
+        <w:t>answerText</w:t>
+      </w:r>
+      <w:proofErr w:type="spellEnd"/>
+      <w:r>
+        <w:t>&gt;&lt;/answer&gt;</w:t>
+      </w:r>
+    </w:p>
+    <w:p>
+      <w:r>
+        <w:t xml:space="preserve">                        &lt;answer points="1" correct="false"&gt;&lt;</w:t>
+      </w:r>
+      <w:proofErr w:type="spellStart"/>
+      <w:r>
+        <w:t>answerText</w:t>
+      </w:r>
+      <w:proofErr w:type="spellEnd"/>
+      <w:r>
+        <w:t>&gt;&lt;![CDATA[To assess your ability to market products]]&gt;&lt;/</w:t>
+      </w:r>
+      <w:proofErr w:type="spellStart"/>
+      <w:r>
+        <w:t>answerText</w:t>
+      </w:r>
+      <w:proofErr w:type="spellEnd"/>
+      <w:r>
+        <w:t>&gt;&lt;/answer&gt;</w:t>
+      </w:r>
+    </w:p>
+    <w:p>
+      <w:r>
+        <w:t xml:space="preserve">                    &lt;/answers&gt;</w:t>
+      </w:r>
+    </w:p>
+    <w:p>
+      <w:r>
+        <w:t xml:space="preserve">                &lt;/question&gt;</w:t>
+      </w:r>
+    </w:p>
+    <w:p/>
+    <w:p>
+      <w:r>
+        <w:t xml:space="preserve">                &lt;!-- ===== SECTION 7: ORIENTATION VALIDITY &amp; NEXT STEPS ===== --&gt;</w:t>
+      </w:r>
+    </w:p>
+    <w:p/>
+    <w:p>
+      <w:r>
+        <w:t xml:space="preserve">                &lt;!-- Q18: Cloze Answer - Orientation Validity Period --&gt;</w:t>
+      </w:r>
+    </w:p>
+    <w:p>
+      <w:r>
+        <w:t xml:space="preserve">                &lt;question </w:t>
+      </w:r>
+      <w:proofErr w:type="spellStart"/>
+      <w:r>
+        <w:t>answerType</w:t>
+      </w:r>
+      <w:proofErr w:type="spellEnd"/>
+      <w:r>
+        <w:t>="</w:t>
+      </w:r>
+      <w:proofErr w:type="spellStart"/>
+      <w:r>
+        <w:t>cloze_answer</w:t>
+      </w:r>
+      <w:proofErr w:type="spellEnd"/>
+      <w:r>
+        <w:t>"&gt;</w:t>
+      </w:r>
+    </w:p>
+    <w:p>
+      <w:r>
+        <w:t xml:space="preserve">                    &lt;title&gt;&lt;![CDATA[How long is your Oriented status valid?]]&gt;&lt;/title&gt;</w:t>
+      </w:r>
+    </w:p>
+    <w:p>
+      <w:r>
+        <w:t xml:space="preserve">                    &lt;points&gt;1&lt;/points&gt;</w:t>
+      </w:r>
+    </w:p>
+    <w:p>
+      <w:r>
+        <w:t xml:space="preserve">                    &lt;</w:t>
+      </w:r>
+      <w:proofErr w:type="spellStart"/>
+      <w:r>
+        <w:t>questionText</w:t>
+      </w:r>
+      <w:proofErr w:type="spellEnd"/>
+      <w:r>
+        <w:t>&gt;&lt;![CDATA[Your "Oriented" status and certificate remain valid for {1000} days, after which you must redo the orientation if you want to continue accessing gated content.]]&gt;&lt;/</w:t>
+      </w:r>
+      <w:proofErr w:type="spellStart"/>
+      <w:r>
+        <w:t>questionText</w:t>
+      </w:r>
+      <w:proofErr w:type="spellEnd"/>
+      <w:r>
+        <w:t>&gt;</w:t>
+      </w:r>
+    </w:p>
+    <w:p>
+      <w:r>
+        <w:t xml:space="preserve">                    &lt;</w:t>
+      </w:r>
+      <w:proofErr w:type="spellStart"/>
+      <w:r>
+        <w:t>correctMsg</w:t>
+      </w:r>
+      <w:proofErr w:type="spellEnd"/>
+      <w:r>
+        <w:t>&gt;&lt;![CDATA[Correct!]]&gt;&lt;/</w:t>
+      </w:r>
+      <w:proofErr w:type="spellStart"/>
+      <w:r>
+        <w:t>correctMsg</w:t>
+      </w:r>
+      <w:proofErr w:type="spellEnd"/>
+      <w:r>
+        <w:t>&gt;</w:t>
+      </w:r>
+    </w:p>
+    <w:p>
+      <w:r>
+        <w:t xml:space="preserve">                    &lt;</w:t>
+      </w:r>
+      <w:proofErr w:type="spellStart"/>
+      <w:r>
+        <w:t>incorrectMsg</w:t>
+      </w:r>
+      <w:proofErr w:type="spellEnd"/>
+      <w:r>
+        <w:t>&gt;&lt;![CDATA[The correct answer is 1000 days.]]&gt;&lt;/</w:t>
+      </w:r>
+      <w:proofErr w:type="spellStart"/>
+      <w:r>
+        <w:t>incorrectMsg</w:t>
+      </w:r>
+      <w:proofErr w:type="spellEnd"/>
+      <w:r>
+        <w:t>&gt;</w:t>
+      </w:r>
+    </w:p>
+    <w:p>
+      <w:r>
+        <w:t xml:space="preserve">                    &lt;category/&gt;</w:t>
+      </w:r>
+    </w:p>
+    <w:p>
+      <w:r>
+        <w:t xml:space="preserve">                    &lt;</w:t>
+      </w:r>
+      <w:proofErr w:type="spellStart"/>
+      <w:r>
+        <w:t>correctSameText</w:t>
+      </w:r>
+      <w:proofErr w:type="spellEnd"/>
+      <w:r>
+        <w:t>&gt;false&lt;/</w:t>
+      </w:r>
+      <w:proofErr w:type="spellStart"/>
+      <w:r>
+        <w:t>correctSameText</w:t>
+      </w:r>
+      <w:proofErr w:type="spellEnd"/>
+      <w:r>
+        <w:t>&gt;</w:t>
+      </w:r>
+    </w:p>
+    <w:p>
+      <w:r>
+        <w:t xml:space="preserve">                    &lt;</w:t>
+      </w:r>
+      <w:proofErr w:type="spellStart"/>
+      <w:r>
+        <w:t>showPointsInBox</w:t>
+      </w:r>
+      <w:proofErr w:type="spellEnd"/>
+      <w:r>
+        <w:t>&gt;false&lt;/</w:t>
+      </w:r>
+      <w:proofErr w:type="spellStart"/>
+      <w:r>
+        <w:t>showPointsInBox</w:t>
+      </w:r>
+      <w:proofErr w:type="spellEnd"/>
+      <w:r>
+        <w:t>&gt;</w:t>
+      </w:r>
+    </w:p>
+    <w:p>
+      <w:r>
+        <w:t xml:space="preserve">                    &lt;</w:t>
+      </w:r>
+      <w:proofErr w:type="spellStart"/>
+      <w:r>
+        <w:t>answerPointsActivated</w:t>
+      </w:r>
+      <w:proofErr w:type="spellEnd"/>
+      <w:r>
+        <w:t>&gt;false&lt;/</w:t>
+      </w:r>
+      <w:proofErr w:type="spellStart"/>
+      <w:r>
+        <w:t>answerPointsActivated</w:t>
+      </w:r>
+      <w:proofErr w:type="spellEnd"/>
+      <w:r>
+        <w:t>&gt;</w:t>
+      </w:r>
+    </w:p>
+    <w:p>
+      <w:r>
+        <w:t xml:space="preserve">                    &lt;answerPointsDiffModusActivated&gt;false&lt;/answerPointsDiffModusActivated&gt;</w:t>
+      </w:r>
+    </w:p>
+    <w:p>
+      <w:r>
+        <w:lastRenderedPageBreak/>
+        <w:t xml:space="preserve">                    &lt;</w:t>
+      </w:r>
+      <w:proofErr w:type="spellStart"/>
+      <w:r>
+        <w:t>disableCorrect</w:t>
+      </w:r>
+      <w:proofErr w:type="spellEnd"/>
+      <w:r>
+        <w:t>&gt;false&lt;/</w:t>
+      </w:r>
+      <w:proofErr w:type="spellStart"/>
+      <w:r>
+        <w:t>disableCorrect</w:t>
+      </w:r>
+      <w:proofErr w:type="spellEnd"/>
+      <w:r>
+        <w:t>&gt;</w:t>
+      </w:r>
+    </w:p>
+    <w:p>
+      <w:r>
+        <w:t xml:space="preserve">                    &lt;answers&gt;</w:t>
+      </w:r>
+    </w:p>
+    <w:p>
+      <w:r>
+        <w:t xml:space="preserve">                        &lt;answer points="1" correct="true"&gt;&lt;answerText&gt;&lt;![CDATA[1000]]&gt;&lt;/answerText&gt;&lt;/answer&gt;</w:t>
+      </w:r>
+    </w:p>
+    <w:p>
+      <w:r>
+        <w:t xml:space="preserve">                    &lt;/answers&gt;</w:t>
+      </w:r>
+    </w:p>
+    <w:p>
+      <w:r>
+        <w:t xml:space="preserve">                &lt;/question&gt;</w:t>
+      </w:r>
+    </w:p>
+    <w:p/>
+    <w:p>
+      <w:r>
+        <w:t xml:space="preserve">                &lt;!-- Q19: Cloze Answer - Quiz Attempts Allowed --&gt;</w:t>
+      </w:r>
+    </w:p>
+    <w:p>
+      <w:r>
+        <w:t xml:space="preserve">                &lt;question </w:t>
+      </w:r>
+      <w:proofErr w:type="spellStart"/>
+      <w:r>
+        <w:t>answerType</w:t>
+      </w:r>
+      <w:proofErr w:type="spellEnd"/>
+      <w:r>
+        <w:t>="</w:t>
+      </w:r>
+      <w:proofErr w:type="spellStart"/>
+      <w:r>
+        <w:t>cloze_answer</w:t>
+      </w:r>
+      <w:proofErr w:type="spellEnd"/>
+      <w:r>
+        <w:t>"&gt;</w:t>
+      </w:r>
+    </w:p>
+    <w:p>
+      <w:r>
+        <w:t xml:space="preserve">                    &lt;title&gt;&lt;![CDATA[How many times can you retake this assessment?]]&gt;&lt;/title&gt;</w:t>
+      </w:r>
+    </w:p>
+    <w:p>
+      <w:r>
+        <w:t xml:space="preserve">                    &lt;points&gt;1&lt;/points&gt;</w:t>
+      </w:r>
+    </w:p>
+    <w:p>
+      <w:r>
+        <w:t xml:space="preserve">                    &lt;</w:t>
+      </w:r>
+      <w:proofErr w:type="spellStart"/>
+      <w:r>
+        <w:t>questionText</w:t>
+      </w:r>
+      <w:proofErr w:type="spellEnd"/>
+      <w:r>
+        <w:t>&gt;&lt;![CDATA[You are allowed {unlimited} attempts to complete this assessment. There is no limit on how many times you can retake it.]]&gt;&lt;/</w:t>
+      </w:r>
+      <w:proofErr w:type="spellStart"/>
+      <w:r>
+        <w:t>questionText</w:t>
+      </w:r>
+      <w:proofErr w:type="spellEnd"/>
+      <w:r>
+        <w:t>&gt;</w:t>
+      </w:r>
+    </w:p>
+    <w:p>
+      <w:r>
+        <w:t xml:space="preserve">                    &lt;</w:t>
+      </w:r>
+      <w:proofErr w:type="spellStart"/>
+      <w:r>
+        <w:t>correctMsg</w:t>
+      </w:r>
+      <w:proofErr w:type="spellEnd"/>
+      <w:r>
+        <w:t>&gt;&lt;![CDATA[Correct! Unlimited retakes are allowed.]]&gt;&lt;/</w:t>
+      </w:r>
+      <w:proofErr w:type="spellStart"/>
+      <w:r>
+        <w:t>correctMsg</w:t>
+      </w:r>
+      <w:proofErr w:type="spellEnd"/>
+      <w:r>
+        <w:t>&gt;</w:t>
+      </w:r>
+    </w:p>
+    <w:p>
+      <w:r>
+        <w:t xml:space="preserve">                    &lt;</w:t>
+      </w:r>
+      <w:proofErr w:type="spellStart"/>
+      <w:r>
+        <w:t>incorrectMsg</w:t>
+      </w:r>
+      <w:proofErr w:type="spellEnd"/>
+      <w:r>
+        <w:t>&gt;&lt;![CDATA[The correct answer is unlimited.]]&gt;&lt;/</w:t>
+      </w:r>
+      <w:proofErr w:type="spellStart"/>
+      <w:r>
+        <w:t>incorrectMsg</w:t>
+      </w:r>
+      <w:proofErr w:type="spellEnd"/>
+      <w:r>
+        <w:t>&gt;</w:t>
+      </w:r>
+    </w:p>
+    <w:p>
+      <w:r>
+        <w:t xml:space="preserve">                    &lt;category/&gt;</w:t>
+      </w:r>
+    </w:p>
+    <w:p>
+      <w:r>
+        <w:t xml:space="preserve">                    &lt;</w:t>
+      </w:r>
+      <w:proofErr w:type="spellStart"/>
+      <w:r>
+        <w:t>correctSameText</w:t>
+      </w:r>
+      <w:proofErr w:type="spellEnd"/>
+      <w:r>
+        <w:t>&gt;false&lt;/</w:t>
+      </w:r>
+      <w:proofErr w:type="spellStart"/>
+      <w:r>
+        <w:t>correctSameText</w:t>
+      </w:r>
+      <w:proofErr w:type="spellEnd"/>
+      <w:r>
+        <w:t>&gt;</w:t>
+      </w:r>
+    </w:p>
+    <w:p>
+      <w:r>
+        <w:t xml:space="preserve">                    &lt;</w:t>
+      </w:r>
+      <w:proofErr w:type="spellStart"/>
+      <w:r>
+        <w:t>showPointsInBox</w:t>
+      </w:r>
+      <w:proofErr w:type="spellEnd"/>
+      <w:r>
+        <w:t>&gt;false&lt;/</w:t>
+      </w:r>
+      <w:proofErr w:type="spellStart"/>
+      <w:r>
+        <w:t>showPointsInBox</w:t>
+      </w:r>
+      <w:proofErr w:type="spellEnd"/>
+      <w:r>
+        <w:t>&gt;</w:t>
+      </w:r>
+    </w:p>
+    <w:p>
+      <w:r>
+        <w:t xml:space="preserve">                    &lt;</w:t>
+      </w:r>
+      <w:proofErr w:type="spellStart"/>
+      <w:r>
+        <w:t>answerPointsActivated</w:t>
+      </w:r>
+      <w:proofErr w:type="spellEnd"/>
+      <w:r>
+        <w:t>&gt;false&lt;/</w:t>
+      </w:r>
+      <w:proofErr w:type="spellStart"/>
+      <w:r>
+        <w:t>answerPointsActivated</w:t>
+      </w:r>
+      <w:proofErr w:type="spellEnd"/>
+      <w:r>
+        <w:t>&gt;</w:t>
+      </w:r>
+    </w:p>
+    <w:p>
+      <w:r>
+        <w:t xml:space="preserve">                    &lt;answerPointsDiffModusActivated&gt;false&lt;/answerPointsDiffModusActivated&gt;</w:t>
+      </w:r>
+    </w:p>
+    <w:p>
+      <w:r>
+        <w:t xml:space="preserve">                    &lt;</w:t>
+      </w:r>
+      <w:proofErr w:type="spellStart"/>
+      <w:r>
+        <w:t>disableCorrect</w:t>
+      </w:r>
+      <w:proofErr w:type="spellEnd"/>
+      <w:r>
+        <w:t>&gt;false&lt;/</w:t>
+      </w:r>
+      <w:proofErr w:type="spellStart"/>
+      <w:r>
+        <w:t>disableCorrect</w:t>
+      </w:r>
+      <w:proofErr w:type="spellEnd"/>
+      <w:r>
+        <w:t>&gt;</w:t>
+      </w:r>
+    </w:p>
+    <w:p>
+      <w:r>
+        <w:t xml:space="preserve">                    &lt;answers&gt;</w:t>
+      </w:r>
+    </w:p>
+    <w:p>
+      <w:r>
+        <w:t xml:space="preserve">                        &lt;answer points="1" correct="true"&gt;&lt;answerText&gt;&lt;![CDATA[unlimited]]&gt;&lt;/answerText&gt;&lt;/answer&gt;</w:t>
+      </w:r>
+    </w:p>
+    <w:p>
+      <w:r>
+        <w:t xml:space="preserve">                    &lt;/answers&gt;</w:t>
+      </w:r>
+    </w:p>
+    <w:p>
+      <w:r>
+        <w:t xml:space="preserve">                &lt;/question&gt;</w:t>
+      </w:r>
+    </w:p>
+    <w:p/>
+    <w:p>
+      <w:r>
+        <w:t xml:space="preserve">                &lt;!-- Q20: Single Choice - Next Step After Passing --&gt;</w:t>
+      </w:r>
+    </w:p>
+    <w:p>
+      <w:r>
+        <w:t xml:space="preserve">                &lt;question </w:t>
+      </w:r>
+      <w:proofErr w:type="spellStart"/>
+      <w:r>
+        <w:t>answerType</w:t>
+      </w:r>
+      <w:proofErr w:type="spellEnd"/>
+      <w:r>
+        <w:t>="single"&gt;</w:t>
+      </w:r>
+    </w:p>
+    <w:p>
+      <w:r>
+        <w:t xml:space="preserve">                    &lt;title&gt;&lt;![CDATA[What happens after you pass the orientation assessment?]]&gt;&lt;/title&gt;</w:t>
+      </w:r>
+    </w:p>
+    <w:p>
+      <w:r>
+        <w:t xml:space="preserve">                    &lt;points&gt;1&lt;/points&gt;</w:t>
+      </w:r>
+    </w:p>
+    <w:p>
+      <w:r>
+        <w:lastRenderedPageBreak/>
+        <w:t xml:space="preserve">                    &lt;</w:t>
+      </w:r>
+      <w:proofErr w:type="spellStart"/>
+      <w:r>
+        <w:t>questionText</w:t>
+      </w:r>
+      <w:proofErr w:type="spellEnd"/>
+      <w:r>
+        <w:t>&gt;&lt;![CDATA[What is your next step after successfully completing the orientation assessment?]]&gt;&lt;/</w:t>
+      </w:r>
+      <w:proofErr w:type="spellStart"/>
+      <w:r>
+        <w:t>questionText</w:t>
+      </w:r>
+      <w:proofErr w:type="spellEnd"/>
+      <w:r>
+        <w:t>&gt;</w:t>
+      </w:r>
+    </w:p>
+    <w:p>
+      <w:r>
+        <w:t xml:space="preserve">                    &lt;</w:t>
+      </w:r>
+      <w:proofErr w:type="spellStart"/>
+      <w:r>
+        <w:t>correctMsg</w:t>
+      </w:r>
+      <w:proofErr w:type="spellEnd"/>
+      <w:r>
+        <w:t>&gt;&lt;![CDATA[Correct! You unlock the Courses Landing Page where you can select Health &amp; Safety or BUS1300.]]&gt;&lt;/</w:t>
+      </w:r>
+      <w:proofErr w:type="spellStart"/>
+      <w:r>
+        <w:t>correctMsg</w:t>
+      </w:r>
+      <w:proofErr w:type="spellEnd"/>
+      <w:r>
+        <w:t>&gt;</w:t>
+      </w:r>
+    </w:p>
+    <w:p>
+      <w:r>
+        <w:t xml:space="preserve">                    &lt;</w:t>
+      </w:r>
+      <w:proofErr w:type="spellStart"/>
+      <w:r>
+        <w:t>incorrectMsg</w:t>
+      </w:r>
+      <w:proofErr w:type="spellEnd"/>
+      <w:r>
+        <w:t>&gt;&lt;![CDATA[Review Lesson 7: Completion, Certification &amp; Next Steps.]]&gt;&lt;/</w:t>
+      </w:r>
+      <w:proofErr w:type="spellStart"/>
+      <w:r>
+        <w:t>incorrectMsg</w:t>
+      </w:r>
+      <w:proofErr w:type="spellEnd"/>
+      <w:r>
+        <w:t>&gt;</w:t>
+      </w:r>
+    </w:p>
+    <w:p>
+      <w:r>
+        <w:t xml:space="preserve">                    &lt;category/&gt;</w:t>
+      </w:r>
+    </w:p>
+    <w:p>
+      <w:r>
+        <w:t xml:space="preserve">                    &lt;</w:t>
+      </w:r>
+      <w:proofErr w:type="spellStart"/>
+      <w:r>
+        <w:t>correctSameText</w:t>
+      </w:r>
+      <w:proofErr w:type="spellEnd"/>
+      <w:r>
+        <w:t>&gt;false&lt;/</w:t>
+      </w:r>
+      <w:proofErr w:type="spellStart"/>
+      <w:r>
+        <w:t>correctSameText</w:t>
+      </w:r>
+      <w:proofErr w:type="spellEnd"/>
+      <w:r>
+        <w:t>&gt;</w:t>
+      </w:r>
+    </w:p>
+    <w:p>
+      <w:r>
+        <w:t xml:space="preserve">                    &lt;</w:t>
+      </w:r>
+      <w:proofErr w:type="spellStart"/>
+      <w:r>
+        <w:t>showPointsInBox</w:t>
+      </w:r>
+      <w:proofErr w:type="spellEnd"/>
+      <w:r>
+        <w:t>&gt;false&lt;/</w:t>
+      </w:r>
+      <w:proofErr w:type="spellStart"/>
+      <w:r>
+        <w:t>showPointsInBox</w:t>
+      </w:r>
+      <w:proofErr w:type="spellEnd"/>
+      <w:r>
+        <w:t>&gt;</w:t>
+      </w:r>
+    </w:p>
+    <w:p>
+      <w:r>
+        <w:t xml:space="preserve">                    &lt;</w:t>
+      </w:r>
+      <w:proofErr w:type="spellStart"/>
+      <w:r>
+        <w:t>answerPointsActivated</w:t>
+      </w:r>
+      <w:proofErr w:type="spellEnd"/>
+      <w:r>
+        <w:t>&gt;false&lt;/</w:t>
+      </w:r>
+      <w:proofErr w:type="spellStart"/>
+      <w:r>
+        <w:t>answerPointsActivated</w:t>
+      </w:r>
+      <w:proofErr w:type="spellEnd"/>
+      <w:r>
+        <w:t>&gt;</w:t>
+      </w:r>
+    </w:p>
+    <w:p>
+      <w:r>
+        <w:t xml:space="preserve">                    &lt;answerPointsDiffModusActivated&gt;false&lt;/answerPointsDiffModusActivated&gt;</w:t>
+      </w:r>
+    </w:p>
+    <w:p>
+      <w:r>
+        <w:t xml:space="preserve">                    &lt;</w:t>
+      </w:r>
+      <w:proofErr w:type="spellStart"/>
+      <w:r>
+        <w:t>disableCorrect</w:t>
+      </w:r>
+      <w:proofErr w:type="spellEnd"/>
+      <w:r>
+        <w:t>&gt;false&lt;/</w:t>
+      </w:r>
+      <w:proofErr w:type="spellStart"/>
+      <w:r>
+        <w:t>disableCorrect</w:t>
+      </w:r>
+      <w:proofErr w:type="spellEnd"/>
+      <w:r>
+        <w:t>&gt;</w:t>
+      </w:r>
+    </w:p>
+    <w:p>
+      <w:r>
+        <w:t xml:space="preserve">                    &lt;answers&gt;</w:t>
+      </w:r>
+    </w:p>
+    <w:p>
+      <w:r>
+        <w:t xml:space="preserve">                        &lt;answer points="1" correct="false"&gt;&lt;</w:t>
+      </w:r>
+      <w:proofErr w:type="spellStart"/>
+      <w:r>
+        <w:t>answerText</w:t>
+      </w:r>
+      <w:proofErr w:type="spellEnd"/>
+      <w:r>
+        <w:t>&gt;&lt;![CDATA[Wait for admin approval]]&gt;&lt;/</w:t>
+      </w:r>
+      <w:proofErr w:type="spellStart"/>
+      <w:r>
+        <w:t>answerText</w:t>
+      </w:r>
+      <w:proofErr w:type="spellEnd"/>
+      <w:r>
+        <w:t>&gt;&lt;/answer&gt;</w:t>
+      </w:r>
+    </w:p>
+    <w:p>
+      <w:r>
+        <w:t xml:space="preserve">                        &lt;answer points="1" correct="true"&gt;&lt;</w:t>
+      </w:r>
+      <w:proofErr w:type="spellStart"/>
+      <w:r>
+        <w:t>answerText</w:t>
+      </w:r>
+      <w:proofErr w:type="spellEnd"/>
+      <w:r>
+        <w:t>&gt;&lt;![CDATA[Receive your "Oriented" badge/certificate and unlock the Courses Landing Page to select your next course]]&gt;&lt;/</w:t>
+      </w:r>
+      <w:proofErr w:type="spellStart"/>
+      <w:r>
+        <w:t>answerText</w:t>
+      </w:r>
+      <w:proofErr w:type="spellEnd"/>
+      <w:r>
+        <w:t>&gt;&lt;/answer&gt;</w:t>
+      </w:r>
+    </w:p>
+    <w:p>
+      <w:r>
+        <w:t xml:space="preserve">                        &lt;answer points="1" correct="false"&gt;&lt;</w:t>
+      </w:r>
+      <w:proofErr w:type="spellStart"/>
+      <w:r>
+        <w:t>answerText</w:t>
+      </w:r>
+      <w:proofErr w:type="spellEnd"/>
+      <w:r>
+        <w:t xml:space="preserve">&gt;&lt;![CDATA[Automatically </w:t>
+      </w:r>
+      <w:proofErr w:type="spellStart"/>
+      <w:r>
+        <w:t>enroll</w:t>
+      </w:r>
+      <w:proofErr w:type="spellEnd"/>
+      <w:r>
+        <w:t xml:space="preserve"> in Health &amp; Safety]]&gt;&lt;/</w:t>
+      </w:r>
+      <w:proofErr w:type="spellStart"/>
+      <w:r>
+        <w:t>answerText</w:t>
+      </w:r>
+      <w:proofErr w:type="spellEnd"/>
+      <w:r>
+        <w:t>&gt;&lt;/answer&gt;</w:t>
+      </w:r>
+    </w:p>
+    <w:p>
+      <w:r>
+        <w:t xml:space="preserve">                        &lt;answer points="1" correct="false"&gt;&lt;</w:t>
+      </w:r>
+      <w:proofErr w:type="spellStart"/>
+      <w:r>
+        <w:t>answerText</w:t>
+      </w:r>
+      <w:proofErr w:type="spellEnd"/>
+      <w:r>
+        <w:t>&gt;&lt;![CDATA[Take a second orientation quiz]]&gt;&lt;/</w:t>
+      </w:r>
+      <w:proofErr w:type="spellStart"/>
+      <w:r>
+        <w:t>answerText</w:t>
+      </w:r>
+      <w:proofErr w:type="spellEnd"/>
+      <w:r>
+        <w:t>&gt;&lt;/answer&gt;</w:t>
+      </w:r>
+    </w:p>
+    <w:p>
+      <w:r>
+        <w:t xml:space="preserve">                    &lt;/answers&gt;</w:t>
+      </w:r>
+    </w:p>
+    <w:p>
+      <w:r>
+        <w:t xml:space="preserve">                &lt;/question&gt;</w:t>
+      </w:r>
+    </w:p>
+    <w:p/>
+    <w:p>
+      <w:r>
+        <w:t xml:space="preserve">            &lt;/questions&gt;</w:t>
+      </w:r>
+    </w:p>
+    <w:p/>
+    <w:p>
+      <w:r>
+        <w:t xml:space="preserve">            &lt;post&gt;</w:t>
+      </w:r>
+    </w:p>
+    <w:p>
+      <w:r>
+        <w:t xml:space="preserve">                &lt;</w:t>
+      </w:r>
+      <w:proofErr w:type="spellStart"/>
+      <w:r>
+        <w:t>post_title</w:t>
+      </w:r>
+      <w:proofErr w:type="spellEnd"/>
+      <w:r>
+        <w:t>&gt;&lt;![CDATA[Registration &amp; Orientation Assessment]]&gt;&lt;/</w:t>
+      </w:r>
+      <w:proofErr w:type="spellStart"/>
+      <w:r>
+        <w:t>post_title</w:t>
+      </w:r>
+      <w:proofErr w:type="spellEnd"/>
+      <w:r>
+        <w:t>&gt;</w:t>
+      </w:r>
+    </w:p>
+    <w:p>
+      <w:r>
+        <w:t xml:space="preserve">                &lt;</w:t>
+      </w:r>
+      <w:proofErr w:type="spellStart"/>
+      <w:r>
+        <w:t>post_content</w:t>
+      </w:r>
+      <w:proofErr w:type="spellEnd"/>
+      <w:r>
+        <w:t xml:space="preserve">&gt;&lt;![CDATA[&lt;!-- </w:t>
+      </w:r>
+      <w:proofErr w:type="spellStart"/>
+      <w:r>
+        <w:t>wp:paragraph</w:t>
+      </w:r>
+      <w:proofErr w:type="spellEnd"/>
+      <w:r>
+        <w:t xml:space="preserve"> --&gt;</w:t>
+      </w:r>
+    </w:p>
+    <w:p>
+      <w:r>
+        <w:t>&lt;p&gt;&lt;strong&gt;Welcome to your Registration &amp; Orientation Assessment&lt;/strong&gt;&lt;/p&gt;</w:t>
+      </w:r>
+    </w:p>
+    <w:p>
+      <w:r>
+        <w:t>&lt;!-- /</w:t>
+      </w:r>
+      <w:proofErr w:type="spellStart"/>
+      <w:r>
+        <w:t>wp:paragraph</w:t>
+      </w:r>
+      <w:proofErr w:type="spellEnd"/>
+      <w:r>
+        <w:t xml:space="preserve"> --&gt;</w:t>
+      </w:r>
+    </w:p>
+    <w:p/>
+    <w:p>
+      <w:r>
+        <w:t xml:space="preserve">&lt;!-- </w:t>
+      </w:r>
+      <w:proofErr w:type="spellStart"/>
+      <w:r>
+        <w:t>wp:paragraph</w:t>
+      </w:r>
+      <w:proofErr w:type="spellEnd"/>
+      <w:r>
+        <w:t xml:space="preserve"> --&gt;</w:t>
+      </w:r>
+    </w:p>
+    <w:p>
+      <w:r>
+        <w:lastRenderedPageBreak/>
+        <w:t>&lt;p&gt;This assessment verifies that you understand the subscription, gating, support, bylaws, and affiliate program fundamentals covered in the orientation lessons.&lt;/p&gt;</w:t>
+      </w:r>
+    </w:p>
+    <w:p>
+      <w:r>
+        <w:t>&lt;!-- /</w:t>
+      </w:r>
+      <w:proofErr w:type="spellStart"/>
+      <w:r>
+        <w:t>wp:paragraph</w:t>
+      </w:r>
+      <w:proofErr w:type="spellEnd"/>
+      <w:r>
+        <w:t xml:space="preserve"> --&gt;</w:t>
+      </w:r>
+    </w:p>
+    <w:p/>
+    <w:p>
+      <w:r>
+        <w:t xml:space="preserve">&lt;!-- </w:t>
+      </w:r>
+      <w:proofErr w:type="spellStart"/>
+      <w:r>
+        <w:t>wp:paragraph</w:t>
+      </w:r>
+      <w:proofErr w:type="spellEnd"/>
+      <w:r>
+        <w:t xml:space="preserve"> --&gt;</w:t>
+      </w:r>
+    </w:p>
+    <w:p>
+      <w:r>
+        <w:t>&lt;p&gt;&lt;strong&gt;Quiz Details:&lt;/strong&gt;&lt;/p&gt;</w:t>
+      </w:r>
+    </w:p>
+    <w:p>
+      <w:r>
+        <w:t>&lt;!-- /</w:t>
+      </w:r>
+      <w:proofErr w:type="spellStart"/>
+      <w:r>
+        <w:t>wp:paragraph</w:t>
+      </w:r>
+      <w:proofErr w:type="spellEnd"/>
+      <w:r>
+        <w:t xml:space="preserve"> --&gt;</w:t>
+      </w:r>
+    </w:p>
+    <w:p/>
+    <w:p>
+      <w:r>
+        <w:t xml:space="preserve">&lt;!-- </w:t>
+      </w:r>
+      <w:proofErr w:type="spellStart"/>
+      <w:r>
+        <w:t>wp:list</w:t>
+      </w:r>
+      <w:proofErr w:type="spellEnd"/>
+      <w:r>
+        <w:t xml:space="preserve"> --&gt;</w:t>
+      </w:r>
+    </w:p>
+    <w:p>
+      <w:r>
+        <w:t>&lt;ul&gt;&lt;li&gt;&lt;strong&gt;20 questions&lt;/strong&gt; covering all orientation lessons&lt;/li&gt;&lt;li&gt;&lt;strong&gt;20 minutes&lt;/strong&gt; time limit&lt;/li&gt;&lt;li&gt;&lt;strong&gt;No minimum passing score required&lt;/strong&gt; — your goal is to demonstrate comprehension&lt;/li&gt;&lt;li&gt;&lt;strong&gt;Unlimited retakes&lt;/strong&gt; — retake as many times as you need&lt;/li&gt;&lt;/ul&gt;</w:t>
+      </w:r>
+    </w:p>
+    <w:p>
+      <w:r>
+        <w:t>&lt;!-- /</w:t>
+      </w:r>
+      <w:proofErr w:type="spellStart"/>
+      <w:r>
+        <w:t>wp:list</w:t>
+      </w:r>
+      <w:proofErr w:type="spellEnd"/>
+      <w:r>
+        <w:t xml:space="preserve"> --&gt;</w:t>
+      </w:r>
+    </w:p>
+    <w:p/>
+    <w:p>
+      <w:r>
+        <w:t xml:space="preserve">&lt;!-- </w:t>
+      </w:r>
+      <w:proofErr w:type="spellStart"/>
+      <w:r>
+        <w:t>wp:paragraph</w:t>
+      </w:r>
+      <w:proofErr w:type="spellEnd"/>
+      <w:r>
+        <w:t xml:space="preserve"> --&gt;</w:t>
+      </w:r>
+    </w:p>
+    <w:p>
+      <w:r>
+        <w:t>&lt;p&gt;&lt;strong&gt;Upon Completion:&lt;/strong&gt;&lt;/p&gt;</w:t>
+      </w:r>
+    </w:p>
+    <w:p>
+      <w:r>
+        <w:t>&lt;!-- /</w:t>
+      </w:r>
+      <w:proofErr w:type="spellStart"/>
+      <w:r>
+        <w:t>wp:paragraph</w:t>
+      </w:r>
+      <w:proofErr w:type="spellEnd"/>
+      <w:r>
+        <w:t xml:space="preserve"> --&gt;</w:t>
+      </w:r>
+    </w:p>
+    <w:p/>
+    <w:p>
+      <w:r>
+        <w:t xml:space="preserve">&lt;!-- </w:t>
+      </w:r>
+      <w:proofErr w:type="spellStart"/>
+      <w:r>
+        <w:t>wp:list</w:t>
+      </w:r>
+      <w:proofErr w:type="spellEnd"/>
+      <w:r>
+        <w:t xml:space="preserve"> --&gt;</w:t>
+      </w:r>
+    </w:p>
+    <w:p>
+      <w:r>
+        <w:t>&lt;ul&gt;&lt;li&gt;Receive your &lt;strong&gt;"Registered &amp; Oriented"&lt;/strong&gt; badge and certificate&lt;/li&gt;&lt;li&gt;Unlock the &lt;strong&gt;Courses Landing Page&lt;/strong&gt;&lt;/li&gt;&lt;li&gt;Gain access to &lt;strong&gt;Health &amp; Safety&lt;/strong&gt; and &lt;strong&gt;BUS1300 Affiliate Management&lt;/strong&gt; courses&lt;/li&gt;&lt;li&gt;Your Oriented status is valid for &lt;strong&gt;1000 days&lt;/strong&gt;&lt;/li&gt;&lt;/ul&gt;</w:t>
+      </w:r>
+    </w:p>
+    <w:p>
+      <w:r>
+        <w:t>&lt;!-- /</w:t>
+      </w:r>
+      <w:proofErr w:type="spellStart"/>
+      <w:r>
+        <w:t>wp:list</w:t>
+      </w:r>
+      <w:proofErr w:type="spellEnd"/>
+      <w:r>
+        <w:t xml:space="preserve"> --&gt;</w:t>
+      </w:r>
+    </w:p>
+    <w:p/>
+    <w:p>
+      <w:r>
+        <w:t xml:space="preserve">&lt;!-- </w:t>
+      </w:r>
+      <w:proofErr w:type="spellStart"/>
+      <w:r>
+        <w:t>wp:paragraph</w:t>
+      </w:r>
+      <w:proofErr w:type="spellEnd"/>
+      <w:r>
+        <w:t xml:space="preserve"> --&gt;</w:t>
+      </w:r>
+    </w:p>
+    <w:p>
+      <w:r>
+        <w:t>&lt;p&gt;&lt;strong&gt;Tips for Success:&lt;/strong&gt;&lt;/p&gt;</w:t>
+      </w:r>
+    </w:p>
+    <w:p>
+      <w:r>
+        <w:t>&lt;!-- /</w:t>
+      </w:r>
+      <w:proofErr w:type="spellStart"/>
+      <w:r>
+        <w:t>wp:paragraph</w:t>
+      </w:r>
+      <w:proofErr w:type="spellEnd"/>
+      <w:r>
+        <w:t xml:space="preserve"> --&gt;</w:t>
+      </w:r>
+    </w:p>
+    <w:p/>
+    <w:p>
+      <w:r>
+        <w:t xml:space="preserve">&lt;!-- </w:t>
+      </w:r>
+      <w:proofErr w:type="spellStart"/>
+      <w:r>
+        <w:t>wp:list</w:t>
+      </w:r>
+      <w:proofErr w:type="spellEnd"/>
+      <w:r>
+        <w:t xml:space="preserve"> --&gt;</w:t>
+      </w:r>
+    </w:p>
+    <w:p>
+      <w:r>
+        <w:t>&lt;ul&gt;&lt;li&gt;Review the lesson notes before taking the quiz&lt;/li&gt;&lt;li&gt;Take your time—the 20-minute timer ensures fair assessment&lt;/li&gt;&lt;li&gt;If you need clarification, contact support@buzzjuice.net&lt;/li&gt;&lt;/ul&gt;</w:t>
+      </w:r>
+    </w:p>
+    <w:p>
+      <w:r>
+        <w:t>&lt;!-- /</w:t>
+      </w:r>
+      <w:proofErr w:type="spellStart"/>
+      <w:r>
+        <w:t>wp:list</w:t>
+      </w:r>
+      <w:proofErr w:type="spellEnd"/>
+      <w:r>
+        <w:t xml:space="preserve"> --&gt;</w:t>
+      </w:r>
+    </w:p>
+    <w:p/>
+    <w:p>
+      <w:r>
+        <w:t xml:space="preserve">&lt;!-- </w:t>
+      </w:r>
+      <w:proofErr w:type="spellStart"/>
+      <w:r>
+        <w:t>wp:paragraph</w:t>
+      </w:r>
+      <w:proofErr w:type="spellEnd"/>
+      <w:r>
+        <w:t xml:space="preserve"> --&gt;</w:t>
+      </w:r>
+    </w:p>
+    <w:p>
+      <w:r>
+        <w:t xml:space="preserve">&lt;p&gt;Good luck! Let's get you oriented and ready to grow on </w:t>
+      </w:r>
+      <w:proofErr w:type="spellStart"/>
+      <w:r>
+        <w:t>Buzzjuice</w:t>
+      </w:r>
+      <w:proofErr w:type="spellEnd"/>
+      <w:r>
+        <w:t>.&lt;/p&gt;</w:t>
+      </w:r>
+    </w:p>
+    <w:p>
+      <w:r>
+        <w:t>&lt;!-- /</w:t>
+      </w:r>
+      <w:proofErr w:type="spellStart"/>
+      <w:r>
+        <w:t>wp:paragraph</w:t>
+      </w:r>
+      <w:proofErr w:type="spellEnd"/>
+      <w:r>
+        <w:t xml:space="preserve"> --&gt;]]&gt;&lt;/</w:t>
+      </w:r>
+      <w:proofErr w:type="spellStart"/>
+      <w:r>
+        <w:t>post_content</w:t>
+      </w:r>
+      <w:proofErr w:type="spellEnd"/>
+      <w:r>
+        <w:t>&gt;</w:t>
+      </w:r>
+    </w:p>
+    <w:p>
+      <w:r>
+        <w:t xml:space="preserve">            &lt;/post&gt;</w:t>
+      </w:r>
+    </w:p>
+    <w:p/>
+    <w:p>
+      <w:r>
+        <w:t xml:space="preserve">            &lt;</w:t>
+      </w:r>
+      <w:proofErr w:type="spellStart"/>
+      <w:r>
+        <w:t>post_meta</w:t>
+      </w:r>
+      <w:proofErr w:type="spellEnd"/>
+      <w:r>
+        <w:t>&gt;</w:t>
+      </w:r>
+    </w:p>
+    <w:p>
+      <w:r>
+        <w:t xml:space="preserve">                &lt;</w:t>
+      </w:r>
+      <w:proofErr w:type="spellStart"/>
+      <w:r>
+        <w:t>meta_key</w:t>
+      </w:r>
+      <w:proofErr w:type="spellEnd"/>
+      <w:r>
+        <w:t>&gt;&lt;![CDATA[_</w:t>
+      </w:r>
+      <w:proofErr w:type="spellStart"/>
+      <w:r>
+        <w:t>sfwd</w:t>
+      </w:r>
+      <w:proofErr w:type="spellEnd"/>
+      <w:r>
+        <w:t>-quiz]]&gt;&lt;/</w:t>
+      </w:r>
+      <w:proofErr w:type="spellStart"/>
+      <w:r>
+        <w:t>meta_key</w:t>
+      </w:r>
+      <w:proofErr w:type="spellEnd"/>
+      <w:r>
+        <w:t>&gt;</w:t>
+      </w:r>
+    </w:p>
+    <w:p>
+      <w:r>
+        <w:t xml:space="preserve">                &lt;meta_value&gt;&lt;![CDATA[[{"0":"","sfwd-quiz_quiz_pro":9,"sfwd-quiz_statisticsOn":true,"sfwd-quiz_course":939,"sfwd-quiz_course_short_description":"","sfwd-quiz_lesson_schedule":"","sfwd-quiz_visible_after":"","sfwd-quiz_visible_after_specific_date":"","sfwd-quiz_external":"","sfwd-quiz_external_type":"virtual","sfwd-quiz_external_require_attendance":"","sfwd-quiz_startOnlyRegisteredUser":true,"sfwd-quiz_prerequisiteList":"","sfwd-quiz_prerequisite":"","sfwd-quiz_retry_restrictions":"","sfwd-quiz_quiz_resume":true,"sfwd-quiz_quiz_resume_cookie_send_timer":200,"sfwd-quiz_repeats":"","sfwd-quiz_quizRunOnceType":"","sfwd-quiz_quizRunOnceCookie":"","sfwd-quiz_passingpercentage":"0","sfwd-quiz_certificate":"","sfwd-quiz_threshold":"","sfwd-quiz_quiz_time_limit_enabled":"on","sfwd-quiz_timeLimit":1200,"sfwd-quiz_forcingQuestionSolve":false,"sfwd-quiz_quizRunOnce":false,"sfwd-quiz_quiz_materials_enabled":"","sfwd-quiz_quiz_materials":"","sfwd-quiz_custom_sorting":"on","sfwd-quiz_autostart":false,"sfwd-quiz_showReviewQuestion":true,"sfwd-quiz_quizSummaryHide":false,"sfwd-quiz_skipQuestionDisabled":false,"sfwd-quiz_sortCategories":false,"sfwd-quiz_questionRandom":true,"sfwd-quiz_showMaxQuestion":"","sfwd-quiz_showMaxQuestionValue":0,"sfwd-quiz_showPoints":true,"sfwd-quiz_showCategory":false,"sfwd-quiz_hideQuestionPositionOverview":true,"sfwd-quiz_hideQuestionNumbering":true,"sfwd-quiz_numberedAnswer":false,"sfwd-quiz_answerRandom":true,"sfwd-quiz_quizModus":1,"sfwd-quiz_quizModus_multiple_questionsPerPage":0,"sfwd-quiz_quizModus_single_back_button":"on","sfwd-quiz_quizModus_single_feedback":"end","sfwd-quiz_titleHidden":true,"sfwd-quiz_custom_question_elements":"on","sfwd-quiz_resultGradeEnabled":false,"sfwd-quiz_resultText":"","sfwd-quiz_btnRestartQuizHidden":false,"sfwd-quiz_showAverageResult":"on","sfwd-quiz_showCategoryScore":"","sfwd-quiz_hideResultPoints":false,"sfwd-quiz_hideResultCorrectQuestion":false,"sfwd-quiz_hideResultQuizTime":false,"sfwd-quiz_hideAnswerMessageBox":false,"sfwd-quiz_disabledAnswerMark":false,"sfwd-quiz_btnViewQuestionHidden":false,"sfwd-quiz_custom_answer_feedback":"","sfwd-quiz_custom_result_data_display":"on","sfwd-quiz_associated_settings_enabled":"","sfwd-quiz_toplistDataShowIn_enabled":"on","sfwd-quiz_statisticsIpLock_enabled":"on","sfwd-quiz_formActivated":false,"sfwd-quiz_formShowPosition":"0","sfwd-quiz_toplistDataAddPermissions":"2","sfwd-quiz_toplistDataAddMultiple":false,"sfwd-quiz_toplistDataAddBlock":0,"sfwd-quiz_toplistDataAddAutomatic":true,"sfwd-</w:t>
+      </w:r>
+      <w:r>
+        <w:lastRenderedPageBreak/>
+        <w:t>quiz_toplistDataShowLimit":0,"sfwd-quiz_toplistDataSort":"1","sfwd-quiz_toplistActivated":true,"sfwd-quiz_toplistDataShowIn":2,"sfwd-quiz_toplistDataCaptcha":false,"sfwd-quiz_viewProfileStatistics":true,"sfwd-quiz_statisticsIpLock":300,"sfwd-quiz_email_enabled":"","sfwd-quiz_email_enabled_admin":"","sfwd-quiz_emailNotification":0,"sfwd-quiz_userEmailNotification":false,"sfwd-quiz_timeLimitCookie_enabled":"","sfwd-quiz_timeLimitCookie":"","sfwd-quiz_templates_enabled":"","sfwd-quiz_custom_fields_forms":"","sfwd-quiz_advanced_settings":""}]]]&gt;&lt;/meta_value&gt;</w:t>
+      </w:r>
+    </w:p>
+    <w:p>
+      <w:r>
+        <w:t xml:space="preserve">            &lt;/</w:t>
+      </w:r>
+      <w:proofErr w:type="spellStart"/>
+      <w:r>
+        <w:t>post_meta</w:t>
+      </w:r>
+      <w:proofErr w:type="spellEnd"/>
+      <w:r>
+        <w:t>&gt;</w:t>
+      </w:r>
+    </w:p>
+    <w:p/>
+    <w:p>
+      <w:r>
+        <w:t xml:space="preserve">            &lt;</w:t>
+      </w:r>
+      <w:proofErr w:type="spellStart"/>
+      <w:r>
+        <w:t>post_meta</w:t>
+      </w:r>
+      <w:proofErr w:type="spellEnd"/>
+      <w:r>
+        <w:t>&gt;</w:t>
+      </w:r>
+    </w:p>
+    <w:p>
+      <w:r>
+        <w:t xml:space="preserve">                &lt;</w:t>
+      </w:r>
+      <w:proofErr w:type="spellStart"/>
+      <w:r>
+        <w:t>meta_key</w:t>
+      </w:r>
+      <w:proofErr w:type="spellEnd"/>
+      <w:r>
+        <w:t>&gt;&lt;![CDATA[_</w:t>
+      </w:r>
+      <w:proofErr w:type="spellStart"/>
+      <w:r>
+        <w:t>timeLimitCookie</w:t>
+      </w:r>
+      <w:proofErr w:type="spellEnd"/>
+      <w:r>
+        <w:t>]]&gt;&lt;/</w:t>
+      </w:r>
+      <w:proofErr w:type="spellStart"/>
+      <w:r>
+        <w:t>meta_key</w:t>
+      </w:r>
+      <w:proofErr w:type="spellEnd"/>
+      <w:r>
+        <w:t>&gt;</w:t>
+      </w:r>
+    </w:p>
+    <w:p>
+      <w:r>
+        <w:t xml:space="preserve">                &lt;</w:t>
+      </w:r>
+      <w:proofErr w:type="spellStart"/>
+      <w:r>
+        <w:t>meta_value</w:t>
+      </w:r>
+      <w:proofErr w:type="spellEnd"/>
+      <w:r>
+        <w:t>&gt;&lt;![CDATA[["0"]]]&gt;&lt;/</w:t>
+      </w:r>
+      <w:proofErr w:type="spellStart"/>
+      <w:r>
+        <w:t>meta_value</w:t>
+      </w:r>
+      <w:proofErr w:type="spellEnd"/>
+      <w:r>
+        <w:t>&gt;</w:t>
+      </w:r>
+    </w:p>
+    <w:p>
+      <w:r>
+        <w:t xml:space="preserve">            &lt;/</w:t>
+      </w:r>
+      <w:proofErr w:type="spellStart"/>
+      <w:r>
+        <w:t>post_meta</w:t>
+      </w:r>
+      <w:proofErr w:type="spellEnd"/>
+      <w:r>
+        <w:t>&gt;</w:t>
+      </w:r>
+    </w:p>
+    <w:p/>
+    <w:p>
+      <w:r>
+        <w:t xml:space="preserve">            &lt;</w:t>
+      </w:r>
+      <w:proofErr w:type="spellStart"/>
+      <w:r>
+        <w:t>post_meta</w:t>
+      </w:r>
+      <w:proofErr w:type="spellEnd"/>
+      <w:r>
+        <w:t>&gt;</w:t>
+      </w:r>
+    </w:p>
+    <w:p>
+      <w:r>
+        <w:t xml:space="preserve">                &lt;</w:t>
+      </w:r>
+      <w:proofErr w:type="spellStart"/>
+      <w:r>
+        <w:t>meta_key</w:t>
+      </w:r>
+      <w:proofErr w:type="spellEnd"/>
+      <w:r>
+        <w:t>&gt;&lt;![CDATA[_</w:t>
+      </w:r>
+      <w:proofErr w:type="spellStart"/>
+      <w:r>
+        <w:t>viewProfileStatistics</w:t>
+      </w:r>
+      <w:proofErr w:type="spellEnd"/>
+      <w:r>
+        <w:t>]]&gt;&lt;/</w:t>
+      </w:r>
+      <w:proofErr w:type="spellStart"/>
+      <w:r>
+        <w:t>meta_key</w:t>
+      </w:r>
+      <w:proofErr w:type="spellEnd"/>
+      <w:r>
+        <w:t>&gt;</w:t>
+      </w:r>
+    </w:p>
+    <w:p>
+      <w:r>
+        <w:t xml:space="preserve">                &lt;</w:t>
+      </w:r>
+      <w:proofErr w:type="spellStart"/>
+      <w:r>
+        <w:t>meta_value</w:t>
+      </w:r>
+      <w:proofErr w:type="spellEnd"/>
+      <w:r>
+        <w:t>&gt;&lt;![CDATA[["1"]]]&gt;&lt;/</w:t>
+      </w:r>
+      <w:proofErr w:type="spellStart"/>
+      <w:r>
+        <w:t>meta_value</w:t>
+      </w:r>
+      <w:proofErr w:type="spellEnd"/>
+      <w:r>
+        <w:t>&gt;</w:t>
+      </w:r>
+    </w:p>
+    <w:p>
+      <w:r>
+        <w:t xml:space="preserve">            &lt;/</w:t>
+      </w:r>
+      <w:proofErr w:type="spellStart"/>
+      <w:r>
+        <w:t>post_meta</w:t>
+      </w:r>
+      <w:proofErr w:type="spellEnd"/>
+      <w:r>
+        <w:t>&gt;</w:t>
+      </w:r>
+    </w:p>
+    <w:p/>
+    <w:p>
+      <w:r>
+        <w:t xml:space="preserve">        &lt;/quiz&gt;</w:t>
+      </w:r>
+    </w:p>
+    <w:p>
+      <w:r>
+        <w:t xml:space="preserve">    &lt;/data&gt;</w:t>
+      </w:r>
+    </w:p>
+    <w:p>
+      <w:r>
+        <w:t>&lt;/</w:t>
+      </w:r>
+      <w:proofErr w:type="spellStart"/>
+      <w:r>
+        <w:t>wpProQuiz</w:t>
+      </w:r>
+      <w:proofErr w:type="spellEnd"/>
+      <w:r>
+        <w:t>&gt;</w:t>
+      </w:r>
     </w:p>
     <w:p>
       <w:pPr>
@@ -20214,6 +27661,155 @@
     </w:lvl>
   </w:abstractNum>
   <w:abstractNum w:abstractNumId="36" w15:restartNumberingAfterBreak="0">
+    <w:nsid w:val="585C020A"/>
+    <w:multiLevelType w:val="multilevel"/>
+    <w:tmpl w:val="D316ACDA"/>
+    <w:lvl w:ilvl="0">
+      <w:start w:val="1"/>
+      <w:numFmt w:val="bullet"/>
+      <w:lvlText w:val=""/>
+      <w:lvlJc w:val="left"/>
+      <w:pPr>
+        <w:tabs>
+          <w:tab w:val="num" w:pos="720"/>
+        </w:tabs>
+        <w:ind w:left="720" w:hanging="360"/>
+      </w:pPr>
+      <w:rPr>
+        <w:rFonts w:ascii="Symbol" w:hAnsi="Symbol" w:hint="default"/>
+        <w:sz w:val="20"/>
+      </w:rPr>
+    </w:lvl>
+    <w:lvl w:ilvl="1" w:tentative="1">
+      <w:start w:val="1"/>
+      <w:numFmt w:val="bullet"/>
+      <w:lvlText w:val="o"/>
+      <w:lvlJc w:val="left"/>
+      <w:pPr>
+        <w:tabs>
+          <w:tab w:val="num" w:pos="1440"/>
+        </w:tabs>
+        <w:ind w:left="1440" w:hanging="360"/>
+      </w:pPr>
+      <w:rPr>
+        <w:rFonts w:ascii="Courier New" w:hAnsi="Courier New" w:hint="default"/>
+        <w:sz w:val="20"/>
+      </w:rPr>
+    </w:lvl>
+    <w:lvl w:ilvl="2" w:tentative="1">
+      <w:start w:val="1"/>
+      <w:numFmt w:val="bullet"/>
+      <w:lvlText w:val=""/>
+      <w:lvlJc w:val="left"/>
+      <w:pPr>
+        <w:tabs>
+          <w:tab w:val="num" w:pos="2160"/>
+        </w:tabs>
+        <w:ind w:left="2160" w:hanging="360"/>
+      </w:pPr>
+      <w:rPr>
+        <w:rFonts w:ascii="Wingdings" w:hAnsi="Wingdings" w:hint="default"/>
+        <w:sz w:val="20"/>
+      </w:rPr>
+    </w:lvl>
+    <w:lvl w:ilvl="3" w:tentative="1">
+      <w:start w:val="1"/>
+      <w:numFmt w:val="bullet"/>
+      <w:lvlText w:val=""/>
+      <w:lvlJc w:val="left"/>
+      <w:pPr>
+        <w:tabs>
+          <w:tab w:val="num" w:pos="2880"/>
+        </w:tabs>
+        <w:ind w:left="2880" w:hanging="360"/>
+      </w:pPr>
+      <w:rPr>
+        <w:rFonts w:ascii="Wingdings" w:hAnsi="Wingdings" w:hint="default"/>
+        <w:sz w:val="20"/>
+      </w:rPr>
+    </w:lvl>
+    <w:lvl w:ilvl="4" w:tentative="1">
+      <w:start w:val="1"/>
+      <w:numFmt w:val="bullet"/>
+      <w:lvlText w:val=""/>
+      <w:lvlJc w:val="left"/>
+      <w:pPr>
+        <w:tabs>
+          <w:tab w:val="num" w:pos="3600"/>
+        </w:tabs>
+        <w:ind w:left="3600" w:hanging="360"/>
+      </w:pPr>
+      <w:rPr>
+        <w:rFonts w:ascii="Wingdings" w:hAnsi="Wingdings" w:hint="default"/>
+        <w:sz w:val="20"/>
+      </w:rPr>
+    </w:lvl>
+    <w:lvl w:ilvl="5" w:tentative="1">
+      <w:start w:val="1"/>
+      <w:numFmt w:val="bullet"/>
+      <w:lvlText w:val=""/>
+      <w:lvlJc w:val="left"/>
+      <w:pPr>
+        <w:tabs>
+          <w:tab w:val="num" w:pos="4320"/>
+        </w:tabs>
+        <w:ind w:left="4320" w:hanging="360"/>
+      </w:pPr>
+      <w:rPr>
+        <w:rFonts w:ascii="Wingdings" w:hAnsi="Wingdings" w:hint="default"/>
+        <w:sz w:val="20"/>
+      </w:rPr>
+    </w:lvl>
+    <w:lvl w:ilvl="6" w:tentative="1">
+      <w:start w:val="1"/>
+      <w:numFmt w:val="bullet"/>
+      <w:lvlText w:val=""/>
+      <w:lvlJc w:val="left"/>
+      <w:pPr>
+        <w:tabs>
+          <w:tab w:val="num" w:pos="5040"/>
+        </w:tabs>
+        <w:ind w:left="5040" w:hanging="360"/>
+      </w:pPr>
+      <w:rPr>
+        <w:rFonts w:ascii="Wingdings" w:hAnsi="Wingdings" w:hint="default"/>
+        <w:sz w:val="20"/>
+      </w:rPr>
+    </w:lvl>
+    <w:lvl w:ilvl="7" w:tentative="1">
+      <w:start w:val="1"/>
+      <w:numFmt w:val="bullet"/>
+      <w:lvlText w:val=""/>
+      <w:lvlJc w:val="left"/>
+      <w:pPr>
+        <w:tabs>
+          <w:tab w:val="num" w:pos="5760"/>
+        </w:tabs>
+        <w:ind w:left="5760" w:hanging="360"/>
+      </w:pPr>
+      <w:rPr>
+        <w:rFonts w:ascii="Wingdings" w:hAnsi="Wingdings" w:hint="default"/>
+        <w:sz w:val="20"/>
+      </w:rPr>
+    </w:lvl>
+    <w:lvl w:ilvl="8" w:tentative="1">
+      <w:start w:val="1"/>
+      <w:numFmt w:val="bullet"/>
+      <w:lvlText w:val=""/>
+      <w:lvlJc w:val="left"/>
+      <w:pPr>
+        <w:tabs>
+          <w:tab w:val="num" w:pos="6480"/>
+        </w:tabs>
+        <w:ind w:left="6480" w:hanging="360"/>
+      </w:pPr>
+      <w:rPr>
+        <w:rFonts w:ascii="Wingdings" w:hAnsi="Wingdings" w:hint="default"/>
+        <w:sz w:val="20"/>
+      </w:rPr>
+    </w:lvl>
+  </w:abstractNum>
+  <w:abstractNum w:abstractNumId="37" w15:restartNumberingAfterBreak="0">
     <w:nsid w:val="5918276C"/>
     <w:multiLevelType w:val="multilevel"/>
     <w:tmpl w:val="41B670D8"/>
@@ -20362,7 +27958,7 @@
       </w:rPr>
     </w:lvl>
   </w:abstractNum>
-  <w:abstractNum w:abstractNumId="37" w15:restartNumberingAfterBreak="0">
+  <w:abstractNum w:abstractNumId="38" w15:restartNumberingAfterBreak="0">
     <w:nsid w:val="595437A0"/>
     <w:multiLevelType w:val="multilevel"/>
     <w:tmpl w:val="5EE8715A"/>
@@ -20511,7 +28107,7 @@
       </w:rPr>
     </w:lvl>
   </w:abstractNum>
-  <w:abstractNum w:abstractNumId="38" w15:restartNumberingAfterBreak="0">
+  <w:abstractNum w:abstractNumId="39" w15:restartNumberingAfterBreak="0">
     <w:nsid w:val="5AF9391E"/>
     <w:multiLevelType w:val="multilevel"/>
     <w:tmpl w:val="06206424"/>
@@ -20624,7 +28220,7 @@
       </w:pPr>
     </w:lvl>
   </w:abstractNum>
-  <w:abstractNum w:abstractNumId="39" w15:restartNumberingAfterBreak="0">
+  <w:abstractNum w:abstractNumId="40" w15:restartNumberingAfterBreak="0">
     <w:nsid w:val="5E911EED"/>
     <w:multiLevelType w:val="multilevel"/>
     <w:tmpl w:val="48D0A768"/>
@@ -20773,7 +28369,7 @@
       </w:rPr>
     </w:lvl>
   </w:abstractNum>
-  <w:abstractNum w:abstractNumId="40" w15:restartNumberingAfterBreak="0">
+  <w:abstractNum w:abstractNumId="41" w15:restartNumberingAfterBreak="0">
     <w:nsid w:val="5F296ED5"/>
     <w:multiLevelType w:val="multilevel"/>
     <w:tmpl w:val="58F086A6"/>
@@ -20922,7 +28518,7 @@
       </w:rPr>
     </w:lvl>
   </w:abstractNum>
-  <w:abstractNum w:abstractNumId="41" w15:restartNumberingAfterBreak="0">
+  <w:abstractNum w:abstractNumId="42" w15:restartNumberingAfterBreak="0">
     <w:nsid w:val="5F4D694A"/>
     <w:multiLevelType w:val="multilevel"/>
     <w:tmpl w:val="0190480A"/>
@@ -21071,7 +28667,7 @@
       </w:rPr>
     </w:lvl>
   </w:abstractNum>
-  <w:abstractNum w:abstractNumId="42" w15:restartNumberingAfterBreak="0">
+  <w:abstractNum w:abstractNumId="43" w15:restartNumberingAfterBreak="0">
     <w:nsid w:val="62D307CF"/>
     <w:multiLevelType w:val="multilevel"/>
     <w:tmpl w:val="A3101CDE"/>
@@ -21220,7 +28816,7 @@
       </w:rPr>
     </w:lvl>
   </w:abstractNum>
-  <w:abstractNum w:abstractNumId="43" w15:restartNumberingAfterBreak="0">
+  <w:abstractNum w:abstractNumId="44" w15:restartNumberingAfterBreak="0">
     <w:nsid w:val="63D244A7"/>
     <w:multiLevelType w:val="multilevel"/>
     <w:tmpl w:val="D8C81E68"/>
@@ -21369,7 +28965,7 @@
       </w:rPr>
     </w:lvl>
   </w:abstractNum>
-  <w:abstractNum w:abstractNumId="44" w15:restartNumberingAfterBreak="0">
+  <w:abstractNum w:abstractNumId="45" w15:restartNumberingAfterBreak="0">
     <w:nsid w:val="64723C03"/>
     <w:multiLevelType w:val="multilevel"/>
     <w:tmpl w:val="DBB8DA24"/>
@@ -21518,7 +29114,7 @@
       </w:rPr>
     </w:lvl>
   </w:abstractNum>
-  <w:abstractNum w:abstractNumId="45" w15:restartNumberingAfterBreak="0">
+  <w:abstractNum w:abstractNumId="46" w15:restartNumberingAfterBreak="0">
     <w:nsid w:val="657E670B"/>
     <w:multiLevelType w:val="multilevel"/>
     <w:tmpl w:val="C1ECF240"/>
@@ -21667,7 +29263,7 @@
       </w:rPr>
     </w:lvl>
   </w:abstractNum>
-  <w:abstractNum w:abstractNumId="46" w15:restartNumberingAfterBreak="0">
+  <w:abstractNum w:abstractNumId="47" w15:restartNumberingAfterBreak="0">
     <w:nsid w:val="69147CC6"/>
     <w:multiLevelType w:val="multilevel"/>
     <w:tmpl w:val="33327C94"/>
@@ -21816,7 +29412,7 @@
       </w:rPr>
     </w:lvl>
   </w:abstractNum>
-  <w:abstractNum w:abstractNumId="47" w15:restartNumberingAfterBreak="0">
+  <w:abstractNum w:abstractNumId="48" w15:restartNumberingAfterBreak="0">
     <w:nsid w:val="6A005B45"/>
     <w:multiLevelType w:val="multilevel"/>
     <w:tmpl w:val="3CEA60EE"/>
@@ -21965,7 +29561,7 @@
       </w:rPr>
     </w:lvl>
   </w:abstractNum>
-  <w:abstractNum w:abstractNumId="48" w15:restartNumberingAfterBreak="0">
+  <w:abstractNum w:abstractNumId="49" w15:restartNumberingAfterBreak="0">
     <w:nsid w:val="6D5D5497"/>
     <w:multiLevelType w:val="multilevel"/>
     <w:tmpl w:val="D316ACDA"/>
@@ -22114,7 +29710,7 @@
       </w:rPr>
     </w:lvl>
   </w:abstractNum>
-  <w:abstractNum w:abstractNumId="49" w15:restartNumberingAfterBreak="0">
+  <w:abstractNum w:abstractNumId="50" w15:restartNumberingAfterBreak="0">
     <w:nsid w:val="6F5136D0"/>
     <w:multiLevelType w:val="multilevel"/>
     <w:tmpl w:val="FE4A2AFE"/>
@@ -22263,7 +29859,7 @@
       </w:rPr>
     </w:lvl>
   </w:abstractNum>
-  <w:abstractNum w:abstractNumId="50" w15:restartNumberingAfterBreak="0">
+  <w:abstractNum w:abstractNumId="51" w15:restartNumberingAfterBreak="0">
     <w:nsid w:val="7112067D"/>
     <w:multiLevelType w:val="multilevel"/>
     <w:tmpl w:val="3FC249D2"/>
@@ -22412,7 +30008,7 @@
       </w:rPr>
     </w:lvl>
   </w:abstractNum>
-  <w:abstractNum w:abstractNumId="51" w15:restartNumberingAfterBreak="0">
+  <w:abstractNum w:abstractNumId="52" w15:restartNumberingAfterBreak="0">
     <w:nsid w:val="77776EF5"/>
     <w:multiLevelType w:val="multilevel"/>
     <w:tmpl w:val="EB8A8B26"/>
@@ -22561,7 +30157,7 @@
       </w:rPr>
     </w:lvl>
   </w:abstractNum>
-  <w:abstractNum w:abstractNumId="52" w15:restartNumberingAfterBreak="0">
+  <w:abstractNum w:abstractNumId="53" w15:restartNumberingAfterBreak="0">
     <w:nsid w:val="7E706DA8"/>
     <w:multiLevelType w:val="multilevel"/>
     <w:tmpl w:val="18FC00A0"/>
@@ -22710,7 +30306,7 @@
       </w:rPr>
     </w:lvl>
   </w:abstractNum>
-  <w:abstractNum w:abstractNumId="53" w15:restartNumberingAfterBreak="0">
+  <w:abstractNum w:abstractNumId="54" w15:restartNumberingAfterBreak="0">
     <w:nsid w:val="7F15231B"/>
     <w:multiLevelType w:val="multilevel"/>
     <w:tmpl w:val="ECE24E82"/>
@@ -22893,10 +30489,10 @@
     <w:abstractNumId w:val="8"/>
   </w:num>
   <w:num w:numId="12">
-    <w:abstractNumId w:val="42"/>
+    <w:abstractNumId w:val="43"/>
   </w:num>
   <w:num w:numId="13">
-    <w:abstractNumId w:val="44"/>
+    <w:abstractNumId w:val="45"/>
   </w:num>
   <w:num w:numId="14">
     <w:abstractNumId w:val="15"/>
@@ -22908,10 +30504,10 @@
     <w:abstractNumId w:val="12"/>
   </w:num>
   <w:num w:numId="17">
-    <w:abstractNumId w:val="48"/>
+    <w:abstractNumId w:val="49"/>
   </w:num>
   <w:num w:numId="18">
-    <w:abstractNumId w:val="40"/>
+    <w:abstractNumId w:val="41"/>
   </w:num>
   <w:num w:numId="19">
     <w:abstractNumId w:val="27"/>
@@ -22926,22 +30522,22 @@
     <w:abstractNumId w:val="2"/>
   </w:num>
   <w:num w:numId="23">
-    <w:abstractNumId w:val="38"/>
+    <w:abstractNumId w:val="39"/>
   </w:num>
   <w:num w:numId="24">
     <w:abstractNumId w:val="21"/>
   </w:num>
   <w:num w:numId="25">
-    <w:abstractNumId w:val="51"/>
+    <w:abstractNumId w:val="52"/>
   </w:num>
   <w:num w:numId="26">
-    <w:abstractNumId w:val="47"/>
+    <w:abstractNumId w:val="48"/>
   </w:num>
   <w:num w:numId="27">
-    <w:abstractNumId w:val="43"/>
+    <w:abstractNumId w:val="44"/>
   </w:num>
   <w:num w:numId="28">
-    <w:abstractNumId w:val="53"/>
+    <w:abstractNumId w:val="54"/>
   </w:num>
   <w:num w:numId="29">
     <w:abstractNumId w:val="25"/>
@@ -22953,37 +30549,37 @@
     <w:abstractNumId w:val="28"/>
   </w:num>
   <w:num w:numId="32">
-    <w:abstractNumId w:val="52"/>
+    <w:abstractNumId w:val="53"/>
   </w:num>
   <w:num w:numId="33">
     <w:abstractNumId w:val="19"/>
   </w:num>
   <w:num w:numId="34">
-    <w:abstractNumId w:val="36"/>
+    <w:abstractNumId w:val="37"/>
   </w:num>
   <w:num w:numId="35">
     <w:abstractNumId w:val="5"/>
   </w:num>
   <w:num w:numId="36">
-    <w:abstractNumId w:val="39"/>
+    <w:abstractNumId w:val="40"/>
   </w:num>
   <w:num w:numId="37">
-    <w:abstractNumId w:val="37"/>
+    <w:abstractNumId w:val="38"/>
   </w:num>
   <w:num w:numId="38">
-    <w:abstractNumId w:val="41"/>
+    <w:abstractNumId w:val="42"/>
   </w:num>
   <w:num w:numId="39">
     <w:abstractNumId w:val="10"/>
   </w:num>
   <w:num w:numId="40">
-    <w:abstractNumId w:val="49"/>
+    <w:abstractNumId w:val="50"/>
   </w:num>
   <w:num w:numId="41">
     <w:abstractNumId w:val="16"/>
   </w:num>
   <w:num w:numId="42">
-    <w:abstractNumId w:val="45"/>
+    <w:abstractNumId w:val="46"/>
   </w:num>
   <w:num w:numId="43">
     <w:abstractNumId w:val="4"/>
@@ -22992,7 +30588,7 @@
     <w:abstractNumId w:val="34"/>
   </w:num>
   <w:num w:numId="45">
-    <w:abstractNumId w:val="46"/>
+    <w:abstractNumId w:val="47"/>
   </w:num>
   <w:num w:numId="46">
     <w:abstractNumId w:val="35"/>
@@ -23004,7 +30600,7 @@
     <w:abstractNumId w:val="9"/>
   </w:num>
   <w:num w:numId="49">
-    <w:abstractNumId w:val="50"/>
+    <w:abstractNumId w:val="51"/>
   </w:num>
   <w:num w:numId="50">
     <w:abstractNumId w:val="22"/>
@@ -23021,7 +30617,10 @@
   <w:num w:numId="54">
     <w:abstractNumId w:val="6"/>
   </w:num>
-  <w:numIdMacAtCleanup w:val="54"/>
+  <w:num w:numId="55">
+    <w:abstractNumId w:val="36"/>
+  </w:num>
+  <w:numIdMacAtCleanup w:val="55"/>
 </w:numbering>
 </file>
 
@@ -23423,6 +31022,7 @@
   <w:style w:type="paragraph" w:default="1" w:styleId="Normal">
     <w:name w:val="Normal"/>
     <w:qFormat/>
+    <w:rsid w:val="00856A11"/>
   </w:style>
   <w:style w:type="paragraph" w:styleId="Heading1">
     <w:name w:val="heading 1"/>
@@ -23494,7 +31094,6 @@
   <w:style w:type="character" w:default="1" w:styleId="DefaultParagraphFont">
     <w:name w:val="Default Paragraph Font"/>
     <w:uiPriority w:val="1"/>
-    <w:semiHidden/>
     <w:unhideWhenUsed/>
   </w:style>
   <w:style w:type="table" w:default="1" w:styleId="TableNormal">
